--- a/downloads/workbook/ai-4-week-28.docx
+++ b/downloads/workbook/ai-4-week-28.docx
@@ -1292,6 +1292,178 @@
         <w:t>Project connection: For your Responsible Plant Classifier, save the input, procedure, observed result and limitation of this check. Label this worked example as practice; use a different, previously unreviewed case when checking independent understanding.</w:t>
       </w:r>
     </w:p>
+    <w:p>
+      <w:pPr>
+        <w:pStyle w:val="Heading1"/>
+      </w:pPr>
+      <w:r>
+        <w:t>19. Project portfolio milestone</w:t>
+      </w:r>
+    </w:p>
+    <w:p>
+      <w:r>
+        <w:t>Project: Responsible Plant Classifier</w:t>
+      </w:r>
+    </w:p>
+    <w:p>
+      <w:r>
+        <w:t>Current milestone: Prepare the demonstration. Gather reproducible instructions, evidence, access checks and remaining limitations.</w:t>
+      </w:r>
+    </w:p>
+    <w:p>
+      <w:r>
+        <w:t>For your Responsible Plant Classifier, save the input, procedure, observed result and limitation of this check. Label this worked example as practice; use a different, previously unreviewed case when checking independent understanding.</w:t>
+      </w:r>
+    </w:p>
+    <w:tbl>
+      <w:tblPr>
+        <w:tblStyle w:val="LightShading-Accent1"/>
+        <w:tblW w:type="auto" w:w="0"/>
+        <w:tblLook w:firstColumn="1" w:firstRow="1" w:lastColumn="0" w:lastRow="0" w:noHBand="0" w:noVBand="1" w:val="04A0"/>
+      </w:tblPr>
+      <w:tblGrid>
+        <w:gridCol w:w="5112"/>
+        <w:gridCol w:w="5112"/>
+      </w:tblGrid>
+      <w:tr>
+        <w:trPr>
+          <w:tblHeader/>
+        </w:trPr>
+        <w:tc>
+          <w:tcPr>
+            <w:tcW w:type="dxa" w:w="5112"/>
+          </w:tcPr>
+          <w:p>
+            <w:r>
+              <w:t>Evidence to keep</w:t>
+            </w:r>
+          </w:p>
+        </w:tc>
+        <w:tc>
+          <w:tcPr>
+            <w:tcW w:type="dxa" w:w="5112"/>
+          </w:tcPr>
+          <w:p>
+            <w:r>
+              <w:t>My record</w:t>
+            </w:r>
+          </w:p>
+        </w:tc>
+      </w:tr>
+      <w:tr>
+        <w:tc>
+          <w:tcPr>
+            <w:tcW w:type="dxa" w:w="5112"/>
+          </w:tcPr>
+          <w:p>
+            <w:r>
+              <w:t>This week’s input and deciding step</w:t>
+            </w:r>
+          </w:p>
+        </w:tc>
+        <w:tc>
+          <w:tcPr>
+            <w:tcW w:type="dxa" w:w="5112"/>
+          </w:tcPr>
+          <w:p>
+            <w:r/>
+          </w:p>
+        </w:tc>
+      </w:tr>
+      <w:tr>
+        <w:tc>
+          <w:tcPr>
+            <w:tcW w:type="dxa" w:w="5112"/>
+          </w:tcPr>
+          <w:p>
+            <w:r>
+              <w:t>Prediction and actual result (or labelled paper trace)</w:t>
+            </w:r>
+          </w:p>
+        </w:tc>
+        <w:tc>
+          <w:tcPr>
+            <w:tcW w:type="dxa" w:w="5112"/>
+          </w:tcPr>
+          <w:p>
+            <w:r/>
+          </w:p>
+        </w:tc>
+      </w:tr>
+      <w:tr>
+        <w:tc>
+          <w:tcPr>
+            <w:tcW w:type="dxa" w:w="5112"/>
+          </w:tcPr>
+          <w:p>
+            <w:r>
+              <w:t>One change since the previous checkpoint and why</w:t>
+            </w:r>
+          </w:p>
+        </w:tc>
+        <w:tc>
+          <w:tcPr>
+            <w:tcW w:type="dxa" w:w="5112"/>
+          </w:tcPr>
+          <w:p>
+            <w:r/>
+          </w:p>
+        </w:tc>
+      </w:tr>
+      <w:tr>
+        <w:tc>
+          <w:tcPr>
+            <w:tcW w:type="dxa" w:w="5112"/>
+          </w:tcPr>
+          <w:p>
+            <w:r>
+              <w:t>One error or limit and the next test</w:t>
+            </w:r>
+          </w:p>
+        </w:tc>
+        <w:tc>
+          <w:tcPr>
+            <w:tcW w:type="dxa" w:w="5112"/>
+          </w:tcPr>
+          <w:p>
+            <w:r/>
+          </w:p>
+        </w:tc>
+      </w:tr>
+    </w:tbl>
+    <w:p>
+      <w:pPr>
+        <w:pStyle w:val="Heading3"/>
+      </w:pPr>
+      <w:r>
+        <w:t>Explain what this week adds to your project. Reuse last week’s record rather than starting again.</w:t>
+      </w:r>
+    </w:p>
+    <w:p>
+      <w:r>
+        <w:t>________________________________________________________________</w:t>
+      </w:r>
+    </w:p>
+    <w:p>
+      <w:r>
+        <w:t>________________________________________________________________</w:t>
+      </w:r>
+    </w:p>
+    <w:p>
+      <w:r>
+        <w:t>________________________________________________________________</w:t>
+      </w:r>
+    </w:p>
+    <w:p>
+      <w:r>
+        <w:t>________________________________________________________________</w:t>
+      </w:r>
+    </w:p>
+    <w:p>
+      <w:r>
+        <w:t>________________________________________________________________</w:t>
+      </w:r>
+    </w:p>
     <w:sectPr>
       <w:pgSz w:w="12240" w:h="15840"/>
       <w:pgMar w:top="936" w:right="1008" w:bottom="936" w:left="1008" w:header="720" w:footer="720" w:gutter="0"/>

--- a/downloads/workbook/ai-4-week-28.docx
+++ b/downloads/workbook/ai-4-week-28.docx
@@ -1464,6 +1464,235 @@
         <w:t>________________________________________________________________</w:t>
       </w:r>
     </w:p>
+    <w:p>
+      <w:pPr>
+        <w:pStyle w:val="Heading1"/>
+      </w:pPr>
+      <w:r>
+        <w:t>20. Supported practice and learning evidence</w:t>
+      </w:r>
+    </w:p>
+    <w:p>
+      <w:r>
+        <w:t>Use this supported practice once, in the browser or on paper. Keep the reserved independent assessment for a separate first attempt before teacher feedback.</w:t>
+      </w:r>
+    </w:p>
+    <w:p>
+      <w:r>
+        <w:t>Read a learning curve with repeated-run spread rather than drawing a certainty arrow.</w:t>
+      </w:r>
+    </w:p>
+    <w:p>
+      <w:pPr>
+        <w:pStyle w:val="Heading3"/>
+      </w:pPr>
+      <w:r>
+        <w:t>Practice 1: explain the deciding evidence</w:t>
+      </w:r>
+    </w:p>
+    <w:p>
+      <w:r>
+        <w:t>Which labelled step matches this detail? More training plants improved the average in these supplied runs; variability remains.</w:t>
+      </w:r>
+    </w:p>
+    <w:p>
+      <w:r>
+        <w:t>1. State bounded pattern</w:t>
+      </w:r>
+    </w:p>
+    <w:p>
+      <w:r>
+        <w:t>2. Summarise larger size</w:t>
+      </w:r>
+    </w:p>
+    <w:p>
+      <w:r>
+        <w:t>3. Summarise first size</w:t>
+      </w:r>
+    </w:p>
+    <w:p>
+      <w:pPr>
+        <w:pStyle w:val="Heading3"/>
+      </w:pPr>
+      <w:r>
+        <w:t>My selected conclusion, deciding fact and explanation</w:t>
+      </w:r>
+    </w:p>
+    <w:p>
+      <w:r>
+        <w:t>________________________________________________________________</w:t>
+      </w:r>
+    </w:p>
+    <w:p>
+      <w:r>
+        <w:t>________________________________________________________________</w:t>
+      </w:r>
+    </w:p>
+    <w:p>
+      <w:r>
+        <w:t>________________________________________________________________</w:t>
+      </w:r>
+    </w:p>
+    <w:p>
+      <w:r>
+        <w:t>________________________________________________________________</w:t>
+      </w:r>
+    </w:p>
+    <w:p>
+      <w:r>
+        <w:t>________________________________________________________________</w:t>
+      </w:r>
+    </w:p>
+    <w:p>
+      <w:r>
+        <w:t>Hint if needed: Read the steps in the pictorial case. Match the supplied detail to the stage that performs or records it.</w:t>
+      </w:r>
+    </w:p>
+    <w:p>
+      <w:r>
+        <w:t>After your attempt, compare with the supported explanation: State bounded pattern More training plants improved the average in these supplied runs; variability remains. Read the picture in order. More training plants improved the average in these supplied runs; variability remains. The arrows show which recorded input or intermediate result each decision uses. Explain the deciding step aloud before checking the changed case; pointing to the final answer alone does not show how it follows.</w:t>
+      </w:r>
+    </w:p>
+    <w:p>
+      <w:pPr>
+        <w:pStyle w:val="Heading3"/>
+      </w:pPr>
+      <w:r>
+        <w:t>Practice 2: explain the deciding evidence</w:t>
+      </w:r>
+    </w:p>
+    <w:p>
+      <w:r>
+        <w:t>Changed-case practice: A30-plant experiment gives errors [4, 4, 4]. Which conclusion is supported by the supplied facts?</w:t>
+      </w:r>
+    </w:p>
+    <w:p>
+      <w:r>
+        <w:t>1. Mean remains4; this additional size does not improve the observed mean over20 plants.</w:t>
+      </w:r>
+    </w:p>
+    <w:p>
+      <w:r>
+        <w:t>2. We can decide the result without examining the changed input or the procedure.</w:t>
+      </w:r>
+    </w:p>
+    <w:p>
+      <w:r>
+        <w:t>3. This one example guarantees correct results for every future input.</w:t>
+      </w:r>
+    </w:p>
+    <w:p>
+      <w:pPr>
+        <w:pStyle w:val="Heading3"/>
+      </w:pPr>
+      <w:r>
+        <w:t>My selected conclusion, deciding fact and explanation</w:t>
+      </w:r>
+    </w:p>
+    <w:p>
+      <w:r>
+        <w:t>________________________________________________________________</w:t>
+      </w:r>
+    </w:p>
+    <w:p>
+      <w:r>
+        <w:t>________________________________________________________________</w:t>
+      </w:r>
+    </w:p>
+    <w:p>
+      <w:r>
+        <w:t>________________________________________________________________</w:t>
+      </w:r>
+    </w:p>
+    <w:p>
+      <w:r>
+        <w:t>________________________________________________________________</w:t>
+      </w:r>
+    </w:p>
+    <w:p>
+      <w:r>
+        <w:t>________________________________________________________________</w:t>
+      </w:r>
+    </w:p>
+    <w:p>
+      <w:r>
+        <w:t>Hint if needed: Use the changed condition and the deciding step in the pictorial trace. The answer must say what follows from those facts.</w:t>
+      </w:r>
+    </w:p>
+    <w:p>
+      <w:r>
+        <w:t>After your attempt, compare with the supported explanation: Mean remains4; this additional size does not improve the observed mean over20 plants. Learning curves are measured patterns, not a guarantee of improvement at every data size.</w:t>
+      </w:r>
+    </w:p>
+    <w:p>
+      <w:pPr>
+        <w:pStyle w:val="Heading3"/>
+      </w:pPr>
+      <w:r>
+        <w:t>Repair a missing building block</w:t>
+      </w:r>
+    </w:p>
+    <w:p>
+      <w:r>
+        <w:t>Review Overfitting (ai-4/27). Goal: Compare training and validation evidence for model capacity. Short practice: Does100% training accuracy prove Large was always best? Point to the relevant step in the picture, then write the changed result and the rule or evidence that supports it.. Return to this week and explain what you changed.</w:t>
+      </w:r>
+    </w:p>
+    <w:p>
+      <w:r>
+        <w:t>Review Metrics Match Consequences (ai-4/25). Goal: Apply a declared score threshold including equality. Short practice: Which labels determine the false-alarm count at threshold 0.4? Point to the relevant step in the picture, then write the changed result and the rule or evidence that supports it.. Return to this week and explain what you changed.</w:t>
+      </w:r>
+    </w:p>
+    <w:p>
+      <w:r>
+        <w:t>Review Train a Regression Model (ai-4/22). Goal: Fit a line from a declared training candidate set. Short practice: May day3’s evaluation label choose the candidate line? Point to the relevant step in the picture, then write the changed result and the rule or evidence that supports it.. Return to this week and explain what you changed.</w:t>
+      </w:r>
+    </w:p>
+    <w:p>
+      <w:pPr>
+        <w:pStyle w:val="Heading3"/>
+      </w:pPr>
+      <w:r>
+        <w:t>Keep your completed work</w:t>
+      </w:r>
+    </w:p>
+    <w:p>
+      <w:r>
+        <w:t>Use Download completed work in the hosted lesson to export your answers, reflections, practice feedback and code-run evidence. Open the HTML copy to read or print it. Drafts stay in this browser when storage is available; clear drafts on a shared device.</w:t>
+      </w:r>
+    </w:p>
+    <w:p>
+      <w:pPr>
+        <w:pStyle w:val="Heading3"/>
+      </w:pPr>
+      <w:r>
+        <w:t>What I repaired, the evidence I kept and the next test</w:t>
+      </w:r>
+    </w:p>
+    <w:p>
+      <w:r>
+        <w:t>________________________________________________________________</w:t>
+      </w:r>
+    </w:p>
+    <w:p>
+      <w:r>
+        <w:t>________________________________________________________________</w:t>
+      </w:r>
+    </w:p>
+    <w:p>
+      <w:r>
+        <w:t>________________________________________________________________</w:t>
+      </w:r>
+    </w:p>
+    <w:p>
+      <w:r>
+        <w:t>________________________________________________________________</w:t>
+      </w:r>
+    </w:p>
+    <w:p>
+      <w:r>
+        <w:t>________________________________________________________________</w:t>
+      </w:r>
+    </w:p>
     <w:sectPr>
       <w:pgSz w:w="12240" w:h="15840"/>
       <w:pgMar w:top="936" w:right="1008" w:bottom="936" w:left="1008" w:header="720" w:footer="720" w:gutter="0"/>

--- a/downloads/workbook/ai-4-week-28.docx
+++ b/downloads/workbook/ai-4-week-28.docx
@@ -30,6 +30,17 @@
     </w:p>
     <w:p>
       <w:r>
+        <w:t>Record your starting explanation for Learning Curves before opening notes. Show any later correction separately.</w:t>
+      </w:r>
+    </w:p>
+    <w:p>
+      <w:pPr>
+        <w:spacing w:line="336" w:lineRule="auto" w:after="180"/>
+      </w:pPr>
+      <w:r>
+        <w:rPr>
+          <w:b w:val="0"/>
+        </w:rPr>
         <w:t>Try the recall before opening notes. Then use a different colour or a labelled second line to correct your explanation.</w:t>
       </w:r>
     </w:p>
@@ -42,8 +53,26 @@
       </w:r>
     </w:p>
     <w:p>
-      <w:r>
-        <w:t>Without opening the old lesson, explain one key idea from Overfitting. Give an example and a mistake that the idea helps you avoid.</w:t>
+      <w:pPr>
+        <w:spacing w:line="336" w:lineRule="auto" w:after="180"/>
+      </w:pPr>
+      <w:r>
+        <w:rPr>
+          <w:b w:val="0"/>
+        </w:rPr>
+        <w:t>Without opening the old lesson, explain one key idea from Over</w:t>
+      </w:r>
+      <w:r>
+        <w:rPr>
+          <w:b/>
+        </w:rPr>
+        <w:t>fitting</w:t>
+      </w:r>
+      <w:r>
+        <w:rPr>
+          <w:b w:val="0"/>
+        </w:rPr>
+        <w:t>. Give an example and a mistake that the idea helps you avoid.</w:t>
       </w:r>
     </w:p>
     <w:p>
@@ -78,7 +107,13 @@
       </w:r>
     </w:p>
     <w:p>
-      <w:r>
+      <w:pPr>
+        <w:spacing w:line="336" w:lineRule="auto" w:after="180"/>
+      </w:pPr>
+      <w:r>
+        <w:rPr>
+          <w:b w:val="0"/>
+        </w:rPr>
         <w:t>Without opening the old lesson, explain one key idea from Metrics Match Consequences. Give an example and a mistake that the idea helps you avoid.</w:t>
       </w:r>
     </w:p>
@@ -114,7 +149,13 @@
       </w:r>
     </w:p>
     <w:p>
-      <w:r>
+      <w:pPr>
+        <w:spacing w:line="336" w:lineRule="auto" w:after="180"/>
+      </w:pPr>
+      <w:r>
+        <w:rPr>
+          <w:b w:val="0"/>
+        </w:rPr>
         <w:t>Without opening the old lesson, explain one key idea from Train a Regression Model. Give an example and a mistake that the idea helps you avoid.</w:t>
       </w:r>
     </w:p>
@@ -151,7 +192,42 @@
     </w:p>
     <w:p>
       <w:r>
-        <w:t>Use W2: Read both curves for Learning curves and variability. Record the answer once; the lesson and workbook refer to the same attempt.</w:t>
+        <w:t>Complete the supported Learning Curves trace and record the first step you can explain without help.</w:t>
+      </w:r>
+    </w:p>
+    <w:p>
+      <w:pPr>
+        <w:spacing w:line="336" w:lineRule="auto" w:after="180"/>
+      </w:pPr>
+      <w:r>
+        <w:rPr>
+          <w:b w:val="0"/>
+        </w:rPr>
+        <w:t xml:space="preserve">Use W2: Read both curves for </w:t>
+      </w:r>
+      <w:r>
+        <w:rPr>
+          <w:b/>
+        </w:rPr>
+        <w:t>Learning curve</w:t>
+      </w:r>
+      <w:r>
+        <w:rPr>
+          <w:b w:val="0"/>
+        </w:rPr>
+        <w:t xml:space="preserve">s and </w:t>
+      </w:r>
+      <w:r>
+        <w:rPr>
+          <w:b/>
+        </w:rPr>
+        <w:t>variability</w:t>
+      </w:r>
+      <w:r>
+        <w:rPr>
+          <w:b w:val="0"/>
+        </w:rPr>
+        <w:t>. Record the answer once; the lesson and workbook refer to the same attempt.</w:t>
       </w:r>
     </w:p>
     <w:tbl>
@@ -279,7 +355,53 @@
     </w:p>
     <w:p>
       <w:r>
-        <w:t>Use the worked case for Learning curves and variability. Proposed explanation: “A final answer is enough”. Decide whether this explanation is supported. Point to the step or supplied fact that decides; explain your repair if needed.</w:t>
+        <w:t>Check the proposed Learning Curves explanation against the supplied facts before discussing it.</w:t>
+      </w:r>
+    </w:p>
+    <w:p>
+      <w:pPr>
+        <w:spacing w:line="336" w:lineRule="auto" w:after="180"/>
+      </w:pPr>
+      <w:r>
+        <w:rPr>
+          <w:b w:val="0"/>
+        </w:rPr>
+        <w:t xml:space="preserve">Use the worked case for </w:t>
+      </w:r>
+      <w:r>
+        <w:rPr>
+          <w:b/>
+        </w:rPr>
+        <w:t>Learning curve</w:t>
+      </w:r>
+      <w:r>
+        <w:rPr>
+          <w:b w:val="0"/>
+        </w:rPr>
+        <w:t xml:space="preserve">s and </w:t>
+      </w:r>
+      <w:r>
+        <w:rPr>
+          <w:b/>
+        </w:rPr>
+        <w:t>variability</w:t>
+      </w:r>
+      <w:r>
+        <w:rPr>
+          <w:b w:val="0"/>
+        </w:rPr>
+        <w:t>. Proposed explanation: “A final answer is enough”. Decide whether this explanation is supported.</w:t>
+      </w:r>
+    </w:p>
+    <w:p>
+      <w:pPr>
+        <w:spacing w:line="336" w:lineRule="auto" w:after="180"/>
+      </w:pPr>
+      <w:r>
+        <w:rPr>
+          <w:b w:val="0"/>
+        </w:rPr>
+        <w:t>Point to the step or supplied fact that decides; explain your repair if needed.</w:t>
       </w:r>
     </w:p>
     <w:p>
@@ -319,6 +441,11 @@
       </w:r>
     </w:p>
     <w:p>
+      <w:r>
+        <w:t>Write one first attempt at the reserved independent case before feedback. Repeated copies of that case refer to the same recorded attempt.</w:t>
+      </w:r>
+    </w:p>
+    <w:p>
       <w:pPr>
         <w:pStyle w:val="Heading3"/>
       </w:pPr>
@@ -327,8 +454,26 @@
       </w:r>
     </w:p>
     <w:p>
-      <w:r>
-        <w:t>At sizes 12 and 24, validation errors are [6, 8, 7] and [4, 7, 7]. Calculate means/ranges and a careful comparison.</w:t>
+      <w:pPr>
+        <w:spacing w:line="336" w:lineRule="auto" w:after="180"/>
+      </w:pPr>
+      <w:r>
+        <w:rPr>
+          <w:b w:val="0"/>
+        </w:rPr>
+        <w:t>At sizes 12 and 24, validation errors are [6, 8, 7] and [4, 7, 7]. Calculate means/</w:t>
+      </w:r>
+      <w:r>
+        <w:rPr>
+          <w:b/>
+        </w:rPr>
+        <w:t>range</w:t>
+      </w:r>
+      <w:r>
+        <w:rPr>
+          <w:b w:val="0"/>
+        </w:rPr>
+        <w:t>s and a careful comparison.</w:t>
       </w:r>
     </w:p>
     <w:p>
@@ -375,7 +520,13 @@
       </w:r>
     </w:p>
     <w:p>
-      <w:r>
+      <w:pPr>
+        <w:spacing w:line="336" w:lineRule="auto" w:after="180"/>
+      </w:pPr>
+      <w:r>
+        <w:rPr>
+          <w:b w:val="0"/>
+        </w:rPr>
         <w:t>Attempt this case before feedback. Record any help. Earlier examples below are further practice; a case already practised with feedback cannot establish fresh transfer.</w:t>
       </w:r>
     </w:p>
@@ -389,7 +540,36 @@
     </w:p>
     <w:p>
       <w:r>
-        <w:t>Training sizes 20,40,80 yield validation accuracies 62%,70%,73%. Is doubling again guaranteed to yield 76%? Describe a defensible next experiment.</w:t>
+        <w:t>Connect the Learning Curves target to a trace and a justified conclusion.</w:t>
+      </w:r>
+    </w:p>
+    <w:p>
+      <w:pPr>
+        <w:spacing w:line="336" w:lineRule="auto" w:after="180"/>
+      </w:pPr>
+      <w:r>
+        <w:rPr>
+          <w:b/>
+        </w:rPr>
+        <w:t>Training</w:t>
+      </w:r>
+      <w:r>
+        <w:rPr>
+          <w:b w:val="0"/>
+        </w:rPr>
+        <w:t xml:space="preserve"> sizes 20,40,80 yield validation accuracies 62%,</w:t>
+      </w:r>
+      <w:r>
+        <w:rPr>
+          <w:b/>
+        </w:rPr>
+        <w:t>70%</w:t>
+      </w:r>
+      <w:r>
+        <w:rPr>
+          <w:b w:val="0"/>
+        </w:rPr>
+        <w:t>,73%. Is doubling again guaranteed to yield 76%? Describe a defensible next experiment.</w:t>
       </w:r>
     </w:p>
     <w:p>
@@ -402,17 +582,82 @@
     </w:p>
     <w:p>
       <w:r>
-        <w:t>With20,40,80 training leaves, fixed-set validation accuracy is60%,70%,78%.</w:t>
-      </w:r>
-    </w:p>
-    <w:p>
-      <w:r>
+        <w:t>Solve the supplied Learning Curves case and show the deciding evidence.</w:t>
+      </w:r>
+    </w:p>
+    <w:p>
+      <w:pPr>
+        <w:spacing w:line="336" w:lineRule="auto" w:after="180"/>
+      </w:pPr>
+      <w:r>
+        <w:rPr>
+          <w:b w:val="0"/>
+        </w:rPr>
+        <w:t xml:space="preserve">With20,40,80 </w:t>
+      </w:r>
+      <w:r>
+        <w:rPr>
+          <w:b/>
+        </w:rPr>
+        <w:t>training</w:t>
+      </w:r>
+      <w:r>
+        <w:rPr>
+          <w:b w:val="0"/>
+        </w:rPr>
+        <w:t xml:space="preserve"> leaves, fixed-set validation accuracy is</w:t>
+      </w:r>
+      <w:r>
+        <w:rPr>
+          <w:b/>
+        </w:rPr>
+        <w:t>60%</w:t>
+      </w:r>
+      <w:r>
+        <w:rPr>
+          <w:b w:val="0"/>
+        </w:rPr>
+        <w:t>,</w:t>
+      </w:r>
+      <w:r>
+        <w:rPr>
+          <w:b/>
+        </w:rPr>
+        <w:t>70%</w:t>
+      </w:r>
+      <w:r>
+        <w:rPr>
+          <w:b w:val="0"/>
+        </w:rPr>
+        <w:t>,78%.</w:t>
+      </w:r>
+    </w:p>
+    <w:p>
+      <w:pPr>
+        <w:spacing w:line="336" w:lineRule="auto" w:after="180"/>
+      </w:pPr>
+      <w:r>
+        <w:rPr>
+          <w:b w:val="0"/>
+        </w:rPr>
         <w:t>Interpret the curve and uncertainty.</w:t>
       </w:r>
     </w:p>
     <w:p>
-      <w:r>
-        <w:t>Show your trace, calculation or evidence</w:t>
+      <w:pPr>
+        <w:spacing w:line="336" w:lineRule="auto" w:after="180"/>
+      </w:pPr>
+      <w:r>
+        <w:rPr>
+          <w:b w:val="0"/>
+        </w:rPr>
+        <w:t xml:space="preserve">Show your trace, calculation or </w:t>
+      </w:r>
+      <w:r>
+        <w:rPr>
+          <w:b/>
+        </w:rPr>
+        <w:t>evidence</w:t>
       </w:r>
     </w:p>
     <w:p>
@@ -458,11 +703,53 @@
     </w:p>
     <w:p>
       <w:r>
-        <w:t>As training examples grow from 50 to 100 to 200, validation accuracy is 60%, 72%, 78%. What does the curve suggest, and what does it not guarantee?</w:t>
-      </w:r>
-    </w:p>
-    <w:p>
-      <w:r>
+        <w:t>Apply the procedure to the changed case and record why the conclusion follows.</w:t>
+      </w:r>
+    </w:p>
+    <w:p>
+      <w:pPr>
+        <w:spacing w:line="336" w:lineRule="auto" w:after="180"/>
+        <w:shd w:fill="F5F1FB"/>
+      </w:pPr>
+      <w:r>
+        <w:rPr>
+          <w:b w:val="0"/>
+        </w:rPr>
+        <w:t xml:space="preserve">As </w:t>
+      </w:r>
+      <w:r>
+        <w:rPr>
+          <w:b/>
+        </w:rPr>
+        <w:t>training</w:t>
+      </w:r>
+      <w:r>
+        <w:rPr>
+          <w:b w:val="0"/>
+        </w:rPr>
+        <w:t xml:space="preserve"> examples grow from 50 to 100 to 200, validation accuracy is </w:t>
+      </w:r>
+      <w:r>
+        <w:rPr>
+          <w:b/>
+        </w:rPr>
+        <w:t>60%</w:t>
+      </w:r>
+      <w:r>
+        <w:rPr>
+          <w:b w:val="0"/>
+        </w:rPr>
+        <w:t>, 72%, 78%. What does the curve suggest, and what does it not guarantee?</w:t>
+      </w:r>
+    </w:p>
+    <w:p>
+      <w:pPr>
+        <w:spacing w:line="336" w:lineRule="auto" w:after="180"/>
+      </w:pPr>
+      <w:r>
+        <w:rPr>
+          <w:b w:val="0"/>
+        </w:rPr>
         <w:t>My independent answer and reason</w:t>
       </w:r>
     </w:p>
@@ -517,7 +804,30 @@
     </w:p>
     <w:p>
       <w:r>
-        <w:t>Create a changed input, boundary case or missing-information case. Write the expected answer or safe response before testing.</w:t>
+        <w:t>Specify a changed input, expected result and observation separately.</w:t>
+      </w:r>
+    </w:p>
+    <w:p>
+      <w:pPr>
+        <w:spacing w:line="336" w:lineRule="auto" w:after="180"/>
+      </w:pPr>
+      <w:r>
+        <w:rPr>
+          <w:b w:val="0"/>
+        </w:rPr>
+        <w:t xml:space="preserve">Create a changed </w:t>
+      </w:r>
+      <w:r>
+        <w:rPr>
+          <w:b/>
+        </w:rPr>
+        <w:t>input</w:t>
+      </w:r>
+      <w:r>
+        <w:rPr>
+          <w:b w:val="0"/>
+        </w:rPr>
+        <w:t>, boundary case or missing-information case. Write the expected answer or safe response before testing.</w:t>
       </w:r>
     </w:p>
     <w:tbl>
@@ -646,12 +956,53 @@
     </w:p>
     <w:p>
       <w:r>
-        <w:t>Plot Plant Classifier train/validation performance at several training sizes and document the chosen next action.</w:t>
-      </w:r>
-    </w:p>
-    <w:p>
-      <w:r>
-        <w:t>The project change and evidence I will keep</w:t>
+        <w:t>Justify what Learning Curves adds to Responsible Plant Classifier and keep the evidence.</w:t>
+      </w:r>
+    </w:p>
+    <w:p>
+      <w:pPr>
+        <w:spacing w:line="336" w:lineRule="auto" w:after="180"/>
+      </w:pPr>
+      <w:r>
+        <w:rPr>
+          <w:b w:val="0"/>
+        </w:rPr>
+        <w:t xml:space="preserve">Plot Plant Classifier train/validation performance at several </w:t>
+      </w:r>
+      <w:r>
+        <w:rPr>
+          <w:b/>
+        </w:rPr>
+        <w:t>training</w:t>
+      </w:r>
+      <w:r>
+        <w:rPr>
+          <w:b w:val="0"/>
+        </w:rPr>
+        <w:t xml:space="preserve"> sizes and document the chosen next action.</w:t>
+      </w:r>
+    </w:p>
+    <w:p>
+      <w:pPr>
+        <w:spacing w:line="336" w:lineRule="auto" w:after="180"/>
+      </w:pPr>
+      <w:r>
+        <w:rPr>
+          <w:b w:val="0"/>
+        </w:rPr>
+        <w:t xml:space="preserve">The project change and </w:t>
+      </w:r>
+      <w:r>
+        <w:rPr>
+          <w:b/>
+        </w:rPr>
+        <w:t>evidence</w:t>
+      </w:r>
+      <w:r>
+        <w:rPr>
+          <w:b w:val="0"/>
+        </w:rPr>
+        <w:t xml:space="preserve"> I will keep</w:t>
       </w:r>
     </w:p>
     <w:p>
@@ -697,11 +1048,54 @@
     </w:p>
     <w:p>
       <w:r>
-        <w:t>I can explain the mechanism. I can show evidence. I can handle a changed case. I can name a limit. Mark each as not yet, with help or independently, and attach supporting work.</w:t>
-      </w:r>
-    </w:p>
-    <w:p>
-      <w:r>
+        <w:t>Judge explanation, evidence, transfer and limits separately; attach the work behind your judgement.</w:t>
+      </w:r>
+    </w:p>
+    <w:p>
+      <w:pPr>
+        <w:pStyle w:val="ListBullet"/>
+      </w:pPr>
+      <w:r>
+        <w:t>I can explain the mechanism.</w:t>
+      </w:r>
+    </w:p>
+    <w:p>
+      <w:pPr>
+        <w:pStyle w:val="ListBullet"/>
+      </w:pPr>
+      <w:r>
+        <w:t>I can show evidence.</w:t>
+      </w:r>
+    </w:p>
+    <w:p>
+      <w:pPr>
+        <w:pStyle w:val="ListBullet"/>
+      </w:pPr>
+      <w:r>
+        <w:t>I can handle a changed case.</w:t>
+      </w:r>
+    </w:p>
+    <w:p>
+      <w:pPr>
+        <w:pStyle w:val="ListBullet"/>
+      </w:pPr>
+      <w:r>
+        <w:t>I can name a limit.</w:t>
+      </w:r>
+    </w:p>
+    <w:p>
+      <w:r>
+        <w:t>Mark each as not yet, with help or independently, and attach supporting work.</w:t>
+      </w:r>
+    </w:p>
+    <w:p>
+      <w:pPr>
+        <w:spacing w:line="336" w:lineRule="auto" w:after="180"/>
+      </w:pPr>
+      <w:r>
+        <w:rPr>
+          <w:b w:val="0"/>
+        </w:rPr>
         <w:t>Teacher review ____________________  Next step ____________________</w:t>
       </w:r>
     </w:p>
@@ -715,7 +1109,36 @@
     </w:p>
     <w:p>
       <w:r>
-        <w:t>Training sizes 20,40,80 yield validation accuracies 62%,70%,73%. Is doubling again guaranteed to yield 76%? Describe a defensible next experiment.</w:t>
+        <w:t>Use this earlier case as transfer practice. A case already discussed with feedback is not fresh assessment evidence.</w:t>
+      </w:r>
+    </w:p>
+    <w:p>
+      <w:pPr>
+        <w:spacing w:line="336" w:lineRule="auto" w:after="180"/>
+      </w:pPr>
+      <w:r>
+        <w:rPr>
+          <w:b/>
+        </w:rPr>
+        <w:t>Training</w:t>
+      </w:r>
+      <w:r>
+        <w:rPr>
+          <w:b w:val="0"/>
+        </w:rPr>
+        <w:t xml:space="preserve"> sizes 20,40,80 yield validation accuracies 62%,</w:t>
+      </w:r>
+      <w:r>
+        <w:rPr>
+          <w:b/>
+        </w:rPr>
+        <w:t>70%</w:t>
+      </w:r>
+      <w:r>
+        <w:rPr>
+          <w:b w:val="0"/>
+        </w:rPr>
+        <w:t>,73%. Is doubling again guaranteed to yield 76%? Describe a defensible next experiment.</w:t>
       </w:r>
     </w:p>
     <w:p>
@@ -762,7 +1185,13 @@
       </w:r>
     </w:p>
     <w:p>
-      <w:r>
+      <w:pPr>
+        <w:spacing w:line="336" w:lineRule="auto" w:after="180"/>
+      </w:pPr>
+      <w:r>
+        <w:rPr>
+          <w:b w:val="0"/>
+        </w:rPr>
         <w:t>Record support used: none, hint or teacher explanation.</w:t>
       </w:r>
     </w:p>
@@ -776,7 +1205,30 @@
     </w:p>
     <w:p>
       <w:r>
-        <w:t>Calculate the mean and range for the 20-row condition.</w:t>
+        <w:t>Summarize repeats. Apply the supplied Learning Curves facts and keep your reasoning.</w:t>
+      </w:r>
+    </w:p>
+    <w:p>
+      <w:pPr>
+        <w:spacing w:line="336" w:lineRule="auto" w:after="180"/>
+      </w:pPr>
+      <w:r>
+        <w:rPr>
+          <w:b w:val="0"/>
+        </w:rPr>
+        <w:t xml:space="preserve">Calculate the mean and </w:t>
+      </w:r>
+      <w:r>
+        <w:rPr>
+          <w:b/>
+        </w:rPr>
+        <w:t>range</w:t>
+      </w:r>
+      <w:r>
+        <w:rPr>
+          <w:b w:val="0"/>
+        </w:rPr>
+        <w:t xml:space="preserve"> for the 20-row condition.</w:t>
       </w:r>
     </w:p>
     <w:p>
@@ -827,7 +1279,31 @@
     </w:p>
     <w:p>
       <w:r>
-        <w:t>Why can training error rise while validation error falls?</w:t>
+        <w:t>Read both curves. Apply the supplied Learning Curves facts and keep your reasoning.</w:t>
+      </w:r>
+    </w:p>
+    <w:p>
+      <w:pPr>
+        <w:spacing w:line="336" w:lineRule="auto" w:after="180"/>
+        <w:shd w:fill="F5F1FB"/>
+      </w:pPr>
+      <w:r>
+        <w:rPr>
+          <w:b w:val="0"/>
+        </w:rPr>
+        <w:t xml:space="preserve">Why can </w:t>
+      </w:r>
+      <w:r>
+        <w:rPr>
+          <w:b/>
+        </w:rPr>
+        <w:t>training</w:t>
+      </w:r>
+      <w:r>
+        <w:rPr>
+          <w:b w:val="0"/>
+        </w:rPr>
+        <w:t xml:space="preserve"> error rise while validation error falls?</w:t>
       </w:r>
     </w:p>
     <w:p>
@@ -878,6 +1354,18 @@
     </w:p>
     <w:p>
       <w:r>
+        <w:t>Avoid extrapolation. Apply the supplied Learning Curves facts and keep your reasoning.</w:t>
+      </w:r>
+    </w:p>
+    <w:p>
+      <w:pPr>
+        <w:spacing w:line="336" w:lineRule="auto" w:after="180"/>
+        <w:shd w:fill="F5F1FB"/>
+      </w:pPr>
+      <w:r>
+        <w:rPr>
+          <w:b w:val="0"/>
+        </w:rPr>
         <w:t>Can the 40-row result guarantee a mean MAE of 2.5 at 80 rows?</w:t>
       </w:r>
     </w:p>
@@ -929,7 +1417,30 @@
     </w:p>
     <w:p>
       <w:r>
-        <w:t>At sizes 12 and 24, validation errors are [6, 8, 7] and [4, 7, 7]. Calculate means/ranges and a careful comparison.</w:t>
+        <w:t>Attempt before feedback. If this repeats the selected independent case, reuse that first attempt; otherwise keep a separate record. Apply independently. Apply the supplied Learning Curves facts and keep your reasoning.</w:t>
+      </w:r>
+    </w:p>
+    <w:p>
+      <w:pPr>
+        <w:spacing w:line="336" w:lineRule="auto" w:after="180"/>
+      </w:pPr>
+      <w:r>
+        <w:rPr>
+          <w:b w:val="0"/>
+        </w:rPr>
+        <w:t>At sizes 12 and 24, validation errors are [6, 8, 7] and [4, 7, 7]. Calculate means/</w:t>
+      </w:r>
+      <w:r>
+        <w:rPr>
+          <w:b/>
+        </w:rPr>
+        <w:t>range</w:t>
+      </w:r>
+      <w:r>
+        <w:rPr>
+          <w:b w:val="0"/>
+        </w:rPr>
+        <w:t>s and a careful comparison.</w:t>
       </w:r>
     </w:p>
     <w:p>
@@ -990,7 +1501,31 @@
     </w:p>
     <w:p>
       <w:r>
-        <w:t>Why is an observed range not a confidence interval?</w:t>
+        <w:t>Explain the spread. Apply the supplied Learning Curves facts and keep your reasoning.</w:t>
+      </w:r>
+    </w:p>
+    <w:p>
+      <w:pPr>
+        <w:spacing w:line="336" w:lineRule="auto" w:after="180"/>
+        <w:shd w:fill="F5F1FB"/>
+      </w:pPr>
+      <w:r>
+        <w:rPr>
+          <w:b w:val="0"/>
+        </w:rPr>
+        <w:t xml:space="preserve">Why is an observed </w:t>
+      </w:r>
+      <w:r>
+        <w:rPr>
+          <w:b/>
+        </w:rPr>
+        <w:t>range</w:t>
+      </w:r>
+      <w:r>
+        <w:rPr>
+          <w:b w:val="0"/>
+        </w:rPr>
+        <w:t xml:space="preserve"> not a confidence interval?</w:t>
       </w:r>
     </w:p>
     <w:p>
@@ -1037,6 +1572,11 @@
       </w:pPr>
       <w:r>
         <w:t>17. Feedback, return check and learning record</w:t>
+      </w:r>
+    </w:p>
+    <w:p>
+      <w:r>
+        <w:t>Record the first repaired step and a different case to revisit after a delay.</w:t>
       </w:r>
     </w:p>
     <w:tbl>
@@ -1176,7 +1716,13 @@
       </w:tr>
     </w:tbl>
     <w:p>
-      <w:r>
+      <w:pPr>
+        <w:spacing w:line="336" w:lineRule="auto" w:after="180"/>
+      </w:pPr>
+      <w:r>
+        <w:rPr>
+          <w:b w:val="0"/>
+        </w:rPr>
         <w:t>Revisit this idea with your teacher after a delay. Familiarity is different from explaining and using it on a changed case.</w:t>
       </w:r>
     </w:p>
@@ -1190,17 +1736,88 @@
     </w:p>
     <w:p>
       <w:r>
-        <w:t>Read a learning curve with repeated-run spread rather than drawing a certainty arrow.</w:t>
-      </w:r>
-    </w:p>
-    <w:p>
-      <w:r>
-        <w:t>At 10 training plants validation errors across3 runs are [6, 5, 7]; at 20 plants errors [4, 5, 3], on the same 10-case validation set.</w:t>
-      </w:r>
-    </w:p>
-    <w:p>
-      <w:r>
-        <w:t>All inputs and outcomes in this worked example are invented classroom data; no real model run is claimed.</w:t>
+        <w:t>Read a learning curve with repeated-run spread rather than drawing a certainty arrow. Explain the labelled step before checking the changed condition.</w:t>
+      </w:r>
+    </w:p>
+    <w:p>
+      <w:pPr>
+        <w:spacing w:line="336" w:lineRule="auto" w:after="180"/>
+      </w:pPr>
+      <w:r>
+        <w:rPr>
+          <w:b w:val="0"/>
+        </w:rPr>
+        <w:t xml:space="preserve">Read a </w:t>
+      </w:r>
+      <w:r>
+        <w:rPr>
+          <w:b/>
+        </w:rPr>
+        <w:t>learning curve</w:t>
+      </w:r>
+      <w:r>
+        <w:rPr>
+          <w:b w:val="0"/>
+        </w:rPr>
+        <w:t xml:space="preserve"> with </w:t>
+      </w:r>
+      <w:r>
+        <w:rPr>
+          <w:b/>
+        </w:rPr>
+        <w:t>repeat</w:t>
+      </w:r>
+      <w:r>
+        <w:rPr>
+          <w:b w:val="0"/>
+        </w:rPr>
+        <w:t>ed-run spread rather than drawing a certainty arrow.</w:t>
+      </w:r>
+    </w:p>
+    <w:p>
+      <w:pPr>
+        <w:spacing w:line="336" w:lineRule="auto" w:after="180"/>
+      </w:pPr>
+      <w:r>
+        <w:rPr>
+          <w:b w:val="0"/>
+        </w:rPr>
+        <w:t xml:space="preserve">At 10 </w:t>
+      </w:r>
+      <w:r>
+        <w:rPr>
+          <w:b/>
+        </w:rPr>
+        <w:t>training</w:t>
+      </w:r>
+      <w:r>
+        <w:rPr>
+          <w:b w:val="0"/>
+        </w:rPr>
+        <w:t xml:space="preserve"> plants validation errors across3 runs are [6, 5, 7]; at 20 plants errors [4, 5, 3], on the same 10-case validation set.</w:t>
+      </w:r>
+    </w:p>
+    <w:p>
+      <w:pPr>
+        <w:spacing w:line="336" w:lineRule="auto" w:after="180"/>
+      </w:pPr>
+      <w:r>
+        <w:rPr>
+          <w:b w:val="0"/>
+        </w:rPr>
+        <w:t xml:space="preserve">All </w:t>
+      </w:r>
+      <w:r>
+        <w:rPr>
+          <w:b/>
+        </w:rPr>
+        <w:t>input</w:t>
+      </w:r>
+      <w:r>
+        <w:rPr>
+          <w:b w:val="0"/>
+        </w:rPr>
+        <w:t>s and outcomes in this worked example are invented classroom data; no real model run is claimed.</w:t>
       </w:r>
     </w:p>
     <w:p>
@@ -1240,8 +1857,26 @@
       </w:r>
     </w:p>
     <w:p>
-      <w:r>
-        <w:t>What comparison is valid if the validation set changes between sizes? Point to the relevant step in the picture, then write the changed result and the rule or evidence that supports it.</w:t>
+      <w:pPr>
+        <w:spacing w:line="336" w:lineRule="auto" w:after="180"/>
+      </w:pPr>
+      <w:r>
+        <w:rPr>
+          <w:b w:val="0"/>
+        </w:rPr>
+        <w:t xml:space="preserve">What comparison is valid if the validation set changes between sizes? Point to the relevant step in the picture, then write the changed result and the rule or </w:t>
+      </w:r>
+      <w:r>
+        <w:rPr>
+          <w:b/>
+        </w:rPr>
+        <w:t>evidence</w:t>
+      </w:r>
+      <w:r>
+        <w:rPr>
+          <w:b w:val="0"/>
+        </w:rPr>
+        <w:t xml:space="preserve"> that supports it.</w:t>
       </w:r>
     </w:p>
     <w:p>
@@ -1283,13 +1918,69 @@
       </w:r>
     </w:p>
     <w:p>
-      <w:r>
-        <w:t>Support used: alone / hint / worked example. This record is practice evidence.</w:t>
-      </w:r>
-    </w:p>
-    <w:p>
-      <w:r>
-        <w:t>Project connection: For your Responsible Plant Classifier, save the input, procedure, observed result and limitation of this check. Label this worked example as practice; use a different, previously unreviewed case when checking independent understanding.</w:t>
+      <w:pPr>
+        <w:pStyle w:val="Heading3"/>
+      </w:pPr>
+      <w:r>
+        <w:t>Record the help used</w:t>
+      </w:r>
+    </w:p>
+    <w:p>
+      <w:pPr>
+        <w:spacing w:line="336" w:lineRule="auto" w:after="180"/>
+        <w:shd w:fill="F1F6F8"/>
+      </w:pPr>
+      <w:r>
+        <w:rPr>
+          <w:b w:val="0"/>
+        </w:rPr>
+        <w:t xml:space="preserve">Support used: alone / hint / worked example. This record is practice </w:t>
+      </w:r>
+      <w:r>
+        <w:rPr>
+          <w:b/>
+        </w:rPr>
+        <w:t>evidence</w:t>
+      </w:r>
+      <w:r>
+        <w:rPr>
+          <w:b w:val="0"/>
+        </w:rPr>
+        <w:t>.</w:t>
+      </w:r>
+    </w:p>
+    <w:p>
+      <w:pPr>
+        <w:spacing w:line="336" w:lineRule="auto" w:after="180"/>
+      </w:pPr>
+      <w:r>
+        <w:rPr>
+          <w:b w:val="0"/>
+        </w:rPr>
+        <w:t xml:space="preserve">Project connection: For your Responsible Plant Classifier, save the </w:t>
+      </w:r>
+      <w:r>
+        <w:rPr>
+          <w:b/>
+        </w:rPr>
+        <w:t>input</w:t>
+      </w:r>
+      <w:r>
+        <w:rPr>
+          <w:b w:val="0"/>
+        </w:rPr>
+        <w:t>, procedure, observed result and limitation of this check.</w:t>
+      </w:r>
+    </w:p>
+    <w:p>
+      <w:pPr>
+        <w:spacing w:line="336" w:lineRule="auto" w:after="180"/>
+      </w:pPr>
+      <w:r>
+        <w:rPr>
+          <w:b w:val="0"/>
+        </w:rPr>
+        <w:t>Label this worked example as practice; use a different, previously unreviewed case when checking independent understanding.</w:t>
       </w:r>
     </w:p>
     <w:p>
@@ -1302,17 +1993,75 @@
     </w:p>
     <w:p>
       <w:r>
+        <w:t>Keep this week’s input, deciding step, result and limit together in the Responsible Plant Classifier record.</w:t>
+      </w:r>
+    </w:p>
+    <w:p>
+      <w:pPr>
+        <w:spacing w:line="336" w:lineRule="auto" w:after="180"/>
+      </w:pPr>
+      <w:r>
+        <w:rPr>
+          <w:b w:val="0"/>
+        </w:rPr>
         <w:t>Project: Responsible Plant Classifier</w:t>
       </w:r>
     </w:p>
     <w:p>
-      <w:r>
-        <w:t>Current milestone: Prepare the demonstration. Gather reproducible instructions, evidence, access checks and remaining limitations.</w:t>
-      </w:r>
-    </w:p>
-    <w:p>
-      <w:r>
-        <w:t>For your Responsible Plant Classifier, save the input, procedure, observed result and limitation of this check. Label this worked example as practice; use a different, previously unreviewed case when checking independent understanding.</w:t>
+      <w:pPr>
+        <w:spacing w:line="336" w:lineRule="auto" w:after="180"/>
+      </w:pPr>
+      <w:r>
+        <w:rPr>
+          <w:b w:val="0"/>
+        </w:rPr>
+        <w:t xml:space="preserve">Current milestone: Prepare the demonstration. Gather reproducible instructions, </w:t>
+      </w:r>
+      <w:r>
+        <w:rPr>
+          <w:b/>
+        </w:rPr>
+        <w:t>evidence</w:t>
+      </w:r>
+      <w:r>
+        <w:rPr>
+          <w:b w:val="0"/>
+        </w:rPr>
+        <w:t>, access checks and remaining limitations.</w:t>
+      </w:r>
+    </w:p>
+    <w:p>
+      <w:pPr>
+        <w:spacing w:line="336" w:lineRule="auto" w:after="180"/>
+      </w:pPr>
+      <w:r>
+        <w:rPr>
+          <w:b w:val="0"/>
+        </w:rPr>
+        <w:t xml:space="preserve">For your Responsible Plant Classifier, save the </w:t>
+      </w:r>
+      <w:r>
+        <w:rPr>
+          <w:b/>
+        </w:rPr>
+        <w:t>input</w:t>
+      </w:r>
+      <w:r>
+        <w:rPr>
+          <w:b w:val="0"/>
+        </w:rPr>
+        <w:t>, procedure, observed result and limitation of this check.</w:t>
+      </w:r>
+    </w:p>
+    <w:p>
+      <w:pPr>
+        <w:spacing w:line="336" w:lineRule="auto" w:after="180"/>
+      </w:pPr>
+      <w:r>
+        <w:rPr>
+          <w:b w:val="0"/>
+        </w:rPr>
+        <w:t>Label this worked example as practice; use a different, previously unreviewed case when checking independent understanding.</w:t>
       </w:r>
     </w:p>
     <w:tbl>
@@ -1474,12 +2223,53 @@
     </w:p>
     <w:p>
       <w:r>
+        <w:t>Try the supported questions before comparing with hints and feedback. Record what you repaired and the evidence you retained.</w:t>
+      </w:r>
+    </w:p>
+    <w:p>
+      <w:pPr>
+        <w:spacing w:line="336" w:lineRule="auto" w:after="180"/>
+      </w:pPr>
+      <w:r>
+        <w:rPr>
+          <w:b w:val="0"/>
+        </w:rPr>
         <w:t>Use this supported practice once, in the browser or on paper. Keep the reserved independent assessment for a separate first attempt before teacher feedback.</w:t>
       </w:r>
     </w:p>
     <w:p>
-      <w:r>
-        <w:t>Read a learning curve with repeated-run spread rather than drawing a certainty arrow.</w:t>
+      <w:pPr>
+        <w:spacing w:line="336" w:lineRule="auto" w:after="180"/>
+      </w:pPr>
+      <w:r>
+        <w:rPr>
+          <w:b w:val="0"/>
+        </w:rPr>
+        <w:t xml:space="preserve">Read a </w:t>
+      </w:r>
+      <w:r>
+        <w:rPr>
+          <w:b/>
+        </w:rPr>
+        <w:t>learning curve</w:t>
+      </w:r>
+      <w:r>
+        <w:rPr>
+          <w:b w:val="0"/>
+        </w:rPr>
+        <w:t xml:space="preserve"> with </w:t>
+      </w:r>
+      <w:r>
+        <w:rPr>
+          <w:b/>
+        </w:rPr>
+        <w:t>repeat</w:t>
+      </w:r>
+      <w:r>
+        <w:rPr>
+          <w:b w:val="0"/>
+        </w:rPr>
+        <w:t>ed-run spread rather than drawing a certainty arrow.</w:t>
       </w:r>
     </w:p>
     <w:p>
@@ -1491,22 +2281,73 @@
       </w:r>
     </w:p>
     <w:p>
-      <w:r>
-        <w:t>Which labelled step matches this detail? More training plants improved the average in these supplied runs; variability remains.</w:t>
-      </w:r>
-    </w:p>
-    <w:p>
-      <w:r>
+      <w:pPr>
+        <w:spacing w:line="336" w:lineRule="auto" w:after="180"/>
+      </w:pPr>
+      <w:r>
+        <w:rPr>
+          <w:b w:val="0"/>
+        </w:rPr>
+        <w:t xml:space="preserve">Which labelled step matches this detail? More </w:t>
+      </w:r>
+      <w:r>
+        <w:rPr>
+          <w:b/>
+        </w:rPr>
+        <w:t>training</w:t>
+      </w:r>
+      <w:r>
+        <w:rPr>
+          <w:b w:val="0"/>
+        </w:rPr>
+        <w:t xml:space="preserve"> plants improved the average in these supplied runs; </w:t>
+      </w:r>
+      <w:r>
+        <w:rPr>
+          <w:b/>
+        </w:rPr>
+        <w:t>variability</w:t>
+      </w:r>
+      <w:r>
+        <w:rPr>
+          <w:b w:val="0"/>
+        </w:rPr>
+        <w:t xml:space="preserve"> remains.</w:t>
+      </w:r>
+    </w:p>
+    <w:p>
+      <w:pPr>
+        <w:spacing w:line="336" w:lineRule="auto" w:after="180"/>
+        <w:shd w:fill="F4F9FC"/>
+      </w:pPr>
+      <w:r>
+        <w:rPr>
+          <w:b w:val="0"/>
+        </w:rPr>
         <w:t>1. State bounded pattern</w:t>
       </w:r>
     </w:p>
     <w:p>
-      <w:r>
+      <w:pPr>
+        <w:spacing w:line="336" w:lineRule="auto" w:after="180"/>
+        <w:shd w:fill="F4F9FC"/>
+      </w:pPr>
+      <w:r>
+        <w:rPr>
+          <w:b w:val="0"/>
+        </w:rPr>
         <w:t>2. Summarise larger size</w:t>
       </w:r>
     </w:p>
     <w:p>
-      <w:r>
+      <w:pPr>
+        <w:spacing w:line="336" w:lineRule="auto" w:after="180"/>
+        <w:shd w:fill="F4F9FC"/>
+      </w:pPr>
+      <w:r>
+        <w:rPr>
+          <w:b w:val="0"/>
+        </w:rPr>
         <w:t>3. Summarise first size</w:t>
       </w:r>
     </w:p>
@@ -1544,41 +2385,215 @@
       </w:r>
     </w:p>
     <w:p>
-      <w:r>
+      <w:pPr>
+        <w:pStyle w:val="Heading3"/>
+      </w:pPr>
+      <w:r>
+        <w:t>Hint · try first</w:t>
+      </w:r>
+    </w:p>
+    <w:p>
+      <w:pPr>
+        <w:spacing w:line="336" w:lineRule="auto" w:after="180"/>
+        <w:shd w:fill="F1F6F8"/>
+      </w:pPr>
+      <w:r>
+        <w:rPr>
+          <w:b w:val="0"/>
+        </w:rPr>
         <w:t>Hint if needed: Read the steps in the pictorial case. Match the supplied detail to the stage that performs or records it.</w:t>
       </w:r>
     </w:p>
     <w:p>
-      <w:r>
-        <w:t>After your attempt, compare with the supported explanation: State bounded pattern More training plants improved the average in these supplied runs; variability remains. Read the picture in order. More training plants improved the average in these supplied runs; variability remains. The arrows show which recorded input or intermediate result each decision uses. Explain the deciding step aloud before checking the changed case; pointing to the final answer alone does not show how it follows.</w:t>
-      </w:r>
-    </w:p>
-    <w:p>
       <w:pPr>
         <w:pStyle w:val="Heading3"/>
       </w:pPr>
       <w:r>
+        <w:t>Feedback · compare after trying</w:t>
+      </w:r>
+    </w:p>
+    <w:p>
+      <w:pPr>
+        <w:spacing w:line="336" w:lineRule="auto" w:after="180"/>
+        <w:shd w:fill="F1F6FC"/>
+      </w:pPr>
+      <w:r>
+        <w:rPr>
+          <w:b w:val="0"/>
+        </w:rPr>
+        <w:t xml:space="preserve">After your attempt, compare with the supported explanation: State bounded pattern More </w:t>
+      </w:r>
+      <w:r>
+        <w:rPr>
+          <w:b/>
+        </w:rPr>
+        <w:t>training</w:t>
+      </w:r>
+      <w:r>
+        <w:rPr>
+          <w:b w:val="0"/>
+        </w:rPr>
+        <w:t xml:space="preserve"> plants improved the average in these supplied runs; </w:t>
+      </w:r>
+      <w:r>
+        <w:rPr>
+          <w:b/>
+        </w:rPr>
+        <w:t>variability</w:t>
+      </w:r>
+      <w:r>
+        <w:rPr>
+          <w:b w:val="0"/>
+        </w:rPr>
+        <w:t xml:space="preserve"> remains. Read the picture in order.</w:t>
+      </w:r>
+    </w:p>
+    <w:p>
+      <w:pPr>
+        <w:spacing w:line="336" w:lineRule="auto" w:after="180"/>
+        <w:shd w:fill="F1F6FC"/>
+      </w:pPr>
+      <w:r>
+        <w:rPr>
+          <w:b w:val="0"/>
+        </w:rPr>
+        <w:t xml:space="preserve">More </w:t>
+      </w:r>
+      <w:r>
+        <w:rPr>
+          <w:b/>
+        </w:rPr>
+        <w:t>training</w:t>
+      </w:r>
+      <w:r>
+        <w:rPr>
+          <w:b w:val="0"/>
+        </w:rPr>
+        <w:t xml:space="preserve"> plants improved the average in these supplied runs; </w:t>
+      </w:r>
+      <w:r>
+        <w:rPr>
+          <w:b/>
+        </w:rPr>
+        <w:t>variability</w:t>
+      </w:r>
+      <w:r>
+        <w:rPr>
+          <w:b w:val="0"/>
+        </w:rPr>
+        <w:t xml:space="preserve"> remains. The arrows show which recorded </w:t>
+      </w:r>
+      <w:r>
+        <w:rPr>
+          <w:b/>
+        </w:rPr>
+        <w:t>input</w:t>
+      </w:r>
+      <w:r>
+        <w:rPr>
+          <w:b w:val="0"/>
+        </w:rPr>
+        <w:t xml:space="preserve"> or intermediate result each decision uses.</w:t>
+      </w:r>
+    </w:p>
+    <w:p>
+      <w:pPr>
+        <w:spacing w:line="336" w:lineRule="auto" w:after="180"/>
+        <w:shd w:fill="F1F6FC"/>
+      </w:pPr>
+      <w:r>
+        <w:rPr>
+          <w:b w:val="0"/>
+        </w:rPr>
+        <w:t>Explain the deciding step aloud before checking the changed case; pointing to the final answer alone does not show how it follows.</w:t>
+      </w:r>
+    </w:p>
+    <w:p>
+      <w:pPr>
+        <w:pStyle w:val="Heading3"/>
+      </w:pPr>
+      <w:r>
         <w:t>Practice 2: explain the deciding evidence</w:t>
       </w:r>
     </w:p>
     <w:p>
-      <w:r>
+      <w:pPr>
+        <w:pStyle w:val="Heading3"/>
+      </w:pPr>
+      <w:r>
+        <w:t>Changed case · predict first</w:t>
+      </w:r>
+    </w:p>
+    <w:p>
+      <w:pPr>
+        <w:spacing w:line="336" w:lineRule="auto" w:after="180"/>
+        <w:shd w:fill="F5F1FB"/>
+      </w:pPr>
+      <w:r>
+        <w:rPr>
+          <w:b w:val="0"/>
+        </w:rPr>
         <w:t>Changed-case practice: A30-plant experiment gives errors [4, 4, 4]. Which conclusion is supported by the supplied facts?</w:t>
       </w:r>
     </w:p>
     <w:p>
-      <w:r>
+      <w:pPr>
+        <w:spacing w:line="336" w:lineRule="auto" w:after="180"/>
+        <w:shd w:fill="F4F9FC"/>
+      </w:pPr>
+      <w:r>
+        <w:rPr>
+          <w:b w:val="0"/>
+        </w:rPr>
         <w:t>1. Mean remains4; this additional size does not improve the observed mean over20 plants.</w:t>
       </w:r>
     </w:p>
     <w:p>
-      <w:r>
-        <w:t>2. We can decide the result without examining the changed input or the procedure.</w:t>
-      </w:r>
-    </w:p>
-    <w:p>
-      <w:r>
-        <w:t>3. This one example guarantees correct results for every future input.</w:t>
+      <w:pPr>
+        <w:spacing w:line="336" w:lineRule="auto" w:after="180"/>
+        <w:shd w:fill="F4F9FC"/>
+      </w:pPr>
+      <w:r>
+        <w:rPr>
+          <w:b w:val="0"/>
+        </w:rPr>
+        <w:t xml:space="preserve">2. We can decide the result without examining the changed </w:t>
+      </w:r>
+      <w:r>
+        <w:rPr>
+          <w:b/>
+        </w:rPr>
+        <w:t>input</w:t>
+      </w:r>
+      <w:r>
+        <w:rPr>
+          <w:b w:val="0"/>
+        </w:rPr>
+        <w:t xml:space="preserve"> or the procedure.</w:t>
+      </w:r>
+    </w:p>
+    <w:p>
+      <w:pPr>
+        <w:spacing w:line="336" w:lineRule="auto" w:after="180"/>
+        <w:shd w:fill="F4F9FC"/>
+      </w:pPr>
+      <w:r>
+        <w:rPr>
+          <w:b w:val="0"/>
+        </w:rPr>
+        <w:t xml:space="preserve">3. This one example guarantees correct results for every future </w:t>
+      </w:r>
+      <w:r>
+        <w:rPr>
+          <w:b/>
+        </w:rPr>
+        <w:t>input</w:t>
+      </w:r>
+      <w:r>
+        <w:rPr>
+          <w:b w:val="0"/>
+        </w:rPr>
+        <w:t>.</w:t>
       </w:r>
     </w:p>
     <w:p>
@@ -1615,36 +2630,231 @@
       </w:r>
     </w:p>
     <w:p>
-      <w:r>
+      <w:pPr>
+        <w:pStyle w:val="Heading3"/>
+      </w:pPr>
+      <w:r>
+        <w:t>Hint · try first</w:t>
+      </w:r>
+    </w:p>
+    <w:p>
+      <w:pPr>
+        <w:spacing w:line="336" w:lineRule="auto" w:after="180"/>
+        <w:shd w:fill="F1F6F8"/>
+      </w:pPr>
+      <w:r>
+        <w:rPr>
+          <w:b w:val="0"/>
+        </w:rPr>
         <w:t>Hint if needed: Use the changed condition and the deciding step in the pictorial trace. The answer must say what follows from those facts.</w:t>
       </w:r>
     </w:p>
     <w:p>
-      <w:r>
-        <w:t>After your attempt, compare with the supported explanation: Mean remains4; this additional size does not improve the observed mean over20 plants. Learning curves are measured patterns, not a guarantee of improvement at every data size.</w:t>
-      </w:r>
-    </w:p>
-    <w:p>
       <w:pPr>
         <w:pStyle w:val="Heading3"/>
       </w:pPr>
       <w:r>
+        <w:t>Feedback · compare after trying</w:t>
+      </w:r>
+    </w:p>
+    <w:p>
+      <w:pPr>
+        <w:spacing w:line="336" w:lineRule="auto" w:after="180"/>
+        <w:shd w:fill="F1F6FC"/>
+      </w:pPr>
+      <w:r>
+        <w:rPr>
+          <w:b w:val="0"/>
+        </w:rPr>
+        <w:t>After your attempt, compare with the supported explanation: Mean remains4; this additional size does not improve the observed mean over20 plants.</w:t>
+      </w:r>
+    </w:p>
+    <w:p>
+      <w:pPr>
+        <w:spacing w:line="336" w:lineRule="auto" w:after="180"/>
+        <w:shd w:fill="F1F6FC"/>
+      </w:pPr>
+      <w:r>
+        <w:rPr>
+          <w:b/>
+        </w:rPr>
+        <w:t>Learning curve</w:t>
+      </w:r>
+      <w:r>
+        <w:rPr>
+          <w:b w:val="0"/>
+        </w:rPr>
+        <w:t>s are measured patterns, not a guarantee of improvement at every data size.</w:t>
+      </w:r>
+    </w:p>
+    <w:p>
+      <w:pPr>
+        <w:pStyle w:val="Heading3"/>
+      </w:pPr>
+      <w:r>
         <w:t>Repair a missing building block</w:t>
       </w:r>
     </w:p>
     <w:p>
-      <w:r>
-        <w:t>Review Overfitting (ai-4/27). Goal: Compare training and validation evidence for model capacity. Short practice: Does100% training accuracy prove Large was always best? Point to the relevant step in the picture, then write the changed result and the rule or evidence that supports it.. Return to this week and explain what you changed.</w:t>
-      </w:r>
-    </w:p>
-    <w:p>
-      <w:r>
-        <w:t>Review Metrics Match Consequences (ai-4/25). Goal: Apply a declared score threshold including equality. Short practice: Which labels determine the false-alarm count at threshold 0.4? Point to the relevant step in the picture, then write the changed result and the rule or evidence that supports it.. Return to this week and explain what you changed.</w:t>
-      </w:r>
-    </w:p>
-    <w:p>
-      <w:r>
-        <w:t>Review Train a Regression Model (ai-4/22). Goal: Fit a line from a declared training candidate set. Short practice: May day3’s evaluation label choose the candidate line? Point to the relevant step in the picture, then write the changed result and the rule or evidence that supports it.. Return to this week and explain what you changed.</w:t>
+      <w:pPr>
+        <w:spacing w:line="336" w:lineRule="auto" w:after="180"/>
+      </w:pPr>
+      <w:r>
+        <w:rPr>
+          <w:b w:val="0"/>
+        </w:rPr>
+        <w:t>Review Over</w:t>
+      </w:r>
+      <w:r>
+        <w:rPr>
+          <w:b/>
+        </w:rPr>
+        <w:t>fitting</w:t>
+      </w:r>
+      <w:r>
+        <w:rPr>
+          <w:b w:val="0"/>
+        </w:rPr>
+        <w:t xml:space="preserve"> (ai-4/27). Goal: Compare </w:t>
+      </w:r>
+      <w:r>
+        <w:rPr>
+          <w:b/>
+        </w:rPr>
+        <w:t>training</w:t>
+      </w:r>
+      <w:r>
+        <w:rPr>
+          <w:b w:val="0"/>
+        </w:rPr>
+        <w:t xml:space="preserve"> and validation </w:t>
+      </w:r>
+      <w:r>
+        <w:rPr>
+          <w:b/>
+        </w:rPr>
+        <w:t>evidence</w:t>
+      </w:r>
+      <w:r>
+        <w:rPr>
+          <w:b w:val="0"/>
+        </w:rPr>
+        <w:t xml:space="preserve"> for model capacity. Short practice: Does100% </w:t>
+      </w:r>
+      <w:r>
+        <w:rPr>
+          <w:b/>
+        </w:rPr>
+        <w:t>training</w:t>
+      </w:r>
+      <w:r>
+        <w:rPr>
+          <w:b w:val="0"/>
+        </w:rPr>
+        <w:t xml:space="preserve"> accuracy prove Large was always best?</w:t>
+      </w:r>
+    </w:p>
+    <w:p>
+      <w:pPr>
+        <w:spacing w:line="336" w:lineRule="auto" w:after="180"/>
+      </w:pPr>
+      <w:r>
+        <w:rPr>
+          <w:b w:val="0"/>
+        </w:rPr>
+        <w:t xml:space="preserve">Point to the relevant step in the picture, then write the changed result and the rule or </w:t>
+      </w:r>
+      <w:r>
+        <w:rPr>
+          <w:b/>
+        </w:rPr>
+        <w:t>evidence</w:t>
+      </w:r>
+      <w:r>
+        <w:rPr>
+          <w:b w:val="0"/>
+        </w:rPr>
+        <w:t xml:space="preserve"> that supports it.. Return to this week and explain what you changed.</w:t>
+      </w:r>
+    </w:p>
+    <w:p>
+      <w:pPr>
+        <w:spacing w:line="336" w:lineRule="auto" w:after="180"/>
+      </w:pPr>
+      <w:r>
+        <w:rPr>
+          <w:b w:val="0"/>
+        </w:rPr>
+        <w:t>Review Metrics Match Consequences (ai-4/25). Goal: Apply a declared score threshold including equality. Short practice: Which labels determine the false-alarm count at threshold 0.4?</w:t>
+      </w:r>
+    </w:p>
+    <w:p>
+      <w:pPr>
+        <w:spacing w:line="336" w:lineRule="auto" w:after="180"/>
+      </w:pPr>
+      <w:r>
+        <w:rPr>
+          <w:b w:val="0"/>
+        </w:rPr>
+        <w:t xml:space="preserve">Point to the relevant step in the picture, then write the changed result and the rule or </w:t>
+      </w:r>
+      <w:r>
+        <w:rPr>
+          <w:b/>
+        </w:rPr>
+        <w:t>evidence</w:t>
+      </w:r>
+      <w:r>
+        <w:rPr>
+          <w:b w:val="0"/>
+        </w:rPr>
+        <w:t xml:space="preserve"> that supports it.. Return to this week and explain what you changed.</w:t>
+      </w:r>
+    </w:p>
+    <w:p>
+      <w:pPr>
+        <w:spacing w:line="336" w:lineRule="auto" w:after="180"/>
+      </w:pPr>
+      <w:r>
+        <w:rPr>
+          <w:b w:val="0"/>
+        </w:rPr>
+        <w:t xml:space="preserve">Review Train a Regression Model (ai-4/22). Goal: Fit a line from a declared </w:t>
+      </w:r>
+      <w:r>
+        <w:rPr>
+          <w:b/>
+        </w:rPr>
+        <w:t>training</w:t>
+      </w:r>
+      <w:r>
+        <w:rPr>
+          <w:b w:val="0"/>
+        </w:rPr>
+        <w:t xml:space="preserve"> candidate set. Short practice: May day3’s evaluation label choose the candidate line?</w:t>
+      </w:r>
+    </w:p>
+    <w:p>
+      <w:pPr>
+        <w:spacing w:line="336" w:lineRule="auto" w:after="180"/>
+      </w:pPr>
+      <w:r>
+        <w:rPr>
+          <w:b w:val="0"/>
+        </w:rPr>
+        <w:t xml:space="preserve">Point to the relevant step in the picture, then write the changed result and the rule or </w:t>
+      </w:r>
+      <w:r>
+        <w:rPr>
+          <w:b/>
+        </w:rPr>
+        <w:t>evidence</w:t>
+      </w:r>
+      <w:r>
+        <w:rPr>
+          <w:b w:val="0"/>
+        </w:rPr>
+        <w:t xml:space="preserve"> that supports it.. Return to this week and explain what you changed.</w:t>
       </w:r>
     </w:p>
     <w:p>
@@ -1656,8 +2866,37 @@
       </w:r>
     </w:p>
     <w:p>
-      <w:r>
-        <w:t>Use Download completed work in the hosted lesson to export your answers, reflections, practice feedback and code-run evidence. Open the HTML copy to read or print it. Drafts stay in this browser when storage is available; clear drafts on a shared device.</w:t>
+      <w:pPr>
+        <w:spacing w:line="336" w:lineRule="auto" w:after="180"/>
+      </w:pPr>
+      <w:r>
+        <w:rPr>
+          <w:b w:val="0"/>
+        </w:rPr>
+        <w:t xml:space="preserve">Use Download completed work in the hosted lesson to export your answers, reflections, practice feedback and code-run </w:t>
+      </w:r>
+      <w:r>
+        <w:rPr>
+          <w:b/>
+        </w:rPr>
+        <w:t>evidence</w:t>
+      </w:r>
+      <w:r>
+        <w:rPr>
+          <w:b w:val="0"/>
+        </w:rPr>
+        <w:t>. Open the HTML copy to read or print it.</w:t>
+      </w:r>
+    </w:p>
+    <w:p>
+      <w:pPr>
+        <w:spacing w:line="336" w:lineRule="auto" w:after="180"/>
+      </w:pPr>
+      <w:r>
+        <w:rPr>
+          <w:b w:val="0"/>
+        </w:rPr>
+        <w:t>Drafts stay in this browser when storage is available; clear drafts on a shared device.</w:t>
       </w:r>
     </w:p>
     <w:p>
@@ -1671,6 +2910,996 @@
     <w:p>
       <w:r>
         <w:t>________________________________________________________________</w:t>
+      </w:r>
+    </w:p>
+    <w:p>
+      <w:r>
+        <w:t>________________________________________________________________</w:t>
+      </w:r>
+    </w:p>
+    <w:p>
+      <w:r>
+        <w:t>________________________________________________________________</w:t>
+      </w:r>
+    </w:p>
+    <w:p>
+      <w:r>
+        <w:t>________________________________________________________________</w:t>
+      </w:r>
+    </w:p>
+    <w:p>
+      <w:r>
+        <w:t>________________________________________________________________</w:t>
+      </w:r>
+    </w:p>
+    <w:p>
+      <w:pPr>
+        <w:pStyle w:val="Heading1"/>
+      </w:pPr>
+      <w:r>
+        <w:t>21. Visual concept journey</w:t>
+      </w:r>
+    </w:p>
+    <w:p>
+      <w:r>
+        <w:t>Explain each Learning Curves picture from its labels, then record a relevant limit.</w:t>
+      </w:r>
+    </w:p>
+    <w:p>
+      <w:pPr>
+        <w:pStyle w:val="Heading3"/>
+      </w:pPr>
+      <w:r>
+        <w:t>01. Learning Curves: the case</w:t>
+      </w:r>
+    </w:p>
+    <w:p>
+      <w:r>
+        <w:drawing>
+          <wp:inline xmlns:a="http://schemas.openxmlformats.org/drawingml/2006/main" xmlns:pic="http://schemas.openxmlformats.org/drawingml/2006/picture">
+            <wp:extent cx="5486400" cy="2990088"/>
+            <wp:docPr id="2" name="Picture 2" descr="Read a learning curve with repeated-run spread rather than drawing a certainty arrow. Supplied facts: At 10 training plants validation errors across3 runs are [6, 5, 7]; at 20 plants errors [4, 5, 3], on the same 10-case validation set. All inputs and outcomes in this worked example are invented classroom data; no real model run is claimed."/>
+            <wp:cNvGraphicFramePr>
+              <a:graphicFrameLocks noChangeAspect="1"/>
+            </wp:cNvGraphicFramePr>
+            <a:graphic>
+              <a:graphicData uri="http://schemas.openxmlformats.org/drawingml/2006/picture">
+                <pic:pic>
+                  <pic:nvPicPr>
+                    <pic:cNvPr id="0" name="academy-story-ai-4-28-01.png"/>
+                    <pic:cNvPicPr/>
+                  </pic:nvPicPr>
+                  <pic:blipFill>
+                    <a:blip r:embed="rId10"/>
+                    <a:stretch>
+                      <a:fillRect/>
+                    </a:stretch>
+                  </pic:blipFill>
+                  <pic:spPr>
+                    <a:xfrm>
+                      <a:off x="0" y="0"/>
+                      <a:ext cx="5486400" cy="2990088"/>
+                    </a:xfrm>
+                    <a:prstGeom prst="rect"/>
+                  </pic:spPr>
+                </pic:pic>
+              </a:graphicData>
+            </a:graphic>
+          </wp:inline>
+        </w:drawing>
+      </w:r>
+    </w:p>
+    <w:p>
+      <w:pPr>
+        <w:spacing w:line="336" w:lineRule="auto" w:after="180"/>
+      </w:pPr>
+      <w:r>
+        <w:rPr>
+          <w:b w:val="0"/>
+        </w:rPr>
+        <w:t xml:space="preserve">Read a </w:t>
+      </w:r>
+      <w:r>
+        <w:rPr>
+          <w:b/>
+        </w:rPr>
+        <w:t>learning curve</w:t>
+      </w:r>
+      <w:r>
+        <w:rPr>
+          <w:b w:val="0"/>
+        </w:rPr>
+        <w:t xml:space="preserve"> with </w:t>
+      </w:r>
+      <w:r>
+        <w:rPr>
+          <w:b/>
+        </w:rPr>
+        <w:t>repeat</w:t>
+      </w:r>
+      <w:r>
+        <w:rPr>
+          <w:b w:val="0"/>
+        </w:rPr>
+        <w:t>ed-run spread rather than drawing a certainty arrow.</w:t>
+      </w:r>
+    </w:p>
+    <w:p>
+      <w:pPr>
+        <w:spacing w:line="336" w:lineRule="auto" w:after="180"/>
+      </w:pPr>
+      <w:r>
+        <w:rPr>
+          <w:b w:val="0"/>
+        </w:rPr>
+        <w:t xml:space="preserve">Supplied facts: At 10 </w:t>
+      </w:r>
+      <w:r>
+        <w:rPr>
+          <w:b/>
+        </w:rPr>
+        <w:t>training</w:t>
+      </w:r>
+      <w:r>
+        <w:rPr>
+          <w:b w:val="0"/>
+        </w:rPr>
+        <w:t xml:space="preserve"> plants validation errors across3 runs are [6, 5, 7]; at 20 plants errors [4, 5, 3], on the same 10-case validation set.</w:t>
+      </w:r>
+    </w:p>
+    <w:p>
+      <w:pPr>
+        <w:spacing w:line="336" w:lineRule="auto" w:after="180"/>
+      </w:pPr>
+      <w:r>
+        <w:rPr>
+          <w:b w:val="0"/>
+        </w:rPr>
+        <w:t xml:space="preserve">All </w:t>
+      </w:r>
+      <w:r>
+        <w:rPr>
+          <w:b/>
+        </w:rPr>
+        <w:t>input</w:t>
+      </w:r>
+      <w:r>
+        <w:rPr>
+          <w:b w:val="0"/>
+        </w:rPr>
+        <w:t>s and outcomes in this worked example are invented classroom data; no real model run is claimed.</w:t>
+      </w:r>
+    </w:p>
+    <w:p>
+      <w:pPr>
+        <w:spacing w:line="336" w:lineRule="auto" w:after="180"/>
+        <w:shd w:fill="F5F1FB"/>
+      </w:pPr>
+      <w:r>
+        <w:rPr>
+          <w:b w:val="0"/>
+        </w:rPr>
+        <w:t>Point to the given fact that matters most. Explain why it matters.</w:t>
+      </w:r>
+    </w:p>
+    <w:p>
+      <w:pPr>
+        <w:pStyle w:val="Heading3"/>
+      </w:pPr>
+      <w:r>
+        <w:t>My picture explanation, deciding evidence and one limit</w:t>
+      </w:r>
+    </w:p>
+    <w:p>
+      <w:r>
+        <w:t>________________________________________________________________</w:t>
+      </w:r>
+    </w:p>
+    <w:p>
+      <w:r>
+        <w:t>________________________________________________________________</w:t>
+      </w:r>
+    </w:p>
+    <w:p>
+      <w:r>
+        <w:t>________________________________________________________________</w:t>
+      </w:r>
+    </w:p>
+    <w:p>
+      <w:r>
+        <w:t>________________________________________________________________</w:t>
+      </w:r>
+    </w:p>
+    <w:p>
+      <w:pPr>
+        <w:pStyle w:val="Heading3"/>
+      </w:pPr>
+      <w:r>
+        <w:t>02. Follow the deciding steps</w:t>
+      </w:r>
+    </w:p>
+    <w:p>
+      <w:r>
+        <w:drawing>
+          <wp:inline xmlns:a="http://schemas.openxmlformats.org/drawingml/2006/main" xmlns:pic="http://schemas.openxmlformats.org/drawingml/2006/picture">
+            <wp:extent cx="5486400" cy="3337560"/>
+            <wp:docPr id="3" name="Picture 3" descr="Summarise first size: Mean6 errors; range5–7, corresponding to mean 40% accuracy. → Summarise larger size: Mean4 errors; range3–5, corresponding to mean 60% accuracy. → State bounded pattern: More training plants improved the average in these supplied runs; variability remains."/>
+            <wp:cNvGraphicFramePr>
+              <a:graphicFrameLocks noChangeAspect="1"/>
+            </wp:cNvGraphicFramePr>
+            <a:graphic>
+              <a:graphicData uri="http://schemas.openxmlformats.org/drawingml/2006/picture">
+                <pic:pic>
+                  <pic:nvPicPr>
+                    <pic:cNvPr id="0" name="academy-story-ai-4-28-02.png"/>
+                    <pic:cNvPicPr/>
+                  </pic:nvPicPr>
+                  <pic:blipFill>
+                    <a:blip r:embed="rId11"/>
+                    <a:stretch>
+                      <a:fillRect/>
+                    </a:stretch>
+                  </pic:blipFill>
+                  <pic:spPr>
+                    <a:xfrm>
+                      <a:off x="0" y="0"/>
+                      <a:ext cx="5486400" cy="3337560"/>
+                    </a:xfrm>
+                    <a:prstGeom prst="rect"/>
+                  </pic:spPr>
+                </pic:pic>
+              </a:graphicData>
+            </a:graphic>
+          </wp:inline>
+        </w:drawing>
+      </w:r>
+    </w:p>
+    <w:p>
+      <w:pPr>
+        <w:spacing w:line="336" w:lineRule="auto" w:after="180"/>
+      </w:pPr>
+      <w:r>
+        <w:rPr>
+          <w:b w:val="0"/>
+        </w:rPr>
+        <w:t xml:space="preserve">Summarise first size: Mean6 errors; </w:t>
+      </w:r>
+      <w:r>
+        <w:rPr>
+          <w:b/>
+        </w:rPr>
+        <w:t>range</w:t>
+      </w:r>
+      <w:r>
+        <w:rPr>
+          <w:b w:val="0"/>
+        </w:rPr>
+        <w:t xml:space="preserve">5–7, corresponding to mean 40% accuracy. → Summarise larger size: Mean4 errors; </w:t>
+      </w:r>
+      <w:r>
+        <w:rPr>
+          <w:b/>
+        </w:rPr>
+        <w:t>range</w:t>
+      </w:r>
+      <w:r>
+        <w:rPr>
+          <w:b w:val="0"/>
+        </w:rPr>
+        <w:t xml:space="preserve">3–5, corresponding to mean </w:t>
+      </w:r>
+      <w:r>
+        <w:rPr>
+          <w:b/>
+        </w:rPr>
+        <w:t>60%</w:t>
+      </w:r>
+      <w:r>
+        <w:rPr>
+          <w:b w:val="0"/>
+        </w:rPr>
+        <w:t xml:space="preserve"> accuracy. → State bounded pattern: More </w:t>
+      </w:r>
+      <w:r>
+        <w:rPr>
+          <w:b/>
+        </w:rPr>
+        <w:t>training</w:t>
+      </w:r>
+      <w:r>
+        <w:rPr>
+          <w:b w:val="0"/>
+        </w:rPr>
+        <w:t xml:space="preserve"> plants improved the average in these supplied runs; </w:t>
+      </w:r>
+      <w:r>
+        <w:rPr>
+          <w:b/>
+        </w:rPr>
+        <w:t>variability</w:t>
+      </w:r>
+      <w:r>
+        <w:rPr>
+          <w:b w:val="0"/>
+        </w:rPr>
+        <w:t xml:space="preserve"> remains.</w:t>
+      </w:r>
+    </w:p>
+    <w:p>
+      <w:pPr>
+        <w:spacing w:line="336" w:lineRule="auto" w:after="180"/>
+        <w:shd w:fill="F5F1FB"/>
+      </w:pPr>
+      <w:r>
+        <w:rPr>
+          <w:b w:val="0"/>
+        </w:rPr>
+        <w:t xml:space="preserve">Point to each numbered stage and explain which recorded </w:t>
+      </w:r>
+      <w:r>
+        <w:rPr>
+          <w:b/>
+        </w:rPr>
+        <w:t>input</w:t>
+      </w:r>
+      <w:r>
+        <w:rPr>
+          <w:b w:val="0"/>
+        </w:rPr>
+        <w:t xml:space="preserve"> it uses.</w:t>
+      </w:r>
+    </w:p>
+    <w:p>
+      <w:pPr>
+        <w:pStyle w:val="Heading3"/>
+      </w:pPr>
+      <w:r>
+        <w:t>My picture explanation, deciding evidence and one limit</w:t>
+      </w:r>
+    </w:p>
+    <w:p>
+      <w:r>
+        <w:t>________________________________________________________________</w:t>
+      </w:r>
+    </w:p>
+    <w:p>
+      <w:r>
+        <w:t>________________________________________________________________</w:t>
+      </w:r>
+    </w:p>
+    <w:p>
+      <w:r>
+        <w:t>________________________________________________________________</w:t>
+      </w:r>
+    </w:p>
+    <w:p>
+      <w:r>
+        <w:t>________________________________________________________________</w:t>
+      </w:r>
+    </w:p>
+    <w:p>
+      <w:pPr>
+        <w:pStyle w:val="Heading3"/>
+      </w:pPr>
+      <w:r>
+        <w:t>03. Learning curves and variability at a glance</w:t>
+      </w:r>
+    </w:p>
+    <w:p>
+      <w:r>
+        <w:drawing>
+          <wp:inline xmlns:a="http://schemas.openxmlformats.org/drawingml/2006/main" xmlns:pic="http://schemas.openxmlformats.org/drawingml/2006/picture">
+            <wp:extent cx="5486400" cy="2834640"/>
+            <wp:docPr id="4" name="Picture 4" descr="Learning curves and variability at a glance. 10 training rows | Validation 7 9 8 | Mean 8 range 2. 20 training rows | Validation 5 7 6 | Mean 6 range 2. 40 training rows | Validation 4 6 5 | Mean 5 range 2"/>
+            <wp:cNvGraphicFramePr>
+              <a:graphicFrameLocks noChangeAspect="1"/>
+            </wp:cNvGraphicFramePr>
+            <a:graphic>
+              <a:graphicData uri="http://schemas.openxmlformats.org/drawingml/2006/picture">
+                <pic:pic>
+                  <pic:nvPicPr>
+                    <pic:cNvPr id="0" name="academy-story-ai-4-28-03.png"/>
+                    <pic:cNvPicPr/>
+                  </pic:nvPicPr>
+                  <pic:blipFill>
+                    <a:blip r:embed="rId12"/>
+                    <a:stretch>
+                      <a:fillRect/>
+                    </a:stretch>
+                  </pic:blipFill>
+                  <pic:spPr>
+                    <a:xfrm>
+                      <a:off x="0" y="0"/>
+                      <a:ext cx="5486400" cy="2834640"/>
+                    </a:xfrm>
+                    <a:prstGeom prst="rect"/>
+                  </pic:spPr>
+                </pic:pic>
+              </a:graphicData>
+            </a:graphic>
+          </wp:inline>
+        </w:drawing>
+      </w:r>
+    </w:p>
+    <w:p>
+      <w:pPr>
+        <w:spacing w:line="336" w:lineRule="auto" w:after="180"/>
+      </w:pPr>
+      <w:r>
+        <w:rPr>
+          <w:b/>
+        </w:rPr>
+        <w:t>Learning curve</w:t>
+      </w:r>
+      <w:r>
+        <w:rPr>
+          <w:b w:val="0"/>
+        </w:rPr>
+        <w:t xml:space="preserve">s and </w:t>
+      </w:r>
+      <w:r>
+        <w:rPr>
+          <w:b/>
+        </w:rPr>
+        <w:t>variability</w:t>
+      </w:r>
+      <w:r>
+        <w:rPr>
+          <w:b w:val="0"/>
+        </w:rPr>
+        <w:t xml:space="preserve"> at a glance. 10 </w:t>
+      </w:r>
+      <w:r>
+        <w:rPr>
+          <w:b/>
+        </w:rPr>
+        <w:t>training</w:t>
+      </w:r>
+      <w:r>
+        <w:rPr>
+          <w:b w:val="0"/>
+        </w:rPr>
+        <w:t xml:space="preserve"> rows | Validation 7 9 8 | Mean 8 </w:t>
+      </w:r>
+      <w:r>
+        <w:rPr>
+          <w:b/>
+        </w:rPr>
+        <w:t>range</w:t>
+      </w:r>
+      <w:r>
+        <w:rPr>
+          <w:b w:val="0"/>
+        </w:rPr>
+        <w:t xml:space="preserve"> 2. 20 </w:t>
+      </w:r>
+      <w:r>
+        <w:rPr>
+          <w:b/>
+        </w:rPr>
+        <w:t>training</w:t>
+      </w:r>
+      <w:r>
+        <w:rPr>
+          <w:b w:val="0"/>
+        </w:rPr>
+        <w:t xml:space="preserve"> rows | Validation 5 7 6 | Mean 6 </w:t>
+      </w:r>
+      <w:r>
+        <w:rPr>
+          <w:b/>
+        </w:rPr>
+        <w:t>range</w:t>
+      </w:r>
+      <w:r>
+        <w:rPr>
+          <w:b w:val="0"/>
+        </w:rPr>
+        <w:t xml:space="preserve"> 2. 40 </w:t>
+      </w:r>
+      <w:r>
+        <w:rPr>
+          <w:b/>
+        </w:rPr>
+        <w:t>training</w:t>
+      </w:r>
+      <w:r>
+        <w:rPr>
+          <w:b w:val="0"/>
+        </w:rPr>
+        <w:t xml:space="preserve"> rows | Validation 4 6 5 | Mean 5 </w:t>
+      </w:r>
+      <w:r>
+        <w:rPr>
+          <w:b/>
+        </w:rPr>
+        <w:t>range</w:t>
+      </w:r>
+      <w:r>
+        <w:rPr>
+          <w:b w:val="0"/>
+        </w:rPr>
+        <w:t xml:space="preserve"> 2</w:t>
+      </w:r>
+    </w:p>
+    <w:p>
+      <w:pPr>
+        <w:spacing w:line="336" w:lineRule="auto" w:after="180"/>
+        <w:shd w:fill="F5F1FB"/>
+      </w:pPr>
+      <w:r>
+        <w:rPr>
+          <w:b w:val="0"/>
+        </w:rPr>
+        <w:t>Read the labels and values. Explain the relationship the model shows.</w:t>
+      </w:r>
+    </w:p>
+    <w:p>
+      <w:pPr>
+        <w:pStyle w:val="Heading3"/>
+      </w:pPr>
+      <w:r>
+        <w:t>My picture explanation, deciding evidence and one limit</w:t>
+      </w:r>
+    </w:p>
+    <w:p>
+      <w:r>
+        <w:t>________________________________________________________________</w:t>
+      </w:r>
+    </w:p>
+    <w:p>
+      <w:r>
+        <w:t>________________________________________________________________</w:t>
+      </w:r>
+    </w:p>
+    <w:p>
+      <w:r>
+        <w:t>________________________________________________________________</w:t>
+      </w:r>
+    </w:p>
+    <w:p>
+      <w:r>
+        <w:t>________________________________________________________________</w:t>
+      </w:r>
+    </w:p>
+    <w:p>
+      <w:pPr>
+        <w:pStyle w:val="Heading3"/>
+      </w:pPr>
+      <w:r>
+        <w:t>04. Change one thing. Trace what follows.</w:t>
+      </w:r>
+    </w:p>
+    <w:p>
+      <w:r>
+        <w:drawing>
+          <wp:inline xmlns:a="http://schemas.openxmlformats.org/drawingml/2006/main" xmlns:pic="http://schemas.openxmlformats.org/drawingml/2006/picture">
+            <wp:extent cx="5486400" cy="3026664"/>
+            <wp:docPr id="5" name="Picture 5" descr="Original case: More training plants improved the average in these supplied runs; variability remains. Changed condition: A30-plant experiment gives errors [4, 4, 4]. Expected result: Mean remains4; this additional size does not improve the observed mean over20 plants. Reason: Learning curves are measured patterns, not a guarantee of improvement at every data size."/>
+            <wp:cNvGraphicFramePr>
+              <a:graphicFrameLocks noChangeAspect="1"/>
+            </wp:cNvGraphicFramePr>
+            <a:graphic>
+              <a:graphicData uri="http://schemas.openxmlformats.org/drawingml/2006/picture">
+                <pic:pic>
+                  <pic:nvPicPr>
+                    <pic:cNvPr id="0" name="academy-story-ai-4-28-04.png"/>
+                    <pic:cNvPicPr/>
+                  </pic:nvPicPr>
+                  <pic:blipFill>
+                    <a:blip r:embed="rId13"/>
+                    <a:stretch>
+                      <a:fillRect/>
+                    </a:stretch>
+                  </pic:blipFill>
+                  <pic:spPr>
+                    <a:xfrm>
+                      <a:off x="0" y="0"/>
+                      <a:ext cx="5486400" cy="3026664"/>
+                    </a:xfrm>
+                    <a:prstGeom prst="rect"/>
+                  </pic:spPr>
+                </pic:pic>
+              </a:graphicData>
+            </a:graphic>
+          </wp:inline>
+        </w:drawing>
+      </w:r>
+    </w:p>
+    <w:p>
+      <w:pPr>
+        <w:spacing w:line="336" w:lineRule="auto" w:after="180"/>
+      </w:pPr>
+      <w:r>
+        <w:rPr>
+          <w:b w:val="0"/>
+        </w:rPr>
+        <w:t xml:space="preserve">Original case: More </w:t>
+      </w:r>
+      <w:r>
+        <w:rPr>
+          <w:b/>
+        </w:rPr>
+        <w:t>training</w:t>
+      </w:r>
+      <w:r>
+        <w:rPr>
+          <w:b w:val="0"/>
+        </w:rPr>
+        <w:t xml:space="preserve"> plants improved the average in these supplied runs; </w:t>
+      </w:r>
+      <w:r>
+        <w:rPr>
+          <w:b/>
+        </w:rPr>
+        <w:t>variability</w:t>
+      </w:r>
+      <w:r>
+        <w:rPr>
+          <w:b w:val="0"/>
+        </w:rPr>
+        <w:t xml:space="preserve"> remains. Changed condition: A30-plant experiment gives errors [4, 4, 4].</w:t>
+      </w:r>
+    </w:p>
+    <w:p>
+      <w:pPr>
+        <w:spacing w:line="336" w:lineRule="auto" w:after="180"/>
+      </w:pPr>
+      <w:r>
+        <w:rPr>
+          <w:b w:val="0"/>
+        </w:rPr>
+        <w:t xml:space="preserve">Expected result: Mean remains4; this additional size does not improve the observed mean over20 plants. Reason: </w:t>
+      </w:r>
+      <w:r>
+        <w:rPr>
+          <w:b/>
+        </w:rPr>
+        <w:t>Learning curve</w:t>
+      </w:r>
+      <w:r>
+        <w:rPr>
+          <w:b w:val="0"/>
+        </w:rPr>
+        <w:t>s are measured patterns, not a guarantee of improvement at every data size.</w:t>
+      </w:r>
+    </w:p>
+    <w:p>
+      <w:pPr>
+        <w:spacing w:line="336" w:lineRule="auto" w:after="180"/>
+        <w:shd w:fill="F5F1FB"/>
+      </w:pPr>
+      <w:r>
+        <w:rPr>
+          <w:b w:val="0"/>
+        </w:rPr>
+        <w:t>Predict before checking the worked changed-case result. Name what changed and what the supplied facts allow you to conclude.</w:t>
+      </w:r>
+    </w:p>
+    <w:p>
+      <w:pPr>
+        <w:pStyle w:val="Heading3"/>
+      </w:pPr>
+      <w:r>
+        <w:t>My picture explanation, deciding evidence and one limit</w:t>
+      </w:r>
+    </w:p>
+    <w:p>
+      <w:r>
+        <w:t>________________________________________________________________</w:t>
+      </w:r>
+    </w:p>
+    <w:p>
+      <w:r>
+        <w:t>________________________________________________________________</w:t>
+      </w:r>
+    </w:p>
+    <w:p>
+      <w:r>
+        <w:t>________________________________________________________________</w:t>
+      </w:r>
+    </w:p>
+    <w:p>
+      <w:r>
+        <w:t>________________________________________________________________</w:t>
+      </w:r>
+    </w:p>
+    <w:p>
+      <w:pPr>
+        <w:pStyle w:val="Heading3"/>
+      </w:pPr>
+      <w:r>
+        <w:t>05. Connect the explanation to its limit</w:t>
+      </w:r>
+    </w:p>
+    <w:p>
+      <w:r>
+        <w:drawing>
+          <wp:inline xmlns:a="http://schemas.openxmlformats.org/drawingml/2006/main" xmlns:pic="http://schemas.openxmlformats.org/drawingml/2006/picture">
+            <wp:extent cx="5486400" cy="2834640"/>
+            <wp:docPr id="6" name="Picture 6" descr="Read the picture in order. More training plants improved the average in these supplied runs; variability remains. The arrows show which recorded input or intermediate result each decision uses. Explain the deciding step aloud before checking the changed case; pointing to the final answer alone does not show how it follows. Limit: These toy runs do not establish that data quantity alone caused improvement; collection quality and conditions matter."/>
+            <wp:cNvGraphicFramePr>
+              <a:graphicFrameLocks noChangeAspect="1"/>
+            </wp:cNvGraphicFramePr>
+            <a:graphic>
+              <a:graphicData uri="http://schemas.openxmlformats.org/drawingml/2006/picture">
+                <pic:pic>
+                  <pic:nvPicPr>
+                    <pic:cNvPr id="0" name="academy-story-ai-4-28-05.png"/>
+                    <pic:cNvPicPr/>
+                  </pic:nvPicPr>
+                  <pic:blipFill>
+                    <a:blip r:embed="rId14"/>
+                    <a:stretch>
+                      <a:fillRect/>
+                    </a:stretch>
+                  </pic:blipFill>
+                  <pic:spPr>
+                    <a:xfrm>
+                      <a:off x="0" y="0"/>
+                      <a:ext cx="5486400" cy="2834640"/>
+                    </a:xfrm>
+                    <a:prstGeom prst="rect"/>
+                  </pic:spPr>
+                </pic:pic>
+              </a:graphicData>
+            </a:graphic>
+          </wp:inline>
+        </w:drawing>
+      </w:r>
+    </w:p>
+    <w:p>
+      <w:pPr>
+        <w:spacing w:line="336" w:lineRule="auto" w:after="180"/>
+      </w:pPr>
+      <w:r>
+        <w:rPr>
+          <w:b w:val="0"/>
+        </w:rPr>
+        <w:t xml:space="preserve">Read the picture in order. More </w:t>
+      </w:r>
+      <w:r>
+        <w:rPr>
+          <w:b/>
+        </w:rPr>
+        <w:t>training</w:t>
+      </w:r>
+      <w:r>
+        <w:rPr>
+          <w:b w:val="0"/>
+        </w:rPr>
+        <w:t xml:space="preserve"> plants improved the average in these supplied runs; </w:t>
+      </w:r>
+      <w:r>
+        <w:rPr>
+          <w:b/>
+        </w:rPr>
+        <w:t>variability</w:t>
+      </w:r>
+      <w:r>
+        <w:rPr>
+          <w:b w:val="0"/>
+        </w:rPr>
+        <w:t xml:space="preserve"> remains. The arrows show which recorded </w:t>
+      </w:r>
+      <w:r>
+        <w:rPr>
+          <w:b/>
+        </w:rPr>
+        <w:t>input</w:t>
+      </w:r>
+      <w:r>
+        <w:rPr>
+          <w:b w:val="0"/>
+        </w:rPr>
+        <w:t xml:space="preserve"> or intermediate result each decision uses.</w:t>
+      </w:r>
+    </w:p>
+    <w:p>
+      <w:pPr>
+        <w:spacing w:line="336" w:lineRule="auto" w:after="180"/>
+      </w:pPr>
+      <w:r>
+        <w:rPr>
+          <w:b w:val="0"/>
+        </w:rPr>
+        <w:t>Explain the deciding step aloud before checking the changed case; pointing to the final answer alone does not show how it follows.</w:t>
+      </w:r>
+    </w:p>
+    <w:p>
+      <w:pPr>
+        <w:spacing w:line="336" w:lineRule="auto" w:after="180"/>
+      </w:pPr>
+      <w:r>
+        <w:rPr>
+          <w:b w:val="0"/>
+        </w:rPr>
+        <w:t>Limit: These toy runs do not establish that data quantity alone caused improvement; collection quality and conditions matter.</w:t>
+      </w:r>
+    </w:p>
+    <w:p>
+      <w:pPr>
+        <w:spacing w:line="336" w:lineRule="auto" w:after="180"/>
+        <w:shd w:fill="F5F1FB"/>
+      </w:pPr>
+      <w:r>
+        <w:rPr>
+          <w:b w:val="0"/>
+        </w:rPr>
+        <w:t>Explain the case, then point to a limit on the claim.</w:t>
+      </w:r>
+    </w:p>
+    <w:p>
+      <w:pPr>
+        <w:pStyle w:val="Heading3"/>
+      </w:pPr>
+      <w:r>
+        <w:t>My picture explanation, deciding evidence and one limit</w:t>
+      </w:r>
+    </w:p>
+    <w:p>
+      <w:r>
+        <w:t>________________________________________________________________</w:t>
+      </w:r>
+    </w:p>
+    <w:p>
+      <w:r>
+        <w:t>________________________________________________________________</w:t>
+      </w:r>
+    </w:p>
+    <w:p>
+      <w:r>
+        <w:t>________________________________________________________________</w:t>
+      </w:r>
+    </w:p>
+    <w:p>
+      <w:r>
+        <w:t>________________________________________________________________</w:t>
+      </w:r>
+    </w:p>
+    <w:p>
+      <w:pPr>
+        <w:pStyle w:val="Heading3"/>
+      </w:pPr>
+      <w:r>
+        <w:t>06. Make the idea visible in your project</w:t>
+      </w:r>
+    </w:p>
+    <w:p>
+      <w:r>
+        <w:drawing>
+          <wp:inline xmlns:a="http://schemas.openxmlformats.org/drawingml/2006/main" xmlns:pic="http://schemas.openxmlformats.org/drawingml/2006/picture">
+            <wp:extent cx="5486400" cy="3681984"/>
+            <wp:docPr id="7" name="Picture 7" descr="For your Responsible Plant Classifier, save the input, procedure, observed result and limitation of this check. Label this worked example as practice; use a different, previously unreviewed case when checking independent understanding. Draw your input, deciding step, result and limit. Supported question: What comparison is valid if the validation set changes between sizes? Point to the relevant step in the picture, then write the changed result and the rule or evidence that supports it."/>
+            <wp:cNvGraphicFramePr>
+              <a:graphicFrameLocks noChangeAspect="1"/>
+            </wp:cNvGraphicFramePr>
+            <a:graphic>
+              <a:graphicData uri="http://schemas.openxmlformats.org/drawingml/2006/picture">
+                <pic:pic>
+                  <pic:nvPicPr>
+                    <pic:cNvPr id="0" name="academy-story-ai-4-28-06.png"/>
+                    <pic:cNvPicPr/>
+                  </pic:nvPicPr>
+                  <pic:blipFill>
+                    <a:blip r:embed="rId15"/>
+                    <a:stretch>
+                      <a:fillRect/>
+                    </a:stretch>
+                  </pic:blipFill>
+                  <pic:spPr>
+                    <a:xfrm>
+                      <a:off x="0" y="0"/>
+                      <a:ext cx="5486400" cy="3681984"/>
+                    </a:xfrm>
+                    <a:prstGeom prst="rect"/>
+                  </pic:spPr>
+                </pic:pic>
+              </a:graphicData>
+            </a:graphic>
+          </wp:inline>
+        </w:drawing>
+      </w:r>
+    </w:p>
+    <w:p>
+      <w:pPr>
+        <w:spacing w:line="336" w:lineRule="auto" w:after="180"/>
+      </w:pPr>
+      <w:r>
+        <w:rPr>
+          <w:b w:val="0"/>
+        </w:rPr>
+        <w:t xml:space="preserve">For your Responsible Plant Classifier, save the </w:t>
+      </w:r>
+      <w:r>
+        <w:rPr>
+          <w:b/>
+        </w:rPr>
+        <w:t>input</w:t>
+      </w:r>
+      <w:r>
+        <w:rPr>
+          <w:b w:val="0"/>
+        </w:rPr>
+        <w:t>, procedure, observed result and limitation of this check.</w:t>
+      </w:r>
+    </w:p>
+    <w:p>
+      <w:pPr>
+        <w:spacing w:line="336" w:lineRule="auto" w:after="180"/>
+      </w:pPr>
+      <w:r>
+        <w:rPr>
+          <w:b w:val="0"/>
+        </w:rPr>
+        <w:t xml:space="preserve">Label this worked example as practice; use a different, previously unreviewed case when checking independent understanding. Draw your </w:t>
+      </w:r>
+      <w:r>
+        <w:rPr>
+          <w:b/>
+        </w:rPr>
+        <w:t>input</w:t>
+      </w:r>
+      <w:r>
+        <w:rPr>
+          <w:b w:val="0"/>
+        </w:rPr>
+        <w:t>, deciding step, result and limit.</w:t>
+      </w:r>
+    </w:p>
+    <w:p>
+      <w:pPr>
+        <w:spacing w:line="336" w:lineRule="auto" w:after="180"/>
+      </w:pPr>
+      <w:r>
+        <w:rPr>
+          <w:b w:val="0"/>
+        </w:rPr>
+        <w:t xml:space="preserve">Supported question: What comparison is valid if the validation set changes between sizes? Point to the relevant step in the picture, then write the changed result and the rule or </w:t>
+      </w:r>
+      <w:r>
+        <w:rPr>
+          <w:b/>
+        </w:rPr>
+        <w:t>evidence</w:t>
+      </w:r>
+      <w:r>
+        <w:rPr>
+          <w:b w:val="0"/>
+        </w:rPr>
+        <w:t xml:space="preserve"> that supports it.</w:t>
+      </w:r>
+    </w:p>
+    <w:p>
+      <w:pPr>
+        <w:spacing w:line="336" w:lineRule="auto" w:after="180"/>
+        <w:shd w:fill="F5F1FB"/>
+      </w:pPr>
+      <w:r>
+        <w:rPr>
+          <w:b w:val="0"/>
+        </w:rPr>
+        <w:t xml:space="preserve">Draw your project trace and justify the deciding step using </w:t>
+      </w:r>
+      <w:r>
+        <w:rPr>
+          <w:b/>
+        </w:rPr>
+        <w:t>evidence</w:t>
+      </w:r>
+      <w:r>
+        <w:rPr>
+          <w:b w:val="0"/>
+        </w:rPr>
+        <w:t>.</w:t>
+      </w:r>
+    </w:p>
+    <w:p>
+      <w:pPr>
+        <w:pStyle w:val="Heading3"/>
+      </w:pPr>
+      <w:r>
+        <w:t>My picture explanation, deciding evidence and one limit</w:t>
       </w:r>
     </w:p>
     <w:p>

--- a/downloads/workbook/ai-4-week-28.docx
+++ b/downloads/workbook/ai-4-week-28.docx
@@ -25,22 +25,45 @@
         <w:pStyle w:val="Heading1"/>
       </w:pPr>
       <w:r>
-        <w:t>01. Recall and choose your starting point</w:t>
-      </w:r>
-    </w:p>
-    <w:p>
-      <w:r>
-        <w:t>Record your starting explanation for Learning Curves before opening notes. Show any later correction separately.</w:t>
-      </w:r>
-    </w:p>
-    <w:p>
-      <w:pPr>
-        <w:spacing w:line="336" w:lineRule="auto" w:after="180"/>
-      </w:pPr>
-      <w:r>
-        <w:rPr>
-          <w:b w:val="0"/>
-        </w:rPr>
+        <w:t>One readable curve-and-repeat evidence record.</w:t>
+      </w:r>
+    </w:p>
+    <w:p>
+      <w:r>
+        <w:t>Compute means/ranges,compare patterns and propose a controlled follow-up.</w:t>
+      </w:r>
+    </w:p>
+    <w:p>
+      <w:r>
+        <w:t>W1–W3/W5 → selected repeat-count task → project curve record → changed-case return.</w:t>
+      </w:r>
+    </w:p>
+    <w:p>
+      <w:pPr>
+        <w:pStyle w:val="Heading1"/>
+      </w:pPr>
+      <w:r>
+        <w:t>01. Recall · Retrieve before notes</w:t>
+      </w:r>
+    </w:p>
+    <w:p>
+      <w:r>
+        <w:t>Keep this task’s complete inputs, stated rule and support record together.</w:t>
+      </w:r>
+    </w:p>
+    <w:p>
+      <w:pPr>
+        <w:pStyle w:val="Heading2"/>
+      </w:pPr>
+      <w:r>
+        <w:t>Task and evidence record</w:t>
+      </w:r>
+    </w:p>
+    <w:p>
+      <w:pPr>
+        <w:pStyle w:val="ListBullet"/>
+      </w:pPr>
+      <w:r>
         <w:t>Try the recall before opening notes. Then use a different colour or a labelled second line to correct your explanation.</w:t>
       </w:r>
     </w:p>
@@ -54,25 +77,10 @@
     </w:p>
     <w:p>
       <w:pPr>
-        <w:spacing w:line="336" w:lineRule="auto" w:after="180"/>
-      </w:pPr>
-      <w:r>
-        <w:rPr>
-          <w:b w:val="0"/>
-        </w:rPr>
-        <w:t>Without opening the old lesson, explain one key idea from Over</w:t>
-      </w:r>
-      <w:r>
-        <w:rPr>
-          <w:b/>
-        </w:rPr>
-        <w:t>fitting</w:t>
-      </w:r>
-      <w:r>
-        <w:rPr>
-          <w:b w:val="0"/>
-        </w:rPr>
-        <w:t>. Give an example and a mistake that the idea helps you avoid.</w:t>
+        <w:pStyle w:val="ListBullet"/>
+      </w:pPr>
+      <w:r>
+        <w:t>Without opening the old lesson, explain one key idea from Overfitting. Give an example and a mistake that the idea helps you avoid.</w:t>
       </w:r>
     </w:p>
     <w:p>
@@ -108,12 +116,9 @@
     </w:p>
     <w:p>
       <w:pPr>
-        <w:spacing w:line="336" w:lineRule="auto" w:after="180"/>
-      </w:pPr>
-      <w:r>
-        <w:rPr>
-          <w:b w:val="0"/>
-        </w:rPr>
+        <w:pStyle w:val="ListBullet"/>
+      </w:pPr>
+      <w:r>
         <w:t>Without opening the old lesson, explain one key idea from Metrics Match Consequences. Give an example and a mistake that the idea helps you avoid.</w:t>
       </w:r>
     </w:p>
@@ -150,12 +155,9 @@
     </w:p>
     <w:p>
       <w:pPr>
-        <w:spacing w:line="336" w:lineRule="auto" w:after="180"/>
-      </w:pPr>
-      <w:r>
-        <w:rPr>
-          <w:b w:val="0"/>
-        </w:rPr>
+        <w:pStyle w:val="ListBullet"/>
+      </w:pPr>
+      <w:r>
         <w:t>Without opening the old lesson, explain one key idea from Train a Regression Model. Give an example and a mistake that the idea helps you avoid.</w:t>
       </w:r>
     </w:p>
@@ -187,147 +189,44 @@
         <w:pStyle w:val="Heading1"/>
       </w:pPr>
       <w:r>
-        <w:t>02. Practise with fading help</w:t>
-      </w:r>
-    </w:p>
-    <w:p>
-      <w:r>
-        <w:t>Complete the supported Learning Curves trace and record the first step you can explain without help.</w:t>
-      </w:r>
-    </w:p>
-    <w:p>
-      <w:pPr>
-        <w:spacing w:line="336" w:lineRule="auto" w:after="180"/>
-      </w:pPr>
-      <w:r>
-        <w:rPr>
-          <w:b w:val="0"/>
-        </w:rPr>
-        <w:t xml:space="preserve">Use W2: Read both curves for </w:t>
-      </w:r>
-      <w:r>
-        <w:rPr>
-          <w:b/>
-        </w:rPr>
-        <w:t>Learning curve</w:t>
-      </w:r>
-      <w:r>
-        <w:rPr>
-          <w:b w:val="0"/>
-        </w:rPr>
-        <w:t xml:space="preserve">s and </w:t>
-      </w:r>
-      <w:r>
-        <w:rPr>
-          <w:b/>
-        </w:rPr>
-        <w:t>variability</w:t>
-      </w:r>
-      <w:r>
-        <w:rPr>
-          <w:b w:val="0"/>
-        </w:rPr>
-        <w:t>. Record the answer once; the lesson and workbook refer to the same attempt.</w:t>
-      </w:r>
-    </w:p>
-    <w:tbl>
-      <w:tblPr>
-        <w:tblStyle w:val="LightShading-Accent1"/>
-        <w:tblW w:type="auto" w:w="0"/>
-        <w:tblLook w:firstColumn="1" w:firstRow="1" w:lastColumn="0" w:lastRow="0" w:noHBand="0" w:noVBand="1" w:val="04A0"/>
-      </w:tblPr>
-      <w:tblGrid>
-        <w:gridCol w:w="2556"/>
-        <w:gridCol w:w="2556"/>
-        <w:gridCol w:w="2556"/>
-        <w:gridCol w:w="2556"/>
-      </w:tblGrid>
-      <w:tr>
-        <w:trPr>
-          <w:tblHeader/>
-        </w:trPr>
-        <w:tc>
-          <w:tcPr>
-            <w:tcW w:type="dxa" w:w="2556"/>
-          </w:tcPr>
-          <w:p>
-            <w:r>
-              <w:t>Given inputs</w:t>
-            </w:r>
-          </w:p>
-        </w:tc>
-        <w:tc>
-          <w:tcPr>
-            <w:tcW w:type="dxa" w:w="2556"/>
-          </w:tcPr>
-          <w:p>
-            <w:r>
-              <w:t>Procedure I chose</w:t>
-            </w:r>
-          </w:p>
-        </w:tc>
-        <w:tc>
-          <w:tcPr>
-            <w:tcW w:type="dxa" w:w="2556"/>
-          </w:tcPr>
-          <w:p>
-            <w:r>
-              <w:t>Middle steps</w:t>
-            </w:r>
-          </w:p>
-        </w:tc>
-        <w:tc>
-          <w:tcPr>
-            <w:tcW w:type="dxa" w:w="2556"/>
-          </w:tcPr>
-          <w:p>
-            <w:r>
-              <w:t>Result and check</w:t>
-            </w:r>
-          </w:p>
-        </w:tc>
-      </w:tr>
-      <w:tr>
-        <w:tc>
-          <w:tcPr>
-            <w:tcW w:type="dxa" w:w="2556"/>
-          </w:tcPr>
-          <w:p>
-            <w:r/>
-          </w:p>
-        </w:tc>
-        <w:tc>
-          <w:tcPr>
-            <w:tcW w:type="dxa" w:w="2556"/>
-          </w:tcPr>
-          <w:p>
-            <w:r/>
-          </w:p>
-        </w:tc>
-        <w:tc>
-          <w:tcPr>
-            <w:tcW w:type="dxa" w:w="2556"/>
-          </w:tcPr>
-          <w:p>
-            <w:r/>
-          </w:p>
-        </w:tc>
-        <w:tc>
-          <w:tcPr>
-            <w:tcW w:type="dxa" w:w="2556"/>
-          </w:tcPr>
-          <w:p>
-            <w:r/>
-          </w:p>
-        </w:tc>
-      </w:tr>
-    </w:tbl>
+        <w:t>12. W1 · Explain the mechanism</w:t>
+      </w:r>
+    </w:p>
+    <w:p>
+      <w:r>
+        <w:t>Keep this task’s complete inputs, stated rule and support record together.</w:t>
+      </w:r>
+    </w:p>
+    <w:p>
+      <w:pPr>
+        <w:pStyle w:val="Heading2"/>
+      </w:pPr>
+      <w:r>
+        <w:t>Task and evidence record</w:t>
+      </w:r>
+    </w:p>
+    <w:p>
+      <w:pPr>
+        <w:pStyle w:val="ListBullet"/>
+      </w:pPr>
+      <w:r>
+        <w:t>Main height-MAEcm at training sizes 10/20/40:validation repeats[7, 9, 8], [5, 7, 6], [4, 6, 5], means 8/6/5, minmax 7–9/5–7/4–6, width 2 each; training means 1/2/3. ClinicPtraining7 throughout/validationmean 8 throughout; Qtraining1 throughout/validationmean 9, 8, 8; Rmainpattern. Shading is observed min/max of3 supplied runs, not confidence/future interval. Picture uses errors[6, 5, 7]and[4, 5, 3]on fixed 10 cases:means 6/4 errors, accuracy 40%/60%; 30 plant[4, 4, 4]keepsmean 4 with observedwidth 0.</w:t>
+      </w:r>
+    </w:p>
+    <w:p>
+      <w:pPr>
+        <w:pStyle w:val="ListBullet"/>
+      </w:pPr>
+      <w:r>
+        <w:t>Calculate the mean and range for the 20-row condition.</w:t>
+      </w:r>
+    </w:p>
     <w:p>
       <w:pPr>
         <w:pStyle w:val="Heading3"/>
       </w:pPr>
       <w:r>
-        <w:t>The step I completed without help, and the hint I needed</w:t>
+        <w:t>My reasoning and evidence</w:t>
       </w:r>
     </w:p>
     <w:p>
@@ -346,62 +245,55 @@
       </w:r>
     </w:p>
     <w:p>
+      <w:r>
+        <w:t>________________________________________________________________</w:t>
+      </w:r>
+    </w:p>
+    <w:p>
+      <w:r>
+        <w:t>________________________________________________________________</w:t>
+      </w:r>
+    </w:p>
+    <w:p>
+      <w:r>
+        <w:t>________________________________________________________________</w:t>
+      </w:r>
+    </w:p>
+    <w:p>
       <w:pPr>
         <w:pStyle w:val="Heading1"/>
       </w:pPr>
       <w:r>
-        <w:t>03. Individual reasoning check</w:t>
-      </w:r>
-    </w:p>
-    <w:p>
-      <w:r>
-        <w:t>Check the proposed Learning Curves explanation against the supplied facts before discussing it.</w:t>
-      </w:r>
-    </w:p>
-    <w:p>
-      <w:pPr>
-        <w:spacing w:line="336" w:lineRule="auto" w:after="180"/>
-      </w:pPr>
-      <w:r>
-        <w:rPr>
-          <w:b w:val="0"/>
-        </w:rPr>
-        <w:t xml:space="preserve">Use the worked case for </w:t>
-      </w:r>
-      <w:r>
-        <w:rPr>
-          <w:b/>
-        </w:rPr>
-        <w:t>Learning curve</w:t>
-      </w:r>
-      <w:r>
-        <w:rPr>
-          <w:b w:val="0"/>
-        </w:rPr>
-        <w:t xml:space="preserve">s and </w:t>
-      </w:r>
-      <w:r>
-        <w:rPr>
-          <w:b/>
-        </w:rPr>
-        <w:t>variability</w:t>
-      </w:r>
-      <w:r>
-        <w:rPr>
-          <w:b w:val="0"/>
-        </w:rPr>
-        <w:t>. Proposed explanation: “A final answer is enough”. Decide whether this explanation is supported.</w:t>
-      </w:r>
-    </w:p>
-    <w:p>
-      <w:pPr>
-        <w:spacing w:line="336" w:lineRule="auto" w:after="180"/>
-      </w:pPr>
-      <w:r>
-        <w:rPr>
-          <w:b w:val="0"/>
-        </w:rPr>
-        <w:t>Point to the step or supplied fact that decides; explain your repair if needed.</w:t>
+        <w:t>13. W2 · Trace the current experiment</w:t>
+      </w:r>
+    </w:p>
+    <w:p>
+      <w:r>
+        <w:t>Keep this task’s complete inputs, stated rule and support record together.</w:t>
+      </w:r>
+    </w:p>
+    <w:p>
+      <w:pPr>
+        <w:pStyle w:val="Heading2"/>
+      </w:pPr>
+      <w:r>
+        <w:t>Task and evidence record</w:t>
+      </w:r>
+    </w:p>
+    <w:p>
+      <w:pPr>
+        <w:pStyle w:val="ListBullet"/>
+      </w:pPr>
+      <w:r>
+        <w:t>Main height-MAEcm at training sizes 10/20/40:validation repeats[7, 9, 8], [5, 7, 6], [4, 6, 5], means 8/6/5, minmax 7–9/5–7/4–6, width 2 each; training means 1/2/3. ClinicPtraining7 throughout/validationmean 8 throughout; Qtraining1 throughout/validationmean 9, 8, 8; Rmainpattern. Shading is observed min/max of3 supplied runs, not confidence/future interval. Picture uses errors[6, 5, 7]and[4, 5, 3]on fixed 10 cases:means 6/4 errors, accuracy 40%/60%; 30 plant[4, 4, 4]keepsmean 4 with observedwidth 0.</w:t>
+      </w:r>
+    </w:p>
+    <w:p>
+      <w:pPr>
+        <w:pStyle w:val="ListBullet"/>
+      </w:pPr>
+      <w:r>
+        <w:t>Why can training error rise while validation error falls?</w:t>
       </w:r>
     </w:p>
     <w:p>
@@ -409,7 +301,7 @@
         <w:pStyle w:val="Heading3"/>
       </w:pPr>
       <w:r>
-        <w:t>My explanation before partner discussion</w:t>
+        <w:t>My reasoning and evidence</w:t>
       </w:r>
     </w:p>
     <w:p>
@@ -433,16 +325,50 @@
       </w:r>
     </w:p>
     <w:p>
+      <w:r>
+        <w:t>________________________________________________________________</w:t>
+      </w:r>
+    </w:p>
+    <w:p>
+      <w:r>
+        <w:t>________________________________________________________________</w:t>
+      </w:r>
+    </w:p>
+    <w:p>
       <w:pPr>
         <w:pStyle w:val="Heading1"/>
       </w:pPr>
       <w:r>
-        <w:t>04. Independent transfer case</w:t>
-      </w:r>
-    </w:p>
-    <w:p>
-      <w:r>
-        <w:t>Write one first attempt at the reserved independent case before feedback. Repeated copies of that case refer to the same recorded attempt.</w:t>
+        <w:t>14. W3 · Repair the reasoning</w:t>
+      </w:r>
+    </w:p>
+    <w:p>
+      <w:r>
+        <w:t>Keep this task’s complete inputs, stated rule and support record together.</w:t>
+      </w:r>
+    </w:p>
+    <w:p>
+      <w:pPr>
+        <w:pStyle w:val="Heading2"/>
+      </w:pPr>
+      <w:r>
+        <w:t>Task and evidence record</w:t>
+      </w:r>
+    </w:p>
+    <w:p>
+      <w:pPr>
+        <w:pStyle w:val="ListBullet"/>
+      </w:pPr>
+      <w:r>
+        <w:t>Main height-MAEcm at training sizes 10/20/40:validation repeats[7, 9, 8], [5, 7, 6], [4, 6, 5], means 8/6/5, minmax 7–9/5–7/4–6, width 2 each; training means 1/2/3. ClinicPtraining7 throughout/validationmean 8 throughout; Qtraining1 throughout/validationmean 9, 8, 8; Rmainpattern. Shading is observed min/max of3 supplied runs, not confidence/future interval. Picture uses errors[6, 5, 7]and[4, 5, 3]on fixed 10 cases:means 6/4 errors, accuracy 40%/60%; 30 plant[4, 4, 4]keepsmean 4 with observedwidth 0.</w:t>
+      </w:r>
+    </w:p>
+    <w:p>
+      <w:pPr>
+        <w:pStyle w:val="ListBullet"/>
+      </w:pPr>
+      <w:r>
+        <w:t>Can the 40-row result guarantee a mean MAE of 2.5 at 80 rows?</w:t>
       </w:r>
     </w:p>
     <w:p>
@@ -450,30 +376,157 @@
         <w:pStyle w:val="Heading3"/>
       </w:pPr>
       <w:r>
+        <w:t>My reasoning and evidence</w:t>
+      </w:r>
+    </w:p>
+    <w:p>
+      <w:r>
+        <w:t>________________________________________________________________</w:t>
+      </w:r>
+    </w:p>
+    <w:p>
+      <w:r>
+        <w:t>________________________________________________________________</w:t>
+      </w:r>
+    </w:p>
+    <w:p>
+      <w:r>
+        <w:t>________________________________________________________________</w:t>
+      </w:r>
+    </w:p>
+    <w:p>
+      <w:r>
+        <w:t>________________________________________________________________</w:t>
+      </w:r>
+    </w:p>
+    <w:p>
+      <w:r>
+        <w:t>________________________________________________________________</w:t>
+      </w:r>
+    </w:p>
+    <w:p>
+      <w:r>
+        <w:t>________________________________________________________________</w:t>
+      </w:r>
+    </w:p>
+    <w:p>
+      <w:pPr>
+        <w:pStyle w:val="Heading1"/>
+      </w:pPr>
+      <w:r>
+        <w:t>16. W5 · Plan the next check</w:t>
+      </w:r>
+    </w:p>
+    <w:p>
+      <w:r>
+        <w:t>Keep this task’s complete inputs, stated rule and support record together.</w:t>
+      </w:r>
+    </w:p>
+    <w:p>
+      <w:pPr>
+        <w:pStyle w:val="Heading2"/>
+      </w:pPr>
+      <w:r>
+        <w:t>Task and evidence record</w:t>
+      </w:r>
+    </w:p>
+    <w:p>
+      <w:pPr>
+        <w:pStyle w:val="ListBullet"/>
+      </w:pPr>
+      <w:r>
+        <w:t>Main height-MAEcm at training sizes 10/20/40:validation repeats[7, 9, 8], [5, 7, 6], [4, 6, 5], means 8/6/5, minmax 7–9/5–7/4–6, width 2 each; training means 1/2/3. ClinicPtraining7 throughout/validationmean 8 throughout; Qtraining1 throughout/validationmean 9, 8, 8; Rmainpattern. Shading is observed min/max of3 supplied runs, not confidence/future interval. Picture uses errors[6, 5, 7]and[4, 5, 3]on fixed 10 cases:means 6/4 errors, accuracy 40%/60%; 30 plant[4, 4, 4]keepsmean 4 with observedwidth 0.</w:t>
+      </w:r>
+    </w:p>
+    <w:p>
+      <w:pPr>
+        <w:pStyle w:val="ListBullet"/>
+      </w:pPr>
+      <w:r>
+        <w:t>Why is an observed range not a confidence interval?</w:t>
+      </w:r>
+    </w:p>
+    <w:p>
+      <w:pPr>
+        <w:pStyle w:val="Heading3"/>
+      </w:pPr>
+      <w:r>
+        <w:t>My reasoning and evidence</w:t>
+      </w:r>
+    </w:p>
+    <w:p>
+      <w:r>
+        <w:t>________________________________________________________________</w:t>
+      </w:r>
+    </w:p>
+    <w:p>
+      <w:r>
+        <w:t>________________________________________________________________</w:t>
+      </w:r>
+    </w:p>
+    <w:p>
+      <w:r>
+        <w:t>________________________________________________________________</w:t>
+      </w:r>
+    </w:p>
+    <w:p>
+      <w:r>
+        <w:t>________________________________________________________________</w:t>
+      </w:r>
+    </w:p>
+    <w:p>
+      <w:r>
+        <w:t>________________________________________________________________</w:t>
+      </w:r>
+    </w:p>
+    <w:p>
+      <w:r>
+        <w:t>________________________________________________________________</w:t>
+      </w:r>
+    </w:p>
+    <w:p>
+      <w:pPr>
+        <w:pStyle w:val="Heading1"/>
+      </w:pPr>
+      <w:r>
+        <w:t>04. Try alone · Selected experiment task</w:t>
+      </w:r>
+    </w:p>
+    <w:p>
+      <w:r>
+        <w:t>Keep this task’s complete inputs, stated rule and support record together.</w:t>
+      </w:r>
+    </w:p>
+    <w:p>
+      <w:pPr>
+        <w:pStyle w:val="Heading2"/>
+      </w:pPr>
+      <w:r>
+        <w:t>Task and evidence record</w:t>
+      </w:r>
+    </w:p>
+    <w:p>
+      <w:pPr>
+        <w:pStyle w:val="ListBullet"/>
+      </w:pPr>
+      <w:r>
+        <w:t>The selected task supplies validation error counts at training sizes 12 and24, with three repeats each. The validation-set size is not supplied, so compare observed count means/ranges without inventing accuracy percentages. A different training size is not the validation denominator. Describe the observed mean/spread change and the limited three-repeat evidence; do not claim a guaranteed future interval or a causal quantity-only effect.</w:t>
+      </w:r>
+    </w:p>
+    <w:p>
+      <w:pPr>
+        <w:pStyle w:val="Heading3"/>
+      </w:pPr>
+      <w:r>
         <w:t>Independent case: Apply independently</w:t>
       </w:r>
     </w:p>
     <w:p>
       <w:pPr>
-        <w:spacing w:line="336" w:lineRule="auto" w:after="180"/>
-      </w:pPr>
-      <w:r>
-        <w:rPr>
-          <w:b w:val="0"/>
-        </w:rPr>
-        <w:t>At sizes 12 and 24, validation errors are [6, 8, 7] and [4, 7, 7]. Calculate means/</w:t>
-      </w:r>
-      <w:r>
-        <w:rPr>
-          <w:b/>
-        </w:rPr>
-        <w:t>range</w:t>
-      </w:r>
-      <w:r>
-        <w:rPr>
-          <w:b w:val="0"/>
-        </w:rPr>
-        <w:t>s and a careful comparison.</w:t>
+        <w:pStyle w:val="ListBullet"/>
+      </w:pPr>
+      <w:r>
+        <w:t>At sizes 12 and 24, validation errors are [6, 8, 7] and [4, 7, 7]. Calculate means/ranges and a careful comparison.</w:t>
       </w:r>
     </w:p>
     <w:p>
@@ -521,12 +574,9 @@
     </w:p>
     <w:p>
       <w:pPr>
-        <w:spacing w:line="336" w:lineRule="auto" w:after="180"/>
-      </w:pPr>
-      <w:r>
-        <w:rPr>
-          <w:b w:val="0"/>
-        </w:rPr>
+        <w:pStyle w:val="ListBullet"/>
+      </w:pPr>
+      <w:r>
         <w:t>Attempt this case before feedback. Record any help. Earlier examples below are further practice; a case already practised with feedback cannot establish fresh transfer.</w:t>
       </w:r>
     </w:p>
@@ -535,41 +585,69 @@
         <w:pStyle w:val="Heading1"/>
       </w:pPr>
       <w:r>
-        <w:t>05. Your learning target</w:t>
-      </w:r>
-    </w:p>
-    <w:p>
-      <w:r>
-        <w:t>Connect the Learning Curves target to a trace and a justified conclusion.</w:t>
-      </w:r>
-    </w:p>
-    <w:p>
-      <w:pPr>
-        <w:spacing w:line="336" w:lineRule="auto" w:after="180"/>
-      </w:pPr>
-      <w:r>
-        <w:rPr>
-          <w:b/>
-        </w:rPr>
-        <w:t>Training</w:t>
-      </w:r>
-      <w:r>
-        <w:rPr>
-          <w:b w:val="0"/>
-        </w:rPr>
-        <w:t xml:space="preserve"> sizes 20,40,80 yield validation accuracies 62%,</w:t>
-      </w:r>
-      <w:r>
-        <w:rPr>
-          <w:b/>
-        </w:rPr>
-        <w:t>70%</w:t>
-      </w:r>
-      <w:r>
-        <w:rPr>
-          <w:b w:val="0"/>
-        </w:rPr>
-        <w:t>,73%. Is doubling again guaranteed to yield 76%? Describe a defensible next experiment.</w:t>
+        <w:t>09. Project · Keep the experiment evidence</w:t>
+      </w:r>
+    </w:p>
+    <w:p>
+      <w:r>
+        <w:t>Keep this task’s complete inputs, stated rule and support record together.</w:t>
+      </w:r>
+    </w:p>
+    <w:p>
+      <w:pPr>
+        <w:pStyle w:val="Heading2"/>
+      </w:pPr>
+      <w:r>
+        <w:t>Task and evidence record</w:t>
+      </w:r>
+    </w:p>
+    <w:p>
+      <w:pPr>
+        <w:pStyle w:val="ListBullet"/>
+      </w:pPr>
+      <w:r>
+        <w:t>Plot Plant Classifier train/validation performance at several training sizes and document the chosen next action.</w:t>
+      </w:r>
+    </w:p>
+    <w:p>
+      <w:pPr>
+        <w:pStyle w:val="ListBullet"/>
+      </w:pPr>
+      <w:r>
+        <w:t>The project change and evidence I will keep</w:t>
+      </w:r>
+    </w:p>
+    <w:p>
+      <w:pPr>
+        <w:pStyle w:val="Heading3"/>
+      </w:pPr>
+      <w:r>
+        <w:t>Write or draw your reasoning and evidence.</w:t>
+      </w:r>
+    </w:p>
+    <w:p>
+      <w:r>
+        <w:t>________________________________________________________________</w:t>
+      </w:r>
+    </w:p>
+    <w:p>
+      <w:r>
+        <w:t>________________________________________________________________</w:t>
+      </w:r>
+    </w:p>
+    <w:p>
+      <w:r>
+        <w:t>________________________________________________________________</w:t>
+      </w:r>
+    </w:p>
+    <w:p>
+      <w:r>
+        <w:t>________________________________________________________________</w:t>
+      </w:r>
+    </w:p>
+    <w:p>
+      <w:r>
+        <w:t>________________________________________________________________</w:t>
       </w:r>
     </w:p>
     <w:p>
@@ -577,1006 +655,20 @@
         <w:pStyle w:val="Heading1"/>
       </w:pPr>
       <w:r>
-        <w:t>06. Solve the given case</w:t>
-      </w:r>
-    </w:p>
-    <w:p>
-      <w:r>
-        <w:t>Solve the supplied Learning Curves case and show the deciding evidence.</w:t>
-      </w:r>
-    </w:p>
-    <w:p>
-      <w:pPr>
-        <w:spacing w:line="336" w:lineRule="auto" w:after="180"/>
-      </w:pPr>
-      <w:r>
-        <w:rPr>
-          <w:b w:val="0"/>
-        </w:rPr>
-        <w:t xml:space="preserve">With20,40,80 </w:t>
-      </w:r>
-      <w:r>
-        <w:rPr>
-          <w:b/>
-        </w:rPr>
-        <w:t>training</w:t>
-      </w:r>
-      <w:r>
-        <w:rPr>
-          <w:b w:val="0"/>
-        </w:rPr>
-        <w:t xml:space="preserve"> leaves, fixed-set validation accuracy is</w:t>
-      </w:r>
-      <w:r>
-        <w:rPr>
-          <w:b/>
-        </w:rPr>
-        <w:t>60%</w:t>
-      </w:r>
-      <w:r>
-        <w:rPr>
-          <w:b w:val="0"/>
-        </w:rPr>
-        <w:t>,</w:t>
-      </w:r>
-      <w:r>
-        <w:rPr>
-          <w:b/>
-        </w:rPr>
-        <w:t>70%</w:t>
-      </w:r>
-      <w:r>
-        <w:rPr>
-          <w:b w:val="0"/>
-        </w:rPr>
-        <w:t>,78%.</w:t>
-      </w:r>
-    </w:p>
-    <w:p>
-      <w:pPr>
-        <w:spacing w:line="336" w:lineRule="auto" w:after="180"/>
-      </w:pPr>
-      <w:r>
-        <w:rPr>
-          <w:b w:val="0"/>
-        </w:rPr>
-        <w:t>Interpret the curve and uncertainty.</w:t>
-      </w:r>
-    </w:p>
-    <w:p>
-      <w:pPr>
-        <w:spacing w:line="336" w:lineRule="auto" w:after="180"/>
-      </w:pPr>
-      <w:r>
-        <w:rPr>
-          <w:b w:val="0"/>
-        </w:rPr>
-        <w:t xml:space="preserve">Show your trace, calculation or </w:t>
-      </w:r>
-      <w:r>
-        <w:rPr>
-          <w:b/>
-        </w:rPr>
-        <w:t>evidence</w:t>
-      </w:r>
-    </w:p>
-    <w:p>
-      <w:pPr>
-        <w:pStyle w:val="Heading3"/>
-      </w:pPr>
-      <w:r>
-        <w:t>Write or draw your reasoning and evidence.</w:t>
-      </w:r>
-    </w:p>
-    <w:p>
-      <w:r>
-        <w:t>________________________________________________________________</w:t>
-      </w:r>
-    </w:p>
-    <w:p>
-      <w:r>
-        <w:t>________________________________________________________________</w:t>
-      </w:r>
-    </w:p>
-    <w:p>
-      <w:r>
-        <w:t>________________________________________________________________</w:t>
-      </w:r>
-    </w:p>
-    <w:p>
-      <w:r>
-        <w:t>________________________________________________________________</w:t>
-      </w:r>
-    </w:p>
-    <w:p>
-      <w:r>
-        <w:t>________________________________________________________________</w:t>
-      </w:r>
-    </w:p>
-    <w:p>
-      <w:pPr>
-        <w:pStyle w:val="Heading1"/>
-      </w:pPr>
-      <w:r>
-        <w:t>07. Check a changed case</w:t>
-      </w:r>
-    </w:p>
-    <w:p>
-      <w:r>
-        <w:t>Apply the procedure to the changed case and record why the conclusion follows.</w:t>
-      </w:r>
-    </w:p>
-    <w:p>
-      <w:pPr>
-        <w:spacing w:line="336" w:lineRule="auto" w:after="180"/>
-        <w:shd w:fill="F5F1FB"/>
-      </w:pPr>
-      <w:r>
-        <w:rPr>
-          <w:b w:val="0"/>
-        </w:rPr>
-        <w:t xml:space="preserve">As </w:t>
-      </w:r>
-      <w:r>
-        <w:rPr>
-          <w:b/>
-        </w:rPr>
-        <w:t>training</w:t>
-      </w:r>
-      <w:r>
-        <w:rPr>
-          <w:b w:val="0"/>
-        </w:rPr>
-        <w:t xml:space="preserve"> examples grow from 50 to 100 to 200, validation accuracy is </w:t>
-      </w:r>
-      <w:r>
-        <w:rPr>
-          <w:b/>
-        </w:rPr>
-        <w:t>60%</w:t>
-      </w:r>
-      <w:r>
-        <w:rPr>
-          <w:b w:val="0"/>
-        </w:rPr>
-        <w:t>, 72%, 78%. What does the curve suggest, and what does it not guarantee?</w:t>
-      </w:r>
-    </w:p>
-    <w:p>
-      <w:pPr>
-        <w:spacing w:line="336" w:lineRule="auto" w:after="180"/>
-      </w:pPr>
-      <w:r>
-        <w:rPr>
-          <w:b w:val="0"/>
-        </w:rPr>
-        <w:t>My independent answer and reason</w:t>
-      </w:r>
-    </w:p>
-    <w:p>
-      <w:pPr>
-        <w:pStyle w:val="Heading3"/>
-      </w:pPr>
-      <w:r>
-        <w:t>Write or draw your reasoning and evidence.</w:t>
-      </w:r>
-    </w:p>
-    <w:p>
-      <w:r>
-        <w:t>________________________________________________________________</w:t>
-      </w:r>
-    </w:p>
-    <w:p>
-      <w:r>
-        <w:t>________________________________________________________________</w:t>
-      </w:r>
-    </w:p>
-    <w:p>
-      <w:r>
-        <w:t>________________________________________________________________</w:t>
-      </w:r>
-    </w:p>
-    <w:p>
-      <w:r>
-        <w:t>________________________________________________________________</w:t>
-      </w:r>
-    </w:p>
-    <w:p>
-      <w:r>
-        <w:t>________________________________________________________________</w:t>
-      </w:r>
-    </w:p>
-    <w:p>
-      <w:pPr>
-        <w:pStyle w:val="Heading3"/>
-      </w:pPr>
-      <w:r>
-        <w:t>Week 28 Test and reflect</w:t>
-      </w:r>
-    </w:p>
-    <w:p>
-      <w:pPr>
-        <w:pStyle w:val="Heading1"/>
-      </w:pPr>
-      <w:r>
-        <w:t>08. Design a revealing test</w:t>
-      </w:r>
-    </w:p>
-    <w:p>
-      <w:r>
-        <w:t>Specify a changed input, expected result and observation separately.</w:t>
-      </w:r>
-    </w:p>
-    <w:p>
-      <w:pPr>
-        <w:spacing w:line="336" w:lineRule="auto" w:after="180"/>
-      </w:pPr>
-      <w:r>
-        <w:rPr>
-          <w:b w:val="0"/>
-        </w:rPr>
-        <w:t xml:space="preserve">Create a changed </w:t>
-      </w:r>
-      <w:r>
-        <w:rPr>
-          <w:b/>
-        </w:rPr>
-        <w:t>input</w:t>
-      </w:r>
-      <w:r>
-        <w:rPr>
-          <w:b w:val="0"/>
-        </w:rPr>
-        <w:t>, boundary case or missing-information case. Write the expected answer or safe response before testing.</w:t>
-      </w:r>
-    </w:p>
-    <w:tbl>
-      <w:tblPr>
-        <w:tblStyle w:val="LightShading-Accent1"/>
-        <w:tblW w:type="auto" w:w="0"/>
-        <w:tblLook w:firstColumn="1" w:firstRow="1" w:lastColumn="0" w:lastRow="0" w:noHBand="0" w:noVBand="1" w:val="04A0"/>
-      </w:tblPr>
-      <w:tblGrid>
-        <w:gridCol w:w="5112"/>
-        <w:gridCol w:w="5112"/>
-      </w:tblGrid>
-      <w:tr>
-        <w:trPr>
-          <w:tblHeader/>
-        </w:trPr>
-        <w:tc>
-          <w:tcPr>
-            <w:tcW w:type="dxa" w:w="5112"/>
-          </w:tcPr>
-          <w:p>
-            <w:r>
-              <w:t>Test record</w:t>
-            </w:r>
-          </w:p>
-        </w:tc>
-        <w:tc>
-          <w:tcPr>
-            <w:tcW w:type="dxa" w:w="5112"/>
-          </w:tcPr>
-          <w:p>
-            <w:r>
-              <w:t>My evidence</w:t>
-            </w:r>
-          </w:p>
-        </w:tc>
-      </w:tr>
-      <w:tr>
-        <w:tc>
-          <w:tcPr>
-            <w:tcW w:type="dxa" w:w="5112"/>
-          </w:tcPr>
-          <w:p>
-            <w:r>
-              <w:t>Changed input or condition</w:t>
-            </w:r>
-          </w:p>
-        </w:tc>
-        <w:tc>
-          <w:tcPr>
-            <w:tcW w:type="dxa" w:w="5112"/>
-          </w:tcPr>
-          <w:p>
-            <w:r/>
-          </w:p>
-        </w:tc>
-      </w:tr>
-      <w:tr>
-        <w:tc>
-          <w:tcPr>
-            <w:tcW w:type="dxa" w:w="5112"/>
-          </w:tcPr>
-          <w:p>
-            <w:r>
-              <w:t>Expected answer or fallback</w:t>
-            </w:r>
-          </w:p>
-        </w:tc>
-        <w:tc>
-          <w:tcPr>
-            <w:tcW w:type="dxa" w:w="5112"/>
-          </w:tcPr>
-          <w:p>
-            <w:r/>
-          </w:p>
-        </w:tc>
-      </w:tr>
-      <w:tr>
-        <w:tc>
-          <w:tcPr>
-            <w:tcW w:type="dxa" w:w="5112"/>
-          </w:tcPr>
-          <w:p>
-            <w:r>
-              <w:t>Observed result</w:t>
-            </w:r>
-          </w:p>
-        </w:tc>
-        <w:tc>
-          <w:tcPr>
-            <w:tcW w:type="dxa" w:w="5112"/>
-          </w:tcPr>
-          <w:p>
-            <w:r/>
-          </w:p>
-        </w:tc>
-      </w:tr>
-      <w:tr>
-        <w:tc>
-          <w:tcPr>
-            <w:tcW w:type="dxa" w:w="5112"/>
-          </w:tcPr>
-          <w:p>
-            <w:r>
-              <w:t>Why the result occurred</w:t>
-            </w:r>
-          </w:p>
-        </w:tc>
-        <w:tc>
-          <w:tcPr>
-            <w:tcW w:type="dxa" w:w="5112"/>
-          </w:tcPr>
-          <w:p>
-            <w:r/>
-          </w:p>
-        </w:tc>
-      </w:tr>
-    </w:tbl>
-    <w:p>
-      <w:pPr>
-        <w:pStyle w:val="Heading1"/>
-      </w:pPr>
-      <w:r>
-        <w:t>09. Project checkpoint</w:t>
-      </w:r>
-    </w:p>
-    <w:p>
-      <w:r>
-        <w:t>Justify what Learning Curves adds to Responsible Plant Classifier and keep the evidence.</w:t>
-      </w:r>
-    </w:p>
-    <w:p>
-      <w:pPr>
-        <w:spacing w:line="336" w:lineRule="auto" w:after="180"/>
-      </w:pPr>
-      <w:r>
-        <w:rPr>
-          <w:b w:val="0"/>
-        </w:rPr>
-        <w:t xml:space="preserve">Plot Plant Classifier train/validation performance at several </w:t>
-      </w:r>
-      <w:r>
-        <w:rPr>
-          <w:b/>
-        </w:rPr>
-        <w:t>training</w:t>
-      </w:r>
-      <w:r>
-        <w:rPr>
-          <w:b w:val="0"/>
-        </w:rPr>
-        <w:t xml:space="preserve"> sizes and document the chosen next action.</w:t>
-      </w:r>
-    </w:p>
-    <w:p>
-      <w:pPr>
-        <w:spacing w:line="336" w:lineRule="auto" w:after="180"/>
-      </w:pPr>
-      <w:r>
-        <w:rPr>
-          <w:b w:val="0"/>
-        </w:rPr>
-        <w:t xml:space="preserve">The project change and </w:t>
-      </w:r>
-      <w:r>
-        <w:rPr>
-          <w:b/>
-        </w:rPr>
-        <w:t>evidence</w:t>
-      </w:r>
-      <w:r>
-        <w:rPr>
-          <w:b w:val="0"/>
-        </w:rPr>
-        <w:t xml:space="preserve"> I will keep</w:t>
-      </w:r>
-    </w:p>
-    <w:p>
-      <w:pPr>
-        <w:pStyle w:val="Heading3"/>
-      </w:pPr>
-      <w:r>
-        <w:t>Write or draw your reasoning and evidence.</w:t>
-      </w:r>
-    </w:p>
-    <w:p>
-      <w:r>
-        <w:t>________________________________________________________________</w:t>
-      </w:r>
-    </w:p>
-    <w:p>
-      <w:r>
-        <w:t>________________________________________________________________</w:t>
-      </w:r>
-    </w:p>
-    <w:p>
-      <w:r>
-        <w:t>________________________________________________________________</w:t>
-      </w:r>
-    </w:p>
-    <w:p>
-      <w:r>
-        <w:t>________________________________________________________________</w:t>
-      </w:r>
-    </w:p>
-    <w:p>
-      <w:r>
-        <w:t>________________________________________________________________</w:t>
-      </w:r>
-    </w:p>
-    <w:p>
-      <w:pPr>
-        <w:pStyle w:val="Heading1"/>
-      </w:pPr>
-      <w:r>
-        <w:t>10. Self check</w:t>
-      </w:r>
-    </w:p>
-    <w:p>
-      <w:r>
-        <w:t>Judge explanation, evidence, transfer and limits separately; attach the work behind your judgement.</w:t>
-      </w:r>
-    </w:p>
-    <w:p>
-      <w:pPr>
-        <w:pStyle w:val="ListBullet"/>
-      </w:pPr>
-      <w:r>
-        <w:t>I can explain the mechanism.</w:t>
-      </w:r>
-    </w:p>
-    <w:p>
-      <w:pPr>
-        <w:pStyle w:val="ListBullet"/>
-      </w:pPr>
-      <w:r>
-        <w:t>I can show evidence.</w:t>
-      </w:r>
-    </w:p>
-    <w:p>
-      <w:pPr>
-        <w:pStyle w:val="ListBullet"/>
-      </w:pPr>
-      <w:r>
-        <w:t>I can handle a changed case.</w:t>
-      </w:r>
-    </w:p>
-    <w:p>
-      <w:pPr>
-        <w:pStyle w:val="ListBullet"/>
-      </w:pPr>
-      <w:r>
-        <w:t>I can name a limit.</w:t>
-      </w:r>
-    </w:p>
-    <w:p>
-      <w:r>
-        <w:t>Mark each as not yet, with help or independently, and attach supporting work.</w:t>
-      </w:r>
-    </w:p>
-    <w:p>
-      <w:pPr>
-        <w:spacing w:line="336" w:lineRule="auto" w:after="180"/>
-      </w:pPr>
-      <w:r>
-        <w:rPr>
-          <w:b w:val="0"/>
-        </w:rPr>
-        <w:t>Teacher review ____________________  Next step ____________________</w:t>
-      </w:r>
-    </w:p>
-    <w:p>
-      <w:pPr>
-        <w:pStyle w:val="Heading1"/>
-      </w:pPr>
-      <w:r>
-        <w:t>11. Transfer practice from the original programme</w:t>
-      </w:r>
-    </w:p>
-    <w:p>
-      <w:r>
-        <w:t>Use this earlier case as transfer practice. A case already discussed with feedback is not fresh assessment evidence.</w:t>
-      </w:r>
-    </w:p>
-    <w:p>
-      <w:pPr>
-        <w:spacing w:line="336" w:lineRule="auto" w:after="180"/>
-      </w:pPr>
-      <w:r>
-        <w:rPr>
-          <w:b/>
-        </w:rPr>
-        <w:t>Training</w:t>
-      </w:r>
-      <w:r>
-        <w:rPr>
-          <w:b w:val="0"/>
-        </w:rPr>
-        <w:t xml:space="preserve"> sizes 20,40,80 yield validation accuracies 62%,</w:t>
-      </w:r>
-      <w:r>
-        <w:rPr>
-          <w:b/>
-        </w:rPr>
-        <w:t>70%</w:t>
-      </w:r>
-      <w:r>
-        <w:rPr>
-          <w:b w:val="0"/>
-        </w:rPr>
-        <w:t>,73%. Is doubling again guaranteed to yield 76%? Describe a defensible next experiment.</w:t>
-      </w:r>
-    </w:p>
-    <w:p>
-      <w:pPr>
-        <w:pStyle w:val="Heading3"/>
-      </w:pPr>
-      <w:r>
-        <w:t>My independently reasoned answer</w:t>
-      </w:r>
-    </w:p>
-    <w:p>
-      <w:r>
-        <w:t>________________________________________________________________</w:t>
-      </w:r>
-    </w:p>
-    <w:p>
-      <w:r>
-        <w:t>________________________________________________________________</w:t>
-      </w:r>
-    </w:p>
-    <w:p>
-      <w:r>
-        <w:t>________________________________________________________________</w:t>
-      </w:r>
-    </w:p>
-    <w:p>
-      <w:r>
-        <w:t>________________________________________________________________</w:t>
-      </w:r>
-    </w:p>
-    <w:p>
-      <w:r>
-        <w:t>________________________________________________________________</w:t>
-      </w:r>
-    </w:p>
-    <w:p>
-      <w:r>
-        <w:t>________________________________________________________________</w:t>
-      </w:r>
-    </w:p>
-    <w:p>
-      <w:r>
-        <w:t>________________________________________________________________</w:t>
-      </w:r>
-    </w:p>
-    <w:p>
-      <w:pPr>
-        <w:spacing w:line="336" w:lineRule="auto" w:after="180"/>
-      </w:pPr>
-      <w:r>
-        <w:rPr>
-          <w:b w:val="0"/>
-        </w:rPr>
-        <w:t>Record support used: none, hint or teacher explanation.</w:t>
-      </w:r>
-    </w:p>
-    <w:p>
-      <w:pPr>
-        <w:pStyle w:val="Heading1"/>
-      </w:pPr>
-      <w:r>
-        <w:t>12. W1 Summarize repeats</w:t>
-      </w:r>
-    </w:p>
-    <w:p>
-      <w:r>
-        <w:t>Summarize repeats. Apply the supplied Learning Curves facts and keep your reasoning.</w:t>
-      </w:r>
-    </w:p>
-    <w:p>
-      <w:pPr>
-        <w:spacing w:line="336" w:lineRule="auto" w:after="180"/>
-      </w:pPr>
-      <w:r>
-        <w:rPr>
-          <w:b w:val="0"/>
-        </w:rPr>
-        <w:t xml:space="preserve">Calculate the mean and </w:t>
-      </w:r>
-      <w:r>
-        <w:rPr>
-          <w:b/>
-        </w:rPr>
-        <w:t>range</w:t>
-      </w:r>
-      <w:r>
-        <w:rPr>
-          <w:b w:val="0"/>
-        </w:rPr>
-        <w:t xml:space="preserve"> for the 20-row condition.</w:t>
-      </w:r>
-    </w:p>
-    <w:p>
-      <w:pPr>
-        <w:pStyle w:val="Heading3"/>
-      </w:pPr>
-      <w:r>
-        <w:t>My reasoning and evidence</w:t>
-      </w:r>
-    </w:p>
-    <w:p>
-      <w:r>
-        <w:t>________________________________________________________________</w:t>
-      </w:r>
-    </w:p>
-    <w:p>
-      <w:r>
-        <w:t>________________________________________________________________</w:t>
-      </w:r>
-    </w:p>
-    <w:p>
-      <w:r>
-        <w:t>________________________________________________________________</w:t>
-      </w:r>
-    </w:p>
-    <w:p>
-      <w:r>
-        <w:t>________________________________________________________________</w:t>
-      </w:r>
-    </w:p>
-    <w:p>
-      <w:r>
-        <w:t>________________________________________________________________</w:t>
-      </w:r>
-    </w:p>
-    <w:p>
-      <w:r>
-        <w:t>________________________________________________________________</w:t>
-      </w:r>
-    </w:p>
-    <w:p>
-      <w:pPr>
-        <w:pStyle w:val="Heading1"/>
-      </w:pPr>
-      <w:r>
-        <w:t>13. W2 Read both curves</w:t>
-      </w:r>
-    </w:p>
-    <w:p>
-      <w:r>
-        <w:t>Read both curves. Apply the supplied Learning Curves facts and keep your reasoning.</w:t>
-      </w:r>
-    </w:p>
-    <w:p>
-      <w:pPr>
-        <w:spacing w:line="336" w:lineRule="auto" w:after="180"/>
-        <w:shd w:fill="F5F1FB"/>
-      </w:pPr>
-      <w:r>
-        <w:rPr>
-          <w:b w:val="0"/>
-        </w:rPr>
-        <w:t xml:space="preserve">Why can </w:t>
-      </w:r>
-      <w:r>
-        <w:rPr>
-          <w:b/>
-        </w:rPr>
-        <w:t>training</w:t>
-      </w:r>
-      <w:r>
-        <w:rPr>
-          <w:b w:val="0"/>
-        </w:rPr>
-        <w:t xml:space="preserve"> error rise while validation error falls?</w:t>
-      </w:r>
-    </w:p>
-    <w:p>
-      <w:pPr>
-        <w:pStyle w:val="Heading3"/>
-      </w:pPr>
-      <w:r>
-        <w:t>My reasoning and evidence</w:t>
-      </w:r>
-    </w:p>
-    <w:p>
-      <w:r>
-        <w:t>________________________________________________________________</w:t>
-      </w:r>
-    </w:p>
-    <w:p>
-      <w:r>
-        <w:t>________________________________________________________________</w:t>
-      </w:r>
-    </w:p>
-    <w:p>
-      <w:r>
-        <w:t>________________________________________________________________</w:t>
-      </w:r>
-    </w:p>
-    <w:p>
-      <w:r>
-        <w:t>________________________________________________________________</w:t>
-      </w:r>
-    </w:p>
-    <w:p>
-      <w:r>
-        <w:t>________________________________________________________________</w:t>
-      </w:r>
-    </w:p>
-    <w:p>
-      <w:r>
-        <w:t>________________________________________________________________</w:t>
-      </w:r>
-    </w:p>
-    <w:p>
-      <w:pPr>
-        <w:pStyle w:val="Heading1"/>
-      </w:pPr>
-      <w:r>
-        <w:t>14. W3 Avoid extrapolation</w:t>
-      </w:r>
-    </w:p>
-    <w:p>
-      <w:r>
-        <w:t>Avoid extrapolation. Apply the supplied Learning Curves facts and keep your reasoning.</w:t>
-      </w:r>
-    </w:p>
-    <w:p>
-      <w:pPr>
-        <w:spacing w:line="336" w:lineRule="auto" w:after="180"/>
-        <w:shd w:fill="F5F1FB"/>
-      </w:pPr>
-      <w:r>
-        <w:rPr>
-          <w:b w:val="0"/>
-        </w:rPr>
-        <w:t>Can the 40-row result guarantee a mean MAE of 2.5 at 80 rows?</w:t>
-      </w:r>
-    </w:p>
-    <w:p>
-      <w:pPr>
-        <w:pStyle w:val="Heading3"/>
-      </w:pPr>
-      <w:r>
-        <w:t>My reasoning and evidence</w:t>
-      </w:r>
-    </w:p>
-    <w:p>
-      <w:r>
-        <w:t>________________________________________________________________</w:t>
-      </w:r>
-    </w:p>
-    <w:p>
-      <w:r>
-        <w:t>________________________________________________________________</w:t>
-      </w:r>
-    </w:p>
-    <w:p>
-      <w:r>
-        <w:t>________________________________________________________________</w:t>
-      </w:r>
-    </w:p>
-    <w:p>
-      <w:r>
-        <w:t>________________________________________________________________</w:t>
-      </w:r>
-    </w:p>
-    <w:p>
-      <w:r>
-        <w:t>________________________________________________________________</w:t>
-      </w:r>
-    </w:p>
-    <w:p>
-      <w:r>
-        <w:t>________________________________________________________________</w:t>
-      </w:r>
-    </w:p>
-    <w:p>
-      <w:pPr>
-        <w:pStyle w:val="Heading1"/>
-      </w:pPr>
-      <w:r>
-        <w:t>15. W4 Apply independently</w:t>
-      </w:r>
-    </w:p>
-    <w:p>
-      <w:r>
-        <w:t>Attempt before feedback. If this repeats the selected independent case, reuse that first attempt; otherwise keep a separate record. Apply independently. Apply the supplied Learning Curves facts and keep your reasoning.</w:t>
-      </w:r>
-    </w:p>
-    <w:p>
-      <w:pPr>
-        <w:spacing w:line="336" w:lineRule="auto" w:after="180"/>
-      </w:pPr>
-      <w:r>
-        <w:rPr>
-          <w:b w:val="0"/>
-        </w:rPr>
-        <w:t>At sizes 12 and 24, validation errors are [6, 8, 7] and [4, 7, 7]. Calculate means/</w:t>
-      </w:r>
-      <w:r>
-        <w:rPr>
-          <w:b/>
-        </w:rPr>
-        <w:t>range</w:t>
-      </w:r>
-      <w:r>
-        <w:rPr>
-          <w:b w:val="0"/>
-        </w:rPr>
-        <w:t>s and a careful comparison.</w:t>
-      </w:r>
-    </w:p>
-    <w:p>
-      <w:pPr>
-        <w:pStyle w:val="Heading3"/>
-      </w:pPr>
-      <w:r>
-        <w:t>My reasoning and evidence</w:t>
-      </w:r>
-    </w:p>
-    <w:p>
-      <w:r>
-        <w:t>________________________________________________________________</w:t>
-      </w:r>
-    </w:p>
-    <w:p>
-      <w:r>
-        <w:t>________________________________________________________________</w:t>
-      </w:r>
-    </w:p>
-    <w:p>
-      <w:r>
-        <w:t>________________________________________________________________</w:t>
-      </w:r>
-    </w:p>
-    <w:p>
-      <w:r>
-        <w:t>________________________________________________________________</w:t>
-      </w:r>
-    </w:p>
-    <w:p>
-      <w:r>
-        <w:t>________________________________________________________________</w:t>
-      </w:r>
-    </w:p>
-    <w:p>
-      <w:r>
-        <w:t>________________________________________________________________</w:t>
-      </w:r>
-    </w:p>
-    <w:p>
-      <w:r>
-        <w:t>________________________________________________________________</w:t>
-      </w:r>
-    </w:p>
-    <w:p>
-      <w:r>
-        <w:t>________________________________________________________________</w:t>
-      </w:r>
-    </w:p>
-    <w:p>
-      <w:pPr>
-        <w:pStyle w:val="Heading1"/>
-      </w:pPr>
-      <w:r>
-        <w:t>16. W5 Explain the spread</w:t>
-      </w:r>
-    </w:p>
-    <w:p>
-      <w:r>
-        <w:t>Explain the spread. Apply the supplied Learning Curves facts and keep your reasoning.</w:t>
-      </w:r>
-    </w:p>
-    <w:p>
-      <w:pPr>
-        <w:spacing w:line="336" w:lineRule="auto" w:after="180"/>
-        <w:shd w:fill="F5F1FB"/>
-      </w:pPr>
-      <w:r>
-        <w:rPr>
-          <w:b w:val="0"/>
-        </w:rPr>
-        <w:t xml:space="preserve">Why is an observed </w:t>
-      </w:r>
-      <w:r>
-        <w:rPr>
-          <w:b/>
-        </w:rPr>
-        <w:t>range</w:t>
-      </w:r>
-      <w:r>
-        <w:rPr>
-          <w:b w:val="0"/>
-        </w:rPr>
-        <w:t xml:space="preserve"> not a confidence interval?</w:t>
-      </w:r>
-    </w:p>
-    <w:p>
-      <w:pPr>
-        <w:pStyle w:val="Heading3"/>
-      </w:pPr>
-      <w:r>
-        <w:t>My reasoning and evidence</w:t>
-      </w:r>
-    </w:p>
-    <w:p>
-      <w:r>
-        <w:t>________________________________________________________________</w:t>
-      </w:r>
-    </w:p>
-    <w:p>
-      <w:r>
-        <w:t>________________________________________________________________</w:t>
-      </w:r>
-    </w:p>
-    <w:p>
-      <w:r>
-        <w:t>________________________________________________________________</w:t>
-      </w:r>
-    </w:p>
-    <w:p>
-      <w:r>
-        <w:t>________________________________________________________________</w:t>
-      </w:r>
-    </w:p>
-    <w:p>
-      <w:r>
-        <w:t>________________________________________________________________</w:t>
-      </w:r>
-    </w:p>
-    <w:p>
-      <w:r>
-        <w:t>________________________________________________________________</w:t>
-      </w:r>
-    </w:p>
-    <w:p>
-      <w:pPr>
-        <w:pStyle w:val="Heading1"/>
-      </w:pPr>
-      <w:r>
-        <w:t>17. Feedback, return check and learning record</w:t>
-      </w:r>
-    </w:p>
-    <w:p>
-      <w:r>
-        <w:t>Record the first repaired step and a different case to revisit after a delay.</w:t>
+        <w:t>17. Feedback · Repair and return</w:t>
+      </w:r>
+    </w:p>
+    <w:p>
+      <w:r>
+        <w:t>Keep this task’s complete inputs, stated rule and support record together.</w:t>
+      </w:r>
+    </w:p>
+    <w:p>
+      <w:pPr>
+        <w:pStyle w:val="Heading2"/>
+      </w:pPr>
+      <w:r>
+        <w:t>Task and evidence record</w:t>
       </w:r>
     </w:p>
     <w:tbl>
@@ -1717,12 +809,9 @@
     </w:tbl>
     <w:p>
       <w:pPr>
-        <w:spacing w:line="336" w:lineRule="auto" w:after="180"/>
-      </w:pPr>
-      <w:r>
-        <w:rPr>
-          <w:b w:val="0"/>
-        </w:rPr>
+        <w:pStyle w:val="ListBullet"/>
+      </w:pPr>
+      <w:r>
         <w:t>Revisit this idea with your teacher after a delay. Familiarity is different from explaining and using it on a changed case.</w:t>
       </w:r>
     </w:p>
@@ -1731,93 +820,777 @@
         <w:pStyle w:val="Heading1"/>
       </w:pPr>
       <w:r>
-        <w:t>18. Pictorial case practice: Learning Curves</w:t>
-      </w:r>
-    </w:p>
-    <w:p>
-      <w:r>
-        <w:t>Read a learning curve with repeated-run spread rather than drawing a certainty arrow. Explain the labelled step before checking the changed condition.</w:t>
-      </w:r>
-    </w:p>
-    <w:p>
-      <w:pPr>
-        <w:spacing w:line="336" w:lineRule="auto" w:after="180"/>
-      </w:pPr>
-      <w:r>
-        <w:rPr>
-          <w:b w:val="0"/>
-        </w:rPr>
-        <w:t xml:space="preserve">Read a </w:t>
-      </w:r>
-      <w:r>
-        <w:rPr>
-          <w:b/>
-        </w:rPr>
-        <w:t>learning curve</w:t>
-      </w:r>
-      <w:r>
-        <w:rPr>
-          <w:b w:val="0"/>
-        </w:rPr>
-        <w:t xml:space="preserve"> with </w:t>
-      </w:r>
-      <w:r>
-        <w:rPr>
-          <w:b/>
-        </w:rPr>
-        <w:t>repeat</w:t>
-      </w:r>
-      <w:r>
-        <w:rPr>
-          <w:b w:val="0"/>
-        </w:rPr>
-        <w:t>ed-run spread rather than drawing a certainty arrow.</w:t>
-      </w:r>
-    </w:p>
-    <w:p>
-      <w:pPr>
-        <w:spacing w:line="336" w:lineRule="auto" w:after="180"/>
-      </w:pPr>
-      <w:r>
-        <w:rPr>
-          <w:b w:val="0"/>
-        </w:rPr>
-        <w:t xml:space="preserve">At 10 </w:t>
-      </w:r>
-      <w:r>
-        <w:rPr>
-          <w:b/>
-        </w:rPr>
-        <w:t>training</w:t>
-      </w:r>
-      <w:r>
-        <w:rPr>
-          <w:b w:val="0"/>
-        </w:rPr>
-        <w:t xml:space="preserve"> plants validation errors across3 runs are [6, 5, 7]; at 20 plants errors [4, 5, 3], on the same 10-case validation set.</w:t>
-      </w:r>
-    </w:p>
-    <w:p>
-      <w:pPr>
-        <w:spacing w:line="336" w:lineRule="auto" w:after="180"/>
-      </w:pPr>
-      <w:r>
-        <w:rPr>
-          <w:b w:val="0"/>
-        </w:rPr>
-        <w:t xml:space="preserve">All </w:t>
-      </w:r>
-      <w:r>
-        <w:rPr>
-          <w:b/>
-        </w:rPr>
-        <w:t>input</w:t>
-      </w:r>
-      <w:r>
-        <w:rPr>
-          <w:b w:val="0"/>
-        </w:rPr>
-        <w:t>s and outcomes in this worked example are invented classroom data; no real model run is claimed.</w:t>
+        <w:t>10. Finish · Judge your evidence</w:t>
+      </w:r>
+    </w:p>
+    <w:p>
+      <w:r>
+        <w:t>Keep this task’s complete inputs, stated rule and support record together.</w:t>
+      </w:r>
+    </w:p>
+    <w:p>
+      <w:pPr>
+        <w:pStyle w:val="Heading2"/>
+      </w:pPr>
+      <w:r>
+        <w:t>Task and evidence record</w:t>
+      </w:r>
+    </w:p>
+    <w:p>
+      <w:pPr>
+        <w:pStyle w:val="ListBullet"/>
+      </w:pPr>
+      <w:r>
+        <w:t>I can explain the mechanism. I can show evidence. I can handle a changed case. I can name a limit. Mark each as not yet, with help or independently, and attach supporting work.</w:t>
+      </w:r>
+    </w:p>
+    <w:p>
+      <w:pPr>
+        <w:pStyle w:val="ListBullet"/>
+      </w:pPr>
+      <w:r>
+        <w:t>Teacher review ____________________  Next step ____________________</w:t>
+      </w:r>
+    </w:p>
+    <w:p>
+      <w:pPr>
+        <w:pStyle w:val="Heading1"/>
+      </w:pPr>
+      <w:r>
+        <w:t>Reference bank and extra practice</w:t>
+      </w:r>
+    </w:p>
+    <w:p>
+      <w:pPr>
+        <w:pStyle w:val="Heading1"/>
+      </w:pPr>
+      <w:r>
+        <w:t>02. Reference · Supported W2 record</w:t>
+      </w:r>
+    </w:p>
+    <w:p>
+      <w:r>
+        <w:t>Keep this task’s complete inputs, stated rule and support record together.</w:t>
+      </w:r>
+    </w:p>
+    <w:p>
+      <w:pPr>
+        <w:pStyle w:val="Heading2"/>
+      </w:pPr>
+      <w:r>
+        <w:t>Task and evidence record</w:t>
+      </w:r>
+    </w:p>
+    <w:p>
+      <w:pPr>
+        <w:pStyle w:val="ListBullet"/>
+      </w:pPr>
+      <w:r>
+        <w:t>Use W2: Read both curves for Learning curves and variability. Record the answer once; the lesson and workbook refer to the same attempt.</w:t>
+      </w:r>
+    </w:p>
+    <w:tbl>
+      <w:tblPr>
+        <w:tblStyle w:val="LightShading-Accent1"/>
+        <w:tblW w:type="auto" w:w="0"/>
+        <w:tblLook w:firstColumn="1" w:firstRow="1" w:lastColumn="0" w:lastRow="0" w:noHBand="0" w:noVBand="1" w:val="04A0"/>
+      </w:tblPr>
+      <w:tblGrid>
+        <w:gridCol w:w="2556"/>
+        <w:gridCol w:w="2556"/>
+        <w:gridCol w:w="2556"/>
+        <w:gridCol w:w="2556"/>
+      </w:tblGrid>
+      <w:tr>
+        <w:trPr>
+          <w:tblHeader/>
+        </w:trPr>
+        <w:tc>
+          <w:tcPr>
+            <w:tcW w:type="dxa" w:w="2556"/>
+          </w:tcPr>
+          <w:p>
+            <w:r>
+              <w:t>Given inputs</w:t>
+            </w:r>
+          </w:p>
+        </w:tc>
+        <w:tc>
+          <w:tcPr>
+            <w:tcW w:type="dxa" w:w="2556"/>
+          </w:tcPr>
+          <w:p>
+            <w:r>
+              <w:t>Procedure I chose</w:t>
+            </w:r>
+          </w:p>
+        </w:tc>
+        <w:tc>
+          <w:tcPr>
+            <w:tcW w:type="dxa" w:w="2556"/>
+          </w:tcPr>
+          <w:p>
+            <w:r>
+              <w:t>Middle steps</w:t>
+            </w:r>
+          </w:p>
+        </w:tc>
+        <w:tc>
+          <w:tcPr>
+            <w:tcW w:type="dxa" w:w="2556"/>
+          </w:tcPr>
+          <w:p>
+            <w:r>
+              <w:t>Result and check</w:t>
+            </w:r>
+          </w:p>
+        </w:tc>
+      </w:tr>
+      <w:tr>
+        <w:tc>
+          <w:tcPr>
+            <w:tcW w:type="dxa" w:w="2556"/>
+          </w:tcPr>
+          <w:p>
+            <w:r/>
+          </w:p>
+        </w:tc>
+        <w:tc>
+          <w:tcPr>
+            <w:tcW w:type="dxa" w:w="2556"/>
+          </w:tcPr>
+          <w:p>
+            <w:r/>
+          </w:p>
+        </w:tc>
+        <w:tc>
+          <w:tcPr>
+            <w:tcW w:type="dxa" w:w="2556"/>
+          </w:tcPr>
+          <w:p>
+            <w:r/>
+          </w:p>
+        </w:tc>
+        <w:tc>
+          <w:tcPr>
+            <w:tcW w:type="dxa" w:w="2556"/>
+          </w:tcPr>
+          <w:p>
+            <w:r/>
+          </w:p>
+        </w:tc>
+      </w:tr>
+    </w:tbl>
+    <w:p>
+      <w:pPr>
+        <w:pStyle w:val="Heading3"/>
+      </w:pPr>
+      <w:r>
+        <w:t>The step I completed without help, and the hint I needed</w:t>
+      </w:r>
+    </w:p>
+    <w:p>
+      <w:r>
+        <w:t>________________________________________________________________</w:t>
+      </w:r>
+    </w:p>
+    <w:p>
+      <w:r>
+        <w:t>________________________________________________________________</w:t>
+      </w:r>
+    </w:p>
+    <w:p>
+      <w:r>
+        <w:t>________________________________________________________________</w:t>
+      </w:r>
+    </w:p>
+    <w:p>
+      <w:pPr>
+        <w:pStyle w:val="Heading1"/>
+      </w:pPr>
+      <w:r>
+        <w:t>03. Extra practice · Individual reasoning check</w:t>
+      </w:r>
+    </w:p>
+    <w:p>
+      <w:r>
+        <w:t>Keep this task’s complete inputs, stated rule and support record together.</w:t>
+      </w:r>
+    </w:p>
+    <w:p>
+      <w:pPr>
+        <w:pStyle w:val="Heading2"/>
+      </w:pPr>
+      <w:r>
+        <w:t>Task and evidence record</w:t>
+      </w:r>
+    </w:p>
+    <w:p>
+      <w:pPr>
+        <w:pStyle w:val="ListBullet"/>
+      </w:pPr>
+      <w:r>
+        <w:t>Use the worked case for Learning curves and variability. Proposed explanation: “A final answer is enough”. Decide whether this explanation is supported. Point to the step or supplied fact that decides; explain your repair if needed.</w:t>
+      </w:r>
+    </w:p>
+    <w:p>
+      <w:pPr>
+        <w:pStyle w:val="Heading3"/>
+      </w:pPr>
+      <w:r>
+        <w:t>My explanation before partner discussion</w:t>
+      </w:r>
+    </w:p>
+    <w:p>
+      <w:r>
+        <w:t>________________________________________________________________</w:t>
+      </w:r>
+    </w:p>
+    <w:p>
+      <w:r>
+        <w:t>________________________________________________________________</w:t>
+      </w:r>
+    </w:p>
+    <w:p>
+      <w:r>
+        <w:t>________________________________________________________________</w:t>
+      </w:r>
+    </w:p>
+    <w:p>
+      <w:r>
+        <w:t>________________________________________________________________</w:t>
+      </w:r>
+    </w:p>
+    <w:p>
+      <w:pPr>
+        <w:pStyle w:val="Heading1"/>
+      </w:pPr>
+      <w:r>
+        <w:t>05. Reference · Earlier learning target</w:t>
+      </w:r>
+    </w:p>
+    <w:p>
+      <w:r>
+        <w:t>Keep this task’s complete inputs, stated rule and support record together.</w:t>
+      </w:r>
+    </w:p>
+    <w:p>
+      <w:pPr>
+        <w:pStyle w:val="Heading2"/>
+      </w:pPr>
+      <w:r>
+        <w:t>Task and evidence record</w:t>
+      </w:r>
+    </w:p>
+    <w:p>
+      <w:pPr>
+        <w:pStyle w:val="ListBullet"/>
+      </w:pPr>
+      <w:r>
+        <w:t>Training sizes 20,40,80 yield validation accuracies 62%,70%,73%. Is doubling again guaranteed to yield 76%? Describe a defensible next experiment.</w:t>
+      </w:r>
+    </w:p>
+    <w:p>
+      <w:pPr>
+        <w:pStyle w:val="Heading1"/>
+      </w:pPr>
+      <w:r>
+        <w:t>06. Extra practice · Earlier complete case</w:t>
+      </w:r>
+    </w:p>
+    <w:p>
+      <w:r>
+        <w:t>Keep this task’s complete inputs, stated rule and support record together.</w:t>
+      </w:r>
+    </w:p>
+    <w:p>
+      <w:pPr>
+        <w:pStyle w:val="Heading2"/>
+      </w:pPr>
+      <w:r>
+        <w:t>Task and evidence record</w:t>
+      </w:r>
+    </w:p>
+    <w:p>
+      <w:pPr>
+        <w:pStyle w:val="ListBullet"/>
+      </w:pPr>
+      <w:r>
+        <w:t>With20,40,80 training leaves, fixed-set validation accuracy is60%,70%,78%.</w:t>
+      </w:r>
+    </w:p>
+    <w:p>
+      <w:pPr>
+        <w:pStyle w:val="ListBullet"/>
+      </w:pPr>
+      <w:r>
+        <w:t>Interpret the curve and uncertainty.</w:t>
+      </w:r>
+    </w:p>
+    <w:p>
+      <w:pPr>
+        <w:pStyle w:val="ListBullet"/>
+      </w:pPr>
+      <w:r>
+        <w:t>Show your trace, calculation or evidence</w:t>
+      </w:r>
+    </w:p>
+    <w:p>
+      <w:pPr>
+        <w:pStyle w:val="Heading3"/>
+      </w:pPr>
+      <w:r>
+        <w:t>Write or draw your reasoning and evidence.</w:t>
+      </w:r>
+    </w:p>
+    <w:p>
+      <w:r>
+        <w:t>________________________________________________________________</w:t>
+      </w:r>
+    </w:p>
+    <w:p>
+      <w:r>
+        <w:t>________________________________________________________________</w:t>
+      </w:r>
+    </w:p>
+    <w:p>
+      <w:r>
+        <w:t>________________________________________________________________</w:t>
+      </w:r>
+    </w:p>
+    <w:p>
+      <w:r>
+        <w:t>________________________________________________________________</w:t>
+      </w:r>
+    </w:p>
+    <w:p>
+      <w:r>
+        <w:t>________________________________________________________________</w:t>
+      </w:r>
+    </w:p>
+    <w:p>
+      <w:pPr>
+        <w:pStyle w:val="Heading1"/>
+      </w:pPr>
+      <w:r>
+        <w:t>07. Extra practice · Changed case</w:t>
+      </w:r>
+    </w:p>
+    <w:p>
+      <w:r>
+        <w:t>Keep this task’s complete inputs, stated rule and support record together.</w:t>
+      </w:r>
+    </w:p>
+    <w:p>
+      <w:pPr>
+        <w:pStyle w:val="Heading2"/>
+      </w:pPr>
+      <w:r>
+        <w:t>Task and evidence record</w:t>
+      </w:r>
+    </w:p>
+    <w:p>
+      <w:pPr>
+        <w:pStyle w:val="ListBullet"/>
+      </w:pPr>
+      <w:r>
+        <w:t>As training examples grow from 50 to 100 to 200, validation accuracy is 60%, 72%, 78%. What does the curve suggest, and what does it not guarantee?</w:t>
+      </w:r>
+    </w:p>
+    <w:p>
+      <w:pPr>
+        <w:pStyle w:val="ListBullet"/>
+      </w:pPr>
+      <w:r>
+        <w:t>My independent answer and reason</w:t>
+      </w:r>
+    </w:p>
+    <w:p>
+      <w:pPr>
+        <w:pStyle w:val="Heading3"/>
+      </w:pPr>
+      <w:r>
+        <w:t>Write or draw your reasoning and evidence.</w:t>
+      </w:r>
+    </w:p>
+    <w:p>
+      <w:r>
+        <w:t>________________________________________________________________</w:t>
+      </w:r>
+    </w:p>
+    <w:p>
+      <w:r>
+        <w:t>________________________________________________________________</w:t>
+      </w:r>
+    </w:p>
+    <w:p>
+      <w:r>
+        <w:t>________________________________________________________________</w:t>
+      </w:r>
+    </w:p>
+    <w:p>
+      <w:r>
+        <w:t>________________________________________________________________</w:t>
+      </w:r>
+    </w:p>
+    <w:p>
+      <w:r>
+        <w:t>________________________________________________________________</w:t>
+      </w:r>
+    </w:p>
+    <w:p>
+      <w:pPr>
+        <w:pStyle w:val="Heading3"/>
+      </w:pPr>
+      <w:r>
+        <w:t>Week 28 Test and reflect</w:t>
+      </w:r>
+    </w:p>
+    <w:p>
+      <w:pPr>
+        <w:pStyle w:val="Heading1"/>
+      </w:pPr>
+      <w:r>
+        <w:t>08. Extra practice · Design a revealing test</w:t>
+      </w:r>
+    </w:p>
+    <w:p>
+      <w:r>
+        <w:t>Keep this task’s complete inputs, stated rule and support record together.</w:t>
+      </w:r>
+    </w:p>
+    <w:p>
+      <w:pPr>
+        <w:pStyle w:val="Heading2"/>
+      </w:pPr>
+      <w:r>
+        <w:t>Task and evidence record</w:t>
+      </w:r>
+    </w:p>
+    <w:p>
+      <w:pPr>
+        <w:pStyle w:val="ListBullet"/>
+      </w:pPr>
+      <w:r>
+        <w:t>Create a changed input, boundary case or missing-information case. Write the expected answer or safe response before testing.</w:t>
+      </w:r>
+    </w:p>
+    <w:tbl>
+      <w:tblPr>
+        <w:tblStyle w:val="LightShading-Accent1"/>
+        <w:tblW w:type="auto" w:w="0"/>
+        <w:tblLook w:firstColumn="1" w:firstRow="1" w:lastColumn="0" w:lastRow="0" w:noHBand="0" w:noVBand="1" w:val="04A0"/>
+      </w:tblPr>
+      <w:tblGrid>
+        <w:gridCol w:w="5112"/>
+        <w:gridCol w:w="5112"/>
+      </w:tblGrid>
+      <w:tr>
+        <w:trPr>
+          <w:tblHeader/>
+        </w:trPr>
+        <w:tc>
+          <w:tcPr>
+            <w:tcW w:type="dxa" w:w="5112"/>
+          </w:tcPr>
+          <w:p>
+            <w:r>
+              <w:t>Test record</w:t>
+            </w:r>
+          </w:p>
+        </w:tc>
+        <w:tc>
+          <w:tcPr>
+            <w:tcW w:type="dxa" w:w="5112"/>
+          </w:tcPr>
+          <w:p>
+            <w:r>
+              <w:t>My evidence</w:t>
+            </w:r>
+          </w:p>
+        </w:tc>
+      </w:tr>
+      <w:tr>
+        <w:tc>
+          <w:tcPr>
+            <w:tcW w:type="dxa" w:w="5112"/>
+          </w:tcPr>
+          <w:p>
+            <w:r>
+              <w:t>Changed input or condition</w:t>
+            </w:r>
+          </w:p>
+        </w:tc>
+        <w:tc>
+          <w:tcPr>
+            <w:tcW w:type="dxa" w:w="5112"/>
+          </w:tcPr>
+          <w:p>
+            <w:r/>
+          </w:p>
+        </w:tc>
+      </w:tr>
+      <w:tr>
+        <w:tc>
+          <w:tcPr>
+            <w:tcW w:type="dxa" w:w="5112"/>
+          </w:tcPr>
+          <w:p>
+            <w:r>
+              <w:t>Expected answer or fallback</w:t>
+            </w:r>
+          </w:p>
+        </w:tc>
+        <w:tc>
+          <w:tcPr>
+            <w:tcW w:type="dxa" w:w="5112"/>
+          </w:tcPr>
+          <w:p>
+            <w:r/>
+          </w:p>
+        </w:tc>
+      </w:tr>
+      <w:tr>
+        <w:tc>
+          <w:tcPr>
+            <w:tcW w:type="dxa" w:w="5112"/>
+          </w:tcPr>
+          <w:p>
+            <w:r>
+              <w:t>Observed result</w:t>
+            </w:r>
+          </w:p>
+        </w:tc>
+        <w:tc>
+          <w:tcPr>
+            <w:tcW w:type="dxa" w:w="5112"/>
+          </w:tcPr>
+          <w:p>
+            <w:r/>
+          </w:p>
+        </w:tc>
+      </w:tr>
+      <w:tr>
+        <w:tc>
+          <w:tcPr>
+            <w:tcW w:type="dxa" w:w="5112"/>
+          </w:tcPr>
+          <w:p>
+            <w:r>
+              <w:t>Why the result occurred</w:t>
+            </w:r>
+          </w:p>
+        </w:tc>
+        <w:tc>
+          <w:tcPr>
+            <w:tcW w:type="dxa" w:w="5112"/>
+          </w:tcPr>
+          <w:p>
+            <w:r/>
+          </w:p>
+        </w:tc>
+      </w:tr>
+    </w:tbl>
+    <w:p>
+      <w:pPr>
+        <w:pStyle w:val="Heading1"/>
+      </w:pPr>
+      <w:r>
+        <w:t>11. Extra practice · Earlier transfer</w:t>
+      </w:r>
+    </w:p>
+    <w:p>
+      <w:r>
+        <w:t>Keep this task’s complete inputs, stated rule and support record together.</w:t>
+      </w:r>
+    </w:p>
+    <w:p>
+      <w:pPr>
+        <w:pStyle w:val="Heading2"/>
+      </w:pPr>
+      <w:r>
+        <w:t>Task and evidence record</w:t>
+      </w:r>
+    </w:p>
+    <w:p>
+      <w:pPr>
+        <w:pStyle w:val="ListBullet"/>
+      </w:pPr>
+      <w:r>
+        <w:t>Training sizes 20,40,80 yield validation accuracies 62%,70%,73%. Is doubling again guaranteed to yield 76%? Describe a defensible next experiment.</w:t>
+      </w:r>
+    </w:p>
+    <w:p>
+      <w:pPr>
+        <w:pStyle w:val="Heading3"/>
+      </w:pPr>
+      <w:r>
+        <w:t>My independently reasoned answer</w:t>
+      </w:r>
+    </w:p>
+    <w:p>
+      <w:r>
+        <w:t>________________________________________________________________</w:t>
+      </w:r>
+    </w:p>
+    <w:p>
+      <w:r>
+        <w:t>________________________________________________________________</w:t>
+      </w:r>
+    </w:p>
+    <w:p>
+      <w:r>
+        <w:t>________________________________________________________________</w:t>
+      </w:r>
+    </w:p>
+    <w:p>
+      <w:r>
+        <w:t>________________________________________________________________</w:t>
+      </w:r>
+    </w:p>
+    <w:p>
+      <w:r>
+        <w:t>________________________________________________________________</w:t>
+      </w:r>
+    </w:p>
+    <w:p>
+      <w:r>
+        <w:t>________________________________________________________________</w:t>
+      </w:r>
+    </w:p>
+    <w:p>
+      <w:r>
+        <w:t>________________________________________________________________</w:t>
+      </w:r>
+    </w:p>
+    <w:p>
+      <w:pPr>
+        <w:pStyle w:val="ListBullet"/>
+      </w:pPr>
+      <w:r>
+        <w:t>Record support used: none, hint or teacher explanation.</w:t>
+      </w:r>
+    </w:p>
+    <w:p>
+      <w:pPr>
+        <w:pStyle w:val="Heading1"/>
+      </w:pPr>
+      <w:r>
+        <w:t>15. Reference · Earlier W4 record</w:t>
+      </w:r>
+    </w:p>
+    <w:p>
+      <w:r>
+        <w:t>Keep this task’s complete inputs, stated rule and support record together.</w:t>
+      </w:r>
+    </w:p>
+    <w:p>
+      <w:pPr>
+        <w:pStyle w:val="Heading2"/>
+      </w:pPr>
+      <w:r>
+        <w:t>Task and evidence record</w:t>
+      </w:r>
+    </w:p>
+    <w:p>
+      <w:pPr>
+        <w:pStyle w:val="ListBullet"/>
+      </w:pPr>
+      <w:r>
+        <w:t>At sizes 12 and 24, validation errors are [6, 8, 7] and [4, 7, 7]. Calculate means/ranges and a careful comparison.</w:t>
+      </w:r>
+    </w:p>
+    <w:p>
+      <w:pPr>
+        <w:pStyle w:val="Heading3"/>
+      </w:pPr>
+      <w:r>
+        <w:t>My reasoning and evidence</w:t>
+      </w:r>
+    </w:p>
+    <w:p>
+      <w:r>
+        <w:t>________________________________________________________________</w:t>
+      </w:r>
+    </w:p>
+    <w:p>
+      <w:r>
+        <w:t>________________________________________________________________</w:t>
+      </w:r>
+    </w:p>
+    <w:p>
+      <w:r>
+        <w:t>________________________________________________________________</w:t>
+      </w:r>
+    </w:p>
+    <w:p>
+      <w:r>
+        <w:t>________________________________________________________________</w:t>
+      </w:r>
+    </w:p>
+    <w:p>
+      <w:r>
+        <w:t>________________________________________________________________</w:t>
+      </w:r>
+    </w:p>
+    <w:p>
+      <w:r>
+        <w:t>________________________________________________________________</w:t>
+      </w:r>
+    </w:p>
+    <w:p>
+      <w:r>
+        <w:t>________________________________________________________________</w:t>
+      </w:r>
+    </w:p>
+    <w:p>
+      <w:r>
+        <w:t>________________________________________________________________</w:t>
+      </w:r>
+    </w:p>
+    <w:p>
+      <w:pPr>
+        <w:pStyle w:val="Heading1"/>
+      </w:pPr>
+      <w:r>
+        <w:t>18. Extra practice · Pictured case</w:t>
+      </w:r>
+    </w:p>
+    <w:p>
+      <w:r>
+        <w:t>Keep this task’s complete inputs, stated rule and support record together.</w:t>
+      </w:r>
+    </w:p>
+    <w:p>
+      <w:pPr>
+        <w:pStyle w:val="Heading2"/>
+      </w:pPr>
+      <w:r>
+        <w:t>Task and evidence record</w:t>
+      </w:r>
+    </w:p>
+    <w:p>
+      <w:pPr>
+        <w:pStyle w:val="ListBullet"/>
+      </w:pPr>
+      <w:r>
+        <w:t>Read a learning curve with repeated-run spread rather than drawing a certainty arrow.</w:t>
+      </w:r>
+    </w:p>
+    <w:p>
+      <w:pPr>
+        <w:pStyle w:val="ListBullet"/>
+      </w:pPr>
+      <w:r>
+        <w:t>At 10 training plants validation errors across3 runs are [6, 5, 7]; at 20 plants errors [4, 5, 3], on the same 10-case validation set.</w:t>
+      </w:r>
+    </w:p>
+    <w:p>
+      <w:pPr>
+        <w:pStyle w:val="ListBullet"/>
+      </w:pPr>
+      <w:r>
+        <w:t>All inputs and outcomes in this worked example are invented classroom data; no real model run is claimed.</w:t>
       </w:r>
     </w:p>
     <w:p>
@@ -1858,25 +1631,10 @@
     </w:p>
     <w:p>
       <w:pPr>
-        <w:spacing w:line="336" w:lineRule="auto" w:after="180"/>
-      </w:pPr>
-      <w:r>
-        <w:rPr>
-          <w:b w:val="0"/>
-        </w:rPr>
-        <w:t xml:space="preserve">What comparison is valid if the validation set changes between sizes? Point to the relevant step in the picture, then write the changed result and the rule or </w:t>
-      </w:r>
-      <w:r>
-        <w:rPr>
-          <w:b/>
-        </w:rPr>
-        <w:t>evidence</w:t>
-      </w:r>
-      <w:r>
-        <w:rPr>
-          <w:b w:val="0"/>
-        </w:rPr>
-        <w:t xml:space="preserve"> that supports it.</w:t>
+        <w:pStyle w:val="ListBullet"/>
+      </w:pPr>
+      <w:r>
+        <w:t>What comparison is valid if the validation set changes between sizes? Point to the relevant step in the picture, then write the changed result and the rule or evidence that supports it.</w:t>
       </w:r>
     </w:p>
     <w:p>
@@ -1919,68 +1677,18 @@
     </w:p>
     <w:p>
       <w:pPr>
-        <w:pStyle w:val="Heading3"/>
-      </w:pPr>
-      <w:r>
-        <w:t>Record the help used</w:t>
-      </w:r>
-    </w:p>
-    <w:p>
-      <w:pPr>
-        <w:spacing w:line="336" w:lineRule="auto" w:after="180"/>
-        <w:shd w:fill="F1F6F8"/>
-      </w:pPr>
-      <w:r>
-        <w:rPr>
-          <w:b w:val="0"/>
-        </w:rPr>
-        <w:t xml:space="preserve">Support used: alone / hint / worked example. This record is practice </w:t>
-      </w:r>
-      <w:r>
-        <w:rPr>
-          <w:b/>
-        </w:rPr>
-        <w:t>evidence</w:t>
-      </w:r>
-      <w:r>
-        <w:rPr>
-          <w:b w:val="0"/>
-        </w:rPr>
-        <w:t>.</w:t>
-      </w:r>
-    </w:p>
-    <w:p>
-      <w:pPr>
-        <w:spacing w:line="336" w:lineRule="auto" w:after="180"/>
-      </w:pPr>
-      <w:r>
-        <w:rPr>
-          <w:b w:val="0"/>
-        </w:rPr>
-        <w:t xml:space="preserve">Project connection: For your Responsible Plant Classifier, save the </w:t>
-      </w:r>
-      <w:r>
-        <w:rPr>
-          <w:b/>
-        </w:rPr>
-        <w:t>input</w:t>
-      </w:r>
-      <w:r>
-        <w:rPr>
-          <w:b w:val="0"/>
-        </w:rPr>
-        <w:t>, procedure, observed result and limitation of this check.</w:t>
-      </w:r>
-    </w:p>
-    <w:p>
-      <w:pPr>
-        <w:spacing w:line="336" w:lineRule="auto" w:after="180"/>
-      </w:pPr>
-      <w:r>
-        <w:rPr>
-          <w:b w:val="0"/>
-        </w:rPr>
-        <w:t>Label this worked example as practice; use a different, previously unreviewed case when checking independent understanding.</w:t>
+        <w:pStyle w:val="ListBullet"/>
+      </w:pPr>
+      <w:r>
+        <w:t>Support used: alone / hint / worked example. This record is practice evidence.</w:t>
+      </w:r>
+    </w:p>
+    <w:p>
+      <w:pPr>
+        <w:pStyle w:val="ListBullet"/>
+      </w:pPr>
+      <w:r>
+        <w:t>Project connection: For your Responsible Plant Classifier, save the input, procedure, observed result and limitation of this check. Label this worked example as practice; use a different, previously unreviewed case when checking independent understanding.</w:t>
       </w:r>
     </w:p>
     <w:p>
@@ -1988,80 +1696,44 @@
         <w:pStyle w:val="Heading1"/>
       </w:pPr>
       <w:r>
-        <w:t>19. Project portfolio milestone</w:t>
-      </w:r>
-    </w:p>
-    <w:p>
-      <w:r>
-        <w:t>Keep this week’s input, deciding step, result and limit together in the Responsible Plant Classifier record.</w:t>
-      </w:r>
-    </w:p>
-    <w:p>
-      <w:pPr>
-        <w:spacing w:line="336" w:lineRule="auto" w:after="180"/>
-      </w:pPr>
-      <w:r>
-        <w:rPr>
-          <w:b w:val="0"/>
-        </w:rPr>
+        <w:t>19. Reference · Project portfolio milestone</w:t>
+      </w:r>
+    </w:p>
+    <w:p>
+      <w:r>
+        <w:t>Keep this task’s complete inputs, stated rule and support record together.</w:t>
+      </w:r>
+    </w:p>
+    <w:p>
+      <w:pPr>
+        <w:pStyle w:val="Heading2"/>
+      </w:pPr>
+      <w:r>
+        <w:t>Task and evidence record</w:t>
+      </w:r>
+    </w:p>
+    <w:p>
+      <w:pPr>
+        <w:pStyle w:val="ListBullet"/>
+      </w:pPr>
+      <w:r>
         <w:t>Project: Responsible Plant Classifier</w:t>
       </w:r>
     </w:p>
     <w:p>
       <w:pPr>
-        <w:spacing w:line="336" w:lineRule="auto" w:after="180"/>
-      </w:pPr>
-      <w:r>
-        <w:rPr>
-          <w:b w:val="0"/>
-        </w:rPr>
-        <w:t xml:space="preserve">Current milestone: Prepare the demonstration. Gather reproducible instructions, </w:t>
-      </w:r>
-      <w:r>
-        <w:rPr>
-          <w:b/>
-        </w:rPr>
-        <w:t>evidence</w:t>
-      </w:r>
-      <w:r>
-        <w:rPr>
-          <w:b w:val="0"/>
-        </w:rPr>
-        <w:t>, access checks and remaining limitations.</w:t>
-      </w:r>
-    </w:p>
-    <w:p>
-      <w:pPr>
-        <w:spacing w:line="336" w:lineRule="auto" w:after="180"/>
-      </w:pPr>
-      <w:r>
-        <w:rPr>
-          <w:b w:val="0"/>
-        </w:rPr>
-        <w:t xml:space="preserve">For your Responsible Plant Classifier, save the </w:t>
-      </w:r>
-      <w:r>
-        <w:rPr>
-          <w:b/>
-        </w:rPr>
-        <w:t>input</w:t>
-      </w:r>
-      <w:r>
-        <w:rPr>
-          <w:b w:val="0"/>
-        </w:rPr>
-        <w:t>, procedure, observed result and limitation of this check.</w:t>
-      </w:r>
-    </w:p>
-    <w:p>
-      <w:pPr>
-        <w:spacing w:line="336" w:lineRule="auto" w:after="180"/>
-      </w:pPr>
-      <w:r>
-        <w:rPr>
-          <w:b w:val="0"/>
-        </w:rPr>
-        <w:t>Label this worked example as practice; use a different, previously unreviewed case when checking independent understanding.</w:t>
+        <w:pStyle w:val="ListBullet"/>
+      </w:pPr>
+      <w:r>
+        <w:t>Current milestone: Prepare the demonstration. Gather reproducible instructions, evidence, access checks and remaining limitations.</w:t>
+      </w:r>
+    </w:p>
+    <w:p>
+      <w:pPr>
+        <w:pStyle w:val="ListBullet"/>
+      </w:pPr>
+      <w:r>
+        <w:t>For your Responsible Plant Classifier, save the input, procedure, observed result and limitation of this check. Label this worked example as practice; use a different, previously unreviewed case when checking independent understanding.</w:t>
       </w:r>
     </w:p>
     <w:tbl>
@@ -2218,12 +1890,580 @@
         <w:pStyle w:val="Heading1"/>
       </w:pPr>
       <w:r>
-        <w:t>20. Supported practice and learning evidence</w:t>
-      </w:r>
-    </w:p>
-    <w:p>
-      <w:r>
-        <w:t>Try the supported questions before comparing with hints and feedback. Record what you repaired and the evidence you retained.</w:t>
+        <w:t>20. Extra practice · Predict, check and repair</w:t>
+      </w:r>
+    </w:p>
+    <w:p>
+      <w:r>
+        <w:t>Keep supported feedback separate from the reserved independent case.</w:t>
+      </w:r>
+    </w:p>
+    <w:p>
+      <w:pPr>
+        <w:pStyle w:val="Heading2"/>
+      </w:pPr>
+      <w:r>
+        <w:t>First supported question and hint</w:t>
+      </w:r>
+    </w:p>
+    <w:p>
+      <w:pPr>
+        <w:pStyle w:val="ListBullet"/>
+      </w:pPr>
+      <w:r>
+        <w:t>Read a learning curve with repeated-run spread rather than drawing a certainty arrow.</w:t>
+      </w:r>
+    </w:p>
+    <w:p>
+      <w:pPr>
+        <w:pStyle w:val="Heading3"/>
+      </w:pPr>
+      <w:r>
+        <w:t>Practice 1: explain the deciding evidence</w:t>
+      </w:r>
+    </w:p>
+    <w:p>
+      <w:pPr>
+        <w:pStyle w:val="ListBullet"/>
+      </w:pPr>
+      <w:r>
+        <w:t>Which labelled step matches this detail? More training plants improved the average in these supplied runs; variability remains.</w:t>
+      </w:r>
+    </w:p>
+    <w:p>
+      <w:pPr>
+        <w:pStyle w:val="ListBullet"/>
+      </w:pPr>
+      <w:r>
+        <w:t>1. State bounded pattern</w:t>
+      </w:r>
+    </w:p>
+    <w:p>
+      <w:pPr>
+        <w:pStyle w:val="ListBullet"/>
+      </w:pPr>
+      <w:r>
+        <w:t>2. Summarise larger size</w:t>
+      </w:r>
+    </w:p>
+    <w:p>
+      <w:pPr>
+        <w:pStyle w:val="ListBullet"/>
+      </w:pPr>
+      <w:r>
+        <w:t>3. Summarise first size</w:t>
+      </w:r>
+    </w:p>
+    <w:p>
+      <w:pPr>
+        <w:pStyle w:val="Heading3"/>
+      </w:pPr>
+      <w:r>
+        <w:t>My selected conclusion, deciding fact and explanation</w:t>
+      </w:r>
+    </w:p>
+    <w:p>
+      <w:r>
+        <w:t>________________________________________________________________</w:t>
+      </w:r>
+    </w:p>
+    <w:p>
+      <w:r>
+        <w:t>________________________________________________________________</w:t>
+      </w:r>
+    </w:p>
+    <w:p>
+      <w:r>
+        <w:t>________________________________________________________________</w:t>
+      </w:r>
+    </w:p>
+    <w:p>
+      <w:r>
+        <w:t>________________________________________________________________</w:t>
+      </w:r>
+    </w:p>
+    <w:p>
+      <w:r>
+        <w:t>________________________________________________________________</w:t>
+      </w:r>
+    </w:p>
+    <w:p>
+      <w:pPr>
+        <w:pStyle w:val="ListBullet"/>
+      </w:pPr>
+      <w:r>
+        <w:t>Hint if needed: Read the steps in the pictorial case. Match the supplied detail to the stage that performs or records it.</w:t>
+      </w:r>
+    </w:p>
+    <w:p>
+      <w:pPr>
+        <w:pStyle w:val="Heading2"/>
+      </w:pPr>
+      <w:r>
+        <w:t>Check the first explanation · reference / check after trying</w:t>
+      </w:r>
+    </w:p>
+    <w:p>
+      <w:pPr>
+        <w:spacing w:line="336" w:lineRule="auto" w:after="180"/>
+      </w:pPr>
+      <w:r>
+        <w:rPr>
+          <w:b w:val="0"/>
+        </w:rPr>
+        <w:t xml:space="preserve">After your attempt, compare with the supported explanation: State bounded pattern More </w:t>
+      </w:r>
+      <w:r>
+        <w:rPr>
+          <w:b/>
+        </w:rPr>
+        <w:t>training</w:t>
+      </w:r>
+      <w:r>
+        <w:rPr>
+          <w:b w:val="0"/>
+        </w:rPr>
+        <w:t xml:space="preserve"> plants improved the average in these supplied runs; </w:t>
+      </w:r>
+      <w:r>
+        <w:rPr>
+          <w:b/>
+        </w:rPr>
+        <w:t>variability</w:t>
+      </w:r>
+      <w:r>
+        <w:rPr>
+          <w:b w:val="0"/>
+        </w:rPr>
+        <w:t xml:space="preserve"> remains. Read the picture in order.</w:t>
+      </w:r>
+    </w:p>
+    <w:p>
+      <w:pPr>
+        <w:spacing w:line="336" w:lineRule="auto" w:after="180"/>
+      </w:pPr>
+      <w:r>
+        <w:rPr>
+          <w:b w:val="0"/>
+        </w:rPr>
+        <w:t xml:space="preserve">More </w:t>
+      </w:r>
+      <w:r>
+        <w:rPr>
+          <w:b/>
+        </w:rPr>
+        <w:t>training</w:t>
+      </w:r>
+      <w:r>
+        <w:rPr>
+          <w:b w:val="0"/>
+        </w:rPr>
+        <w:t xml:space="preserve"> plants improved the average in these supplied runs; </w:t>
+      </w:r>
+      <w:r>
+        <w:rPr>
+          <w:b/>
+        </w:rPr>
+        <w:t>variability</w:t>
+      </w:r>
+      <w:r>
+        <w:rPr>
+          <w:b w:val="0"/>
+        </w:rPr>
+        <w:t xml:space="preserve"> remains. The arrows show which recorded </w:t>
+      </w:r>
+      <w:r>
+        <w:rPr>
+          <w:b/>
+        </w:rPr>
+        <w:t>input</w:t>
+      </w:r>
+      <w:r>
+        <w:rPr>
+          <w:b w:val="0"/>
+        </w:rPr>
+        <w:t xml:space="preserve"> or intermediate result each decision uses.</w:t>
+      </w:r>
+    </w:p>
+    <w:p>
+      <w:pPr>
+        <w:spacing w:line="336" w:lineRule="auto" w:after="180"/>
+      </w:pPr>
+      <w:r>
+        <w:rPr>
+          <w:b w:val="0"/>
+        </w:rPr>
+        <w:t>Explain the deciding step aloud before checking the changed case; pointing to the final answer alone does not show how it follows.</w:t>
+      </w:r>
+    </w:p>
+    <w:p>
+      <w:pPr>
+        <w:pStyle w:val="Heading2"/>
+      </w:pPr>
+      <w:r>
+        <w:t>Changed-case question and hint</w:t>
+      </w:r>
+    </w:p>
+    <w:p>
+      <w:pPr>
+        <w:pStyle w:val="Heading3"/>
+      </w:pPr>
+      <w:r>
+        <w:t>Practice 2: explain the deciding evidence</w:t>
+      </w:r>
+    </w:p>
+    <w:p>
+      <w:pPr>
+        <w:pStyle w:val="ListBullet"/>
+      </w:pPr>
+      <w:r>
+        <w:t>Changed-case practice: A30-plant experiment gives errors [4, 4, 4]. Which conclusion is supported by the supplied facts?</w:t>
+      </w:r>
+    </w:p>
+    <w:p>
+      <w:pPr>
+        <w:pStyle w:val="ListBullet"/>
+      </w:pPr>
+      <w:r>
+        <w:t>1. Mean remains4; this additional size does not improve the observed mean over20 plants.</w:t>
+      </w:r>
+    </w:p>
+    <w:p>
+      <w:pPr>
+        <w:pStyle w:val="ListBullet"/>
+      </w:pPr>
+      <w:r>
+        <w:t>2. We can decide the result without examining the changed input or the procedure.</w:t>
+      </w:r>
+    </w:p>
+    <w:p>
+      <w:pPr>
+        <w:pStyle w:val="ListBullet"/>
+      </w:pPr>
+      <w:r>
+        <w:t>3. This one example guarantees correct results for every future input.</w:t>
+      </w:r>
+    </w:p>
+    <w:p>
+      <w:pPr>
+        <w:pStyle w:val="Heading3"/>
+      </w:pPr>
+      <w:r>
+        <w:t>My selected conclusion, deciding fact and explanation</w:t>
+      </w:r>
+    </w:p>
+    <w:p>
+      <w:r>
+        <w:t>________________________________________________________________</w:t>
+      </w:r>
+    </w:p>
+    <w:p>
+      <w:r>
+        <w:t>________________________________________________________________</w:t>
+      </w:r>
+    </w:p>
+    <w:p>
+      <w:r>
+        <w:t>________________________________________________________________</w:t>
+      </w:r>
+    </w:p>
+    <w:p>
+      <w:r>
+        <w:t>________________________________________________________________</w:t>
+      </w:r>
+    </w:p>
+    <w:p>
+      <w:r>
+        <w:t>________________________________________________________________</w:t>
+      </w:r>
+    </w:p>
+    <w:p>
+      <w:pPr>
+        <w:pStyle w:val="ListBullet"/>
+      </w:pPr>
+      <w:r>
+        <w:t>Hint if needed: Use the changed condition and the deciding step in the pictorial trace. The answer must say what follows from those facts.</w:t>
+      </w:r>
+    </w:p>
+    <w:p>
+      <w:pPr>
+        <w:pStyle w:val="Heading2"/>
+      </w:pPr>
+      <w:r>
+        <w:t>Check the changed explanation · reference / check after trying</w:t>
+      </w:r>
+    </w:p>
+    <w:p>
+      <w:pPr>
+        <w:spacing w:line="336" w:lineRule="auto" w:after="180"/>
+      </w:pPr>
+      <w:r>
+        <w:rPr>
+          <w:b w:val="0"/>
+        </w:rPr>
+        <w:t>After your attempt, compare with the supported explanation: Mean remains4; this additional size does not improve the observed mean over20 plants.</w:t>
+      </w:r>
+    </w:p>
+    <w:p>
+      <w:pPr>
+        <w:spacing w:line="336" w:lineRule="auto" w:after="180"/>
+      </w:pPr>
+      <w:r>
+        <w:rPr>
+          <w:b/>
+        </w:rPr>
+        <w:t>Learning curve</w:t>
+      </w:r>
+      <w:r>
+        <w:rPr>
+          <w:b w:val="0"/>
+        </w:rPr>
+        <w:t>s are measured patterns, not a guarantee of improvement at every data size.</w:t>
+      </w:r>
+    </w:p>
+    <w:p>
+      <w:pPr>
+        <w:pStyle w:val="Heading2"/>
+      </w:pPr>
+      <w:r>
+        <w:t>Repair and keep the record</w:t>
+      </w:r>
+    </w:p>
+    <w:p>
+      <w:pPr>
+        <w:spacing w:line="336" w:lineRule="auto" w:after="180"/>
+      </w:pPr>
+      <w:r>
+        <w:rPr>
+          <w:b w:val="0"/>
+        </w:rPr>
+        <w:t>Review Over</w:t>
+      </w:r>
+      <w:r>
+        <w:rPr>
+          <w:b/>
+        </w:rPr>
+        <w:t>fitting</w:t>
+      </w:r>
+      <w:r>
+        <w:rPr>
+          <w:b w:val="0"/>
+        </w:rPr>
+        <w:t xml:space="preserve"> (ai-4/27). Goal: Compare </w:t>
+      </w:r>
+      <w:r>
+        <w:rPr>
+          <w:b/>
+        </w:rPr>
+        <w:t>training</w:t>
+      </w:r>
+      <w:r>
+        <w:rPr>
+          <w:b w:val="0"/>
+        </w:rPr>
+        <w:t xml:space="preserve"> and validation </w:t>
+      </w:r>
+      <w:r>
+        <w:rPr>
+          <w:b/>
+        </w:rPr>
+        <w:t>evidence</w:t>
+      </w:r>
+      <w:r>
+        <w:rPr>
+          <w:b w:val="0"/>
+        </w:rPr>
+        <w:t xml:space="preserve"> for model capacity. Short practice: Does100% </w:t>
+      </w:r>
+      <w:r>
+        <w:rPr>
+          <w:b/>
+        </w:rPr>
+        <w:t>training</w:t>
+      </w:r>
+      <w:r>
+        <w:rPr>
+          <w:b w:val="0"/>
+        </w:rPr>
+        <w:t xml:space="preserve"> accuracy prove Large was always best?</w:t>
+      </w:r>
+    </w:p>
+    <w:p>
+      <w:pPr>
+        <w:spacing w:line="336" w:lineRule="auto" w:after="180"/>
+      </w:pPr>
+      <w:r>
+        <w:rPr>
+          <w:b w:val="0"/>
+        </w:rPr>
+        <w:t xml:space="preserve">Point to the relevant step in the picture, then write the changed result and the rule or </w:t>
+      </w:r>
+      <w:r>
+        <w:rPr>
+          <w:b/>
+        </w:rPr>
+        <w:t>evidence</w:t>
+      </w:r>
+      <w:r>
+        <w:rPr>
+          <w:b w:val="0"/>
+        </w:rPr>
+        <w:t xml:space="preserve"> that supports it.. Return to this week and explain what you changed.</w:t>
+      </w:r>
+    </w:p>
+    <w:p>
+      <w:pPr>
+        <w:spacing w:line="336" w:lineRule="auto" w:after="180"/>
+      </w:pPr>
+      <w:r>
+        <w:rPr>
+          <w:b w:val="0"/>
+        </w:rPr>
+        <w:t>Review Metrics Match Consequences (ai-4/25). Goal: Apply a declared score threshold including equality. Short practice: Which labels determine the false-alarm count at threshold 0.4?</w:t>
+      </w:r>
+    </w:p>
+    <w:p>
+      <w:pPr>
+        <w:spacing w:line="336" w:lineRule="auto" w:after="180"/>
+      </w:pPr>
+      <w:r>
+        <w:rPr>
+          <w:b w:val="0"/>
+        </w:rPr>
+        <w:t xml:space="preserve">Point to the relevant step in the picture, then write the changed result and the rule or </w:t>
+      </w:r>
+      <w:r>
+        <w:rPr>
+          <w:b/>
+        </w:rPr>
+        <w:t>evidence</w:t>
+      </w:r>
+      <w:r>
+        <w:rPr>
+          <w:b w:val="0"/>
+        </w:rPr>
+        <w:t xml:space="preserve"> that supports it.. Return to this week and explain what you changed.</w:t>
+      </w:r>
+    </w:p>
+    <w:p>
+      <w:pPr>
+        <w:spacing w:line="336" w:lineRule="auto" w:after="180"/>
+      </w:pPr>
+      <w:r>
+        <w:rPr>
+          <w:b w:val="0"/>
+        </w:rPr>
+        <w:t xml:space="preserve">Review Train a Regression Model (ai-4/22). Goal: Fit a line from a declared </w:t>
+      </w:r>
+      <w:r>
+        <w:rPr>
+          <w:b/>
+        </w:rPr>
+        <w:t>training</w:t>
+      </w:r>
+      <w:r>
+        <w:rPr>
+          <w:b w:val="0"/>
+        </w:rPr>
+        <w:t xml:space="preserve"> candidate set. Short practice: May day3’s evaluation label choose the candidate line?</w:t>
+      </w:r>
+    </w:p>
+    <w:p>
+      <w:pPr>
+        <w:spacing w:line="336" w:lineRule="auto" w:after="180"/>
+      </w:pPr>
+      <w:r>
+        <w:rPr>
+          <w:b w:val="0"/>
+        </w:rPr>
+        <w:t xml:space="preserve">Point to the relevant step in the picture, then write the changed result and the rule or </w:t>
+      </w:r>
+      <w:r>
+        <w:rPr>
+          <w:b/>
+        </w:rPr>
+        <w:t>evidence</w:t>
+      </w:r>
+      <w:r>
+        <w:rPr>
+          <w:b w:val="0"/>
+        </w:rPr>
+        <w:t xml:space="preserve"> that supports it.. Return to this week and explain what you changed.</w:t>
+      </w:r>
+    </w:p>
+    <w:p>
+      <w:pPr>
+        <w:spacing w:line="336" w:lineRule="auto" w:after="180"/>
+      </w:pPr>
+      <w:r>
+        <w:rPr>
+          <w:b w:val="0"/>
+        </w:rPr>
+        <w:t xml:space="preserve">Use Download completed work in the hosted lesson to export your answers, reflections, practice feedback and code-run </w:t>
+      </w:r>
+      <w:r>
+        <w:rPr>
+          <w:b/>
+        </w:rPr>
+        <w:t>evidence</w:t>
+      </w:r>
+      <w:r>
+        <w:rPr>
+          <w:b w:val="0"/>
+        </w:rPr>
+        <w:t>. Open the HTML copy to read or print it.</w:t>
+      </w:r>
+    </w:p>
+    <w:p>
+      <w:pPr>
+        <w:spacing w:line="336" w:lineRule="auto" w:after="180"/>
+      </w:pPr>
+      <w:r>
+        <w:rPr>
+          <w:b w:val="0"/>
+        </w:rPr>
+        <w:t>Drafts stay in this browser when storage is available; clear drafts on a shared device.</w:t>
+      </w:r>
+    </w:p>
+    <w:p>
+      <w:pPr>
+        <w:pStyle w:val="Heading3"/>
+      </w:pPr>
+      <w:r>
+        <w:t>What I repaired, the evidence I kept and the next test</w:t>
+      </w:r>
+    </w:p>
+    <w:p>
+      <w:r>
+        <w:t>________________________________________________________________</w:t>
+      </w:r>
+    </w:p>
+    <w:p>
+      <w:r>
+        <w:t>________________________________________________________________</w:t>
+      </w:r>
+    </w:p>
+    <w:p>
+      <w:r>
+        <w:t>________________________________________________________________</w:t>
+      </w:r>
+    </w:p>
+    <w:p>
+      <w:r>
+        <w:t>________________________________________________________________</w:t>
+      </w:r>
+    </w:p>
+    <w:p>
+      <w:r>
+        <w:t>________________________________________________________________</w:t>
+      </w:r>
+    </w:p>
+    <w:p>
+      <w:pPr>
+        <w:pStyle w:val="Heading2"/>
+      </w:pPr>
+      <w:r>
+        <w:t>Earlier wording, alternatives and picture transcripts · reference / check after trying</w:t>
       </w:r>
     </w:p>
     <w:p>
@@ -2239,116 +2479,10 @@
     </w:p>
     <w:p>
       <w:pPr>
-        <w:spacing w:line="336" w:lineRule="auto" w:after="180"/>
-      </w:pPr>
-      <w:r>
-        <w:rPr>
-          <w:b w:val="0"/>
-        </w:rPr>
-        <w:t xml:space="preserve">Read a </w:t>
-      </w:r>
-      <w:r>
-        <w:rPr>
-          <w:b/>
-        </w:rPr>
-        <w:t>learning curve</w:t>
-      </w:r>
-      <w:r>
-        <w:rPr>
-          <w:b w:val="0"/>
-        </w:rPr>
-        <w:t xml:space="preserve"> with </w:t>
-      </w:r>
-      <w:r>
-        <w:rPr>
-          <w:b/>
-        </w:rPr>
-        <w:t>repeat</w:t>
-      </w:r>
-      <w:r>
-        <w:rPr>
-          <w:b w:val="0"/>
-        </w:rPr>
-        <w:t>ed-run spread rather than drawing a certainty arrow.</w:t>
-      </w:r>
-    </w:p>
-    <w:p>
-      <w:pPr>
         <w:pStyle w:val="Heading3"/>
       </w:pPr>
       <w:r>
-        <w:t>Practice 1: explain the deciding evidence</w:t>
-      </w:r>
-    </w:p>
-    <w:p>
-      <w:pPr>
-        <w:spacing w:line="336" w:lineRule="auto" w:after="180"/>
-      </w:pPr>
-      <w:r>
-        <w:rPr>
-          <w:b w:val="0"/>
-        </w:rPr>
-        <w:t xml:space="preserve">Which labelled step matches this detail? More </w:t>
-      </w:r>
-      <w:r>
-        <w:rPr>
-          <w:b/>
-        </w:rPr>
-        <w:t>training</w:t>
-      </w:r>
-      <w:r>
-        <w:rPr>
-          <w:b w:val="0"/>
-        </w:rPr>
-        <w:t xml:space="preserve"> plants improved the average in these supplied runs; </w:t>
-      </w:r>
-      <w:r>
-        <w:rPr>
-          <w:b/>
-        </w:rPr>
-        <w:t>variability</w:t>
-      </w:r>
-      <w:r>
-        <w:rPr>
-          <w:b w:val="0"/>
-        </w:rPr>
-        <w:t xml:space="preserve"> remains.</w:t>
-      </w:r>
-    </w:p>
-    <w:p>
-      <w:pPr>
-        <w:spacing w:line="336" w:lineRule="auto" w:after="180"/>
-        <w:shd w:fill="F4F9FC"/>
-      </w:pPr>
-      <w:r>
-        <w:rPr>
-          <w:b w:val="0"/>
-        </w:rPr>
-        <w:t>1. State bounded pattern</w:t>
-      </w:r>
-    </w:p>
-    <w:p>
-      <w:pPr>
-        <w:spacing w:line="336" w:lineRule="auto" w:after="180"/>
-        <w:shd w:fill="F4F9FC"/>
-      </w:pPr>
-      <w:r>
-        <w:rPr>
-          <w:b w:val="0"/>
-        </w:rPr>
-        <w:t>2. Summarise larger size</w:t>
-      </w:r>
-    </w:p>
-    <w:p>
-      <w:pPr>
-        <w:spacing w:line="336" w:lineRule="auto" w:after="180"/>
-        <w:shd w:fill="F4F9FC"/>
-      </w:pPr>
-      <w:r>
-        <w:rPr>
-          <w:b w:val="0"/>
-        </w:rPr>
-        <w:t>3. Summarise first size</w:t>
+        <w:t>Repair a missing building block</w:t>
       </w:r>
     </w:p>
     <w:p>
@@ -2356,598 +2490,25 @@
         <w:pStyle w:val="Heading3"/>
       </w:pPr>
       <w:r>
-        <w:t>My selected conclusion, deciding fact and explanation</w:t>
-      </w:r>
-    </w:p>
-    <w:p>
-      <w:r>
-        <w:t>________________________________________________________________</w:t>
-      </w:r>
-    </w:p>
-    <w:p>
-      <w:r>
-        <w:t>________________________________________________________________</w:t>
-      </w:r>
-    </w:p>
-    <w:p>
-      <w:r>
-        <w:t>________________________________________________________________</w:t>
-      </w:r>
-    </w:p>
-    <w:p>
-      <w:r>
-        <w:t>________________________________________________________________</w:t>
-      </w:r>
-    </w:p>
-    <w:p>
-      <w:r>
-        <w:t>________________________________________________________________</w:t>
-      </w:r>
-    </w:p>
-    <w:p>
-      <w:pPr>
-        <w:pStyle w:val="Heading3"/>
-      </w:pPr>
-      <w:r>
-        <w:t>Hint · try first</w:t>
-      </w:r>
-    </w:p>
-    <w:p>
-      <w:pPr>
-        <w:spacing w:line="336" w:lineRule="auto" w:after="180"/>
-        <w:shd w:fill="F1F6F8"/>
-      </w:pPr>
-      <w:r>
-        <w:rPr>
-          <w:b w:val="0"/>
-        </w:rPr>
-        <w:t>Hint if needed: Read the steps in the pictorial case. Match the supplied detail to the stage that performs or records it.</w:t>
-      </w:r>
-    </w:p>
-    <w:p>
-      <w:pPr>
-        <w:pStyle w:val="Heading3"/>
-      </w:pPr>
-      <w:r>
-        <w:t>Feedback · compare after trying</w:t>
-      </w:r>
-    </w:p>
-    <w:p>
-      <w:pPr>
-        <w:spacing w:line="336" w:lineRule="auto" w:after="180"/>
-        <w:shd w:fill="F1F6FC"/>
-      </w:pPr>
-      <w:r>
-        <w:rPr>
-          <w:b w:val="0"/>
-        </w:rPr>
-        <w:t xml:space="preserve">After your attempt, compare with the supported explanation: State bounded pattern More </w:t>
-      </w:r>
-      <w:r>
-        <w:rPr>
-          <w:b/>
-        </w:rPr>
-        <w:t>training</w:t>
-      </w:r>
-      <w:r>
-        <w:rPr>
-          <w:b w:val="0"/>
-        </w:rPr>
-        <w:t xml:space="preserve"> plants improved the average in these supplied runs; </w:t>
-      </w:r>
-      <w:r>
-        <w:rPr>
-          <w:b/>
-        </w:rPr>
-        <w:t>variability</w:t>
-      </w:r>
-      <w:r>
-        <w:rPr>
-          <w:b w:val="0"/>
-        </w:rPr>
-        <w:t xml:space="preserve"> remains. Read the picture in order.</w:t>
-      </w:r>
-    </w:p>
-    <w:p>
-      <w:pPr>
-        <w:spacing w:line="336" w:lineRule="auto" w:after="180"/>
-        <w:shd w:fill="F1F6FC"/>
-      </w:pPr>
-      <w:r>
-        <w:rPr>
-          <w:b w:val="0"/>
-        </w:rPr>
-        <w:t xml:space="preserve">More </w:t>
-      </w:r>
-      <w:r>
-        <w:rPr>
-          <w:b/>
-        </w:rPr>
-        <w:t>training</w:t>
-      </w:r>
-      <w:r>
-        <w:rPr>
-          <w:b w:val="0"/>
-        </w:rPr>
-        <w:t xml:space="preserve"> plants improved the average in these supplied runs; </w:t>
-      </w:r>
-      <w:r>
-        <w:rPr>
-          <w:b/>
-        </w:rPr>
-        <w:t>variability</w:t>
-      </w:r>
-      <w:r>
-        <w:rPr>
-          <w:b w:val="0"/>
-        </w:rPr>
-        <w:t xml:space="preserve"> remains. The arrows show which recorded </w:t>
-      </w:r>
-      <w:r>
-        <w:rPr>
-          <w:b/>
-        </w:rPr>
-        <w:t>input</w:t>
-      </w:r>
-      <w:r>
-        <w:rPr>
-          <w:b w:val="0"/>
-        </w:rPr>
-        <w:t xml:space="preserve"> or intermediate result each decision uses.</w:t>
-      </w:r>
-    </w:p>
-    <w:p>
-      <w:pPr>
-        <w:spacing w:line="336" w:lineRule="auto" w:after="180"/>
-        <w:shd w:fill="F1F6FC"/>
-      </w:pPr>
-      <w:r>
-        <w:rPr>
-          <w:b w:val="0"/>
-        </w:rPr>
-        <w:t>Explain the deciding step aloud before checking the changed case; pointing to the final answer alone does not show how it follows.</w:t>
-      </w:r>
-    </w:p>
-    <w:p>
-      <w:pPr>
-        <w:pStyle w:val="Heading3"/>
-      </w:pPr>
-      <w:r>
-        <w:t>Practice 2: explain the deciding evidence</w:t>
-      </w:r>
-    </w:p>
-    <w:p>
-      <w:pPr>
-        <w:pStyle w:val="Heading3"/>
-      </w:pPr>
-      <w:r>
-        <w:t>Changed case · predict first</w:t>
-      </w:r>
-    </w:p>
-    <w:p>
-      <w:pPr>
-        <w:spacing w:line="336" w:lineRule="auto" w:after="180"/>
-        <w:shd w:fill="F5F1FB"/>
-      </w:pPr>
-      <w:r>
-        <w:rPr>
-          <w:b w:val="0"/>
-        </w:rPr>
-        <w:t>Changed-case practice: A30-plant experiment gives errors [4, 4, 4]. Which conclusion is supported by the supplied facts?</w:t>
-      </w:r>
-    </w:p>
-    <w:p>
-      <w:pPr>
-        <w:spacing w:line="336" w:lineRule="auto" w:after="180"/>
-        <w:shd w:fill="F4F9FC"/>
-      </w:pPr>
-      <w:r>
-        <w:rPr>
-          <w:b w:val="0"/>
-        </w:rPr>
-        <w:t>1. Mean remains4; this additional size does not improve the observed mean over20 plants.</w:t>
-      </w:r>
-    </w:p>
-    <w:p>
-      <w:pPr>
-        <w:spacing w:line="336" w:lineRule="auto" w:after="180"/>
-        <w:shd w:fill="F4F9FC"/>
-      </w:pPr>
-      <w:r>
-        <w:rPr>
-          <w:b w:val="0"/>
-        </w:rPr>
-        <w:t xml:space="preserve">2. We can decide the result without examining the changed </w:t>
-      </w:r>
-      <w:r>
-        <w:rPr>
-          <w:b/>
-        </w:rPr>
-        <w:t>input</w:t>
-      </w:r>
-      <w:r>
-        <w:rPr>
-          <w:b w:val="0"/>
-        </w:rPr>
-        <w:t xml:space="preserve"> or the procedure.</w:t>
-      </w:r>
-    </w:p>
-    <w:p>
-      <w:pPr>
-        <w:spacing w:line="336" w:lineRule="auto" w:after="180"/>
-        <w:shd w:fill="F4F9FC"/>
-      </w:pPr>
-      <w:r>
-        <w:rPr>
-          <w:b w:val="0"/>
-        </w:rPr>
-        <w:t xml:space="preserve">3. This one example guarantees correct results for every future </w:t>
-      </w:r>
-      <w:r>
-        <w:rPr>
-          <w:b/>
-        </w:rPr>
-        <w:t>input</w:t>
-      </w:r>
-      <w:r>
-        <w:rPr>
-          <w:b w:val="0"/>
-        </w:rPr>
-        <w:t>.</w:t>
-      </w:r>
-    </w:p>
-    <w:p>
-      <w:pPr>
-        <w:pStyle w:val="Heading3"/>
-      </w:pPr>
-      <w:r>
-        <w:t>My selected conclusion, deciding fact and explanation</w:t>
-      </w:r>
-    </w:p>
-    <w:p>
-      <w:r>
-        <w:t>________________________________________________________________</w:t>
-      </w:r>
-    </w:p>
-    <w:p>
-      <w:r>
-        <w:t>________________________________________________________________</w:t>
-      </w:r>
-    </w:p>
-    <w:p>
-      <w:r>
-        <w:t>________________________________________________________________</w:t>
-      </w:r>
-    </w:p>
-    <w:p>
-      <w:r>
-        <w:t>________________________________________________________________</w:t>
-      </w:r>
-    </w:p>
-    <w:p>
-      <w:r>
-        <w:t>________________________________________________________________</w:t>
-      </w:r>
-    </w:p>
-    <w:p>
-      <w:pPr>
-        <w:pStyle w:val="Heading3"/>
-      </w:pPr>
-      <w:r>
-        <w:t>Hint · try first</w:t>
-      </w:r>
-    </w:p>
-    <w:p>
-      <w:pPr>
-        <w:spacing w:line="336" w:lineRule="auto" w:after="180"/>
-        <w:shd w:fill="F1F6F8"/>
-      </w:pPr>
-      <w:r>
-        <w:rPr>
-          <w:b w:val="0"/>
-        </w:rPr>
-        <w:t>Hint if needed: Use the changed condition and the deciding step in the pictorial trace. The answer must say what follows from those facts.</w:t>
-      </w:r>
-    </w:p>
-    <w:p>
-      <w:pPr>
-        <w:pStyle w:val="Heading3"/>
-      </w:pPr>
-      <w:r>
-        <w:t>Feedback · compare after trying</w:t>
-      </w:r>
-    </w:p>
-    <w:p>
-      <w:pPr>
-        <w:spacing w:line="336" w:lineRule="auto" w:after="180"/>
-        <w:shd w:fill="F1F6FC"/>
-      </w:pPr>
-      <w:r>
-        <w:rPr>
-          <w:b w:val="0"/>
-        </w:rPr>
-        <w:t>After your attempt, compare with the supported explanation: Mean remains4; this additional size does not improve the observed mean over20 plants.</w:t>
-      </w:r>
-    </w:p>
-    <w:p>
-      <w:pPr>
-        <w:spacing w:line="336" w:lineRule="auto" w:after="180"/>
-        <w:shd w:fill="F1F6FC"/>
-      </w:pPr>
-      <w:r>
-        <w:rPr>
-          <w:b/>
-        </w:rPr>
-        <w:t>Learning curve</w:t>
-      </w:r>
-      <w:r>
-        <w:rPr>
-          <w:b w:val="0"/>
-        </w:rPr>
-        <w:t>s are measured patterns, not a guarantee of improvement at every data size.</w:t>
-      </w:r>
-    </w:p>
-    <w:p>
-      <w:pPr>
-        <w:pStyle w:val="Heading3"/>
-      </w:pPr>
-      <w:r>
-        <w:t>Repair a missing building block</w:t>
-      </w:r>
-    </w:p>
-    <w:p>
-      <w:pPr>
-        <w:spacing w:line="336" w:lineRule="auto" w:after="180"/>
-      </w:pPr>
-      <w:r>
-        <w:rPr>
-          <w:b w:val="0"/>
-        </w:rPr>
-        <w:t>Review Over</w:t>
-      </w:r>
-      <w:r>
-        <w:rPr>
-          <w:b/>
-        </w:rPr>
-        <w:t>fitting</w:t>
-      </w:r>
-      <w:r>
-        <w:rPr>
-          <w:b w:val="0"/>
-        </w:rPr>
-        <w:t xml:space="preserve"> (ai-4/27). Goal: Compare </w:t>
-      </w:r>
-      <w:r>
-        <w:rPr>
-          <w:b/>
-        </w:rPr>
-        <w:t>training</w:t>
-      </w:r>
-      <w:r>
-        <w:rPr>
-          <w:b w:val="0"/>
-        </w:rPr>
-        <w:t xml:space="preserve"> and validation </w:t>
-      </w:r>
-      <w:r>
-        <w:rPr>
-          <w:b/>
-        </w:rPr>
-        <w:t>evidence</w:t>
-      </w:r>
-      <w:r>
-        <w:rPr>
-          <w:b w:val="0"/>
-        </w:rPr>
-        <w:t xml:space="preserve"> for model capacity. Short practice: Does100% </w:t>
-      </w:r>
-      <w:r>
-        <w:rPr>
-          <w:b/>
-        </w:rPr>
-        <w:t>training</w:t>
-      </w:r>
-      <w:r>
-        <w:rPr>
-          <w:b w:val="0"/>
-        </w:rPr>
-        <w:t xml:space="preserve"> accuracy prove Large was always best?</w:t>
-      </w:r>
-    </w:p>
-    <w:p>
-      <w:pPr>
-        <w:spacing w:line="336" w:lineRule="auto" w:after="180"/>
-      </w:pPr>
-      <w:r>
-        <w:rPr>
-          <w:b w:val="0"/>
-        </w:rPr>
-        <w:t xml:space="preserve">Point to the relevant step in the picture, then write the changed result and the rule or </w:t>
-      </w:r>
-      <w:r>
-        <w:rPr>
-          <w:b/>
-        </w:rPr>
-        <w:t>evidence</w:t>
-      </w:r>
-      <w:r>
-        <w:rPr>
-          <w:b w:val="0"/>
-        </w:rPr>
-        <w:t xml:space="preserve"> that supports it.. Return to this week and explain what you changed.</w:t>
-      </w:r>
-    </w:p>
-    <w:p>
-      <w:pPr>
-        <w:spacing w:line="336" w:lineRule="auto" w:after="180"/>
-      </w:pPr>
-      <w:r>
-        <w:rPr>
-          <w:b w:val="0"/>
-        </w:rPr>
-        <w:t>Review Metrics Match Consequences (ai-4/25). Goal: Apply a declared score threshold including equality. Short practice: Which labels determine the false-alarm count at threshold 0.4?</w:t>
-      </w:r>
-    </w:p>
-    <w:p>
-      <w:pPr>
-        <w:spacing w:line="336" w:lineRule="auto" w:after="180"/>
-      </w:pPr>
-      <w:r>
-        <w:rPr>
-          <w:b w:val="0"/>
-        </w:rPr>
-        <w:t xml:space="preserve">Point to the relevant step in the picture, then write the changed result and the rule or </w:t>
-      </w:r>
-      <w:r>
-        <w:rPr>
-          <w:b/>
-        </w:rPr>
-        <w:t>evidence</w:t>
-      </w:r>
-      <w:r>
-        <w:rPr>
-          <w:b w:val="0"/>
-        </w:rPr>
-        <w:t xml:space="preserve"> that supports it.. Return to this week and explain what you changed.</w:t>
-      </w:r>
-    </w:p>
-    <w:p>
-      <w:pPr>
-        <w:spacing w:line="336" w:lineRule="auto" w:after="180"/>
-      </w:pPr>
-      <w:r>
-        <w:rPr>
-          <w:b w:val="0"/>
-        </w:rPr>
-        <w:t xml:space="preserve">Review Train a Regression Model (ai-4/22). Goal: Fit a line from a declared </w:t>
-      </w:r>
-      <w:r>
-        <w:rPr>
-          <w:b/>
-        </w:rPr>
-        <w:t>training</w:t>
-      </w:r>
-      <w:r>
-        <w:rPr>
-          <w:b w:val="0"/>
-        </w:rPr>
-        <w:t xml:space="preserve"> candidate set. Short practice: May day3’s evaluation label choose the candidate line?</w:t>
-      </w:r>
-    </w:p>
-    <w:p>
-      <w:pPr>
-        <w:spacing w:line="336" w:lineRule="auto" w:after="180"/>
-      </w:pPr>
-      <w:r>
-        <w:rPr>
-          <w:b w:val="0"/>
-        </w:rPr>
-        <w:t xml:space="preserve">Point to the relevant step in the picture, then write the changed result and the rule or </w:t>
-      </w:r>
-      <w:r>
-        <w:rPr>
-          <w:b/>
-        </w:rPr>
-        <w:t>evidence</w:t>
-      </w:r>
-      <w:r>
-        <w:rPr>
-          <w:b w:val="0"/>
-        </w:rPr>
-        <w:t xml:space="preserve"> that supports it.. Return to this week and explain what you changed.</w:t>
-      </w:r>
-    </w:p>
-    <w:p>
-      <w:pPr>
-        <w:pStyle w:val="Heading3"/>
-      </w:pPr>
-      <w:r>
         <w:t>Keep your completed work</w:t>
       </w:r>
     </w:p>
     <w:p>
       <w:pPr>
-        <w:spacing w:line="336" w:lineRule="auto" w:after="180"/>
-      </w:pPr>
-      <w:r>
-        <w:rPr>
-          <w:b w:val="0"/>
-        </w:rPr>
-        <w:t xml:space="preserve">Use Download completed work in the hosted lesson to export your answers, reflections, practice feedback and code-run </w:t>
-      </w:r>
-      <w:r>
-        <w:rPr>
-          <w:b/>
-        </w:rPr>
-        <w:t>evidence</w:t>
-      </w:r>
-      <w:r>
-        <w:rPr>
-          <w:b w:val="0"/>
-        </w:rPr>
-        <w:t>. Open the HTML copy to read or print it.</w:t>
-      </w:r>
-    </w:p>
-    <w:p>
-      <w:pPr>
-        <w:spacing w:line="336" w:lineRule="auto" w:after="180"/>
-      </w:pPr>
-      <w:r>
-        <w:rPr>
-          <w:b w:val="0"/>
-        </w:rPr>
-        <w:t>Drafts stay in this browser when storage is available; clear drafts on a shared device.</w:t>
-      </w:r>
-    </w:p>
-    <w:p>
-      <w:pPr>
-        <w:pStyle w:val="Heading3"/>
-      </w:pPr>
-      <w:r>
-        <w:t>What I repaired, the evidence I kept and the next test</w:t>
-      </w:r>
-    </w:p>
-    <w:p>
-      <w:r>
-        <w:t>________________________________________________________________</w:t>
-      </w:r>
-    </w:p>
-    <w:p>
-      <w:r>
-        <w:t>________________________________________________________________</w:t>
-      </w:r>
-    </w:p>
-    <w:p>
-      <w:r>
-        <w:t>________________________________________________________________</w:t>
-      </w:r>
-    </w:p>
-    <w:p>
-      <w:r>
-        <w:t>________________________________________________________________</w:t>
-      </w:r>
-    </w:p>
-    <w:p>
-      <w:r>
-        <w:t>________________________________________________________________</w:t>
-      </w:r>
-    </w:p>
-    <w:p>
-      <w:pPr>
         <w:pStyle w:val="Heading1"/>
       </w:pPr>
       <w:r>
-        <w:t>21. Visual concept journey</w:t>
-      </w:r>
-    </w:p>
-    <w:p>
-      <w:r>
-        <w:t>Explain each Learning Curves picture from its labels, then record a relevant limit.</w:t>
-      </w:r>
-    </w:p>
-    <w:p>
-      <w:pPr>
-        <w:pStyle w:val="Heading3"/>
+        <w:t>21. Reference · Six-picture response sheets</w:t>
+      </w:r>
+    </w:p>
+    <w:p>
+      <w:r>
+        <w:t>Choose the relevant picture instead of repeating every task.</w:t>
+      </w:r>
+    </w:p>
+    <w:p>
+      <w:pPr>
+        <w:pStyle w:val="Heading2"/>
       </w:pPr>
       <w:r>
         <w:t>01. Learning Curves: the case</w:t>
@@ -3073,7 +2634,6 @@
     <w:p>
       <w:pPr>
         <w:spacing w:line="336" w:lineRule="auto" w:after="180"/>
-        <w:shd w:fill="F5F1FB"/>
       </w:pPr>
       <w:r>
         <w:rPr>
@@ -3112,7 +2672,7 @@
     </w:p>
     <w:p>
       <w:pPr>
-        <w:pStyle w:val="Heading3"/>
+        <w:pStyle w:val="Heading2"/>
       </w:pPr>
       <w:r>
         <w:t>02. Follow the deciding steps</w:t>
@@ -3228,7 +2788,6 @@
     <w:p>
       <w:pPr>
         <w:spacing w:line="336" w:lineRule="auto" w:after="180"/>
-        <w:shd w:fill="F5F1FB"/>
       </w:pPr>
       <w:r>
         <w:rPr>
@@ -3279,7 +2838,7 @@
     </w:p>
     <w:p>
       <w:pPr>
-        <w:pStyle w:val="Heading3"/>
+        <w:pStyle w:val="Heading2"/>
       </w:pPr>
       <w:r>
         <w:t>03. Learning curves and variability at a glance</w:t>
@@ -3425,7 +2984,6 @@
     <w:p>
       <w:pPr>
         <w:spacing w:line="336" w:lineRule="auto" w:after="180"/>
-        <w:shd w:fill="F5F1FB"/>
       </w:pPr>
       <w:r>
         <w:rPr>
@@ -3464,7 +3022,7 @@
     </w:p>
     <w:p>
       <w:pPr>
-        <w:pStyle w:val="Heading3"/>
+        <w:pStyle w:val="Heading2"/>
       </w:pPr>
       <w:r>
         <w:t>04. Change one thing. Trace what follows.</w:t>
@@ -3567,7 +3125,6 @@
     <w:p>
       <w:pPr>
         <w:spacing w:line="336" w:lineRule="auto" w:after="180"/>
-        <w:shd w:fill="F5F1FB"/>
       </w:pPr>
       <w:r>
         <w:rPr>
@@ -3606,7 +3163,7 @@
     </w:p>
     <w:p>
       <w:pPr>
-        <w:pStyle w:val="Heading3"/>
+        <w:pStyle w:val="Heading2"/>
       </w:pPr>
       <w:r>
         <w:t>05. Connect the explanation to its limit</w:t>
@@ -3720,7 +3277,6 @@
     <w:p>
       <w:pPr>
         <w:spacing w:line="336" w:lineRule="auto" w:after="180"/>
-        <w:shd w:fill="F5F1FB"/>
       </w:pPr>
       <w:r>
         <w:rPr>
@@ -3759,7 +3315,7 @@
     </w:p>
     <w:p>
       <w:pPr>
-        <w:pStyle w:val="Heading3"/>
+        <w:pStyle w:val="Heading2"/>
       </w:pPr>
       <w:r>
         <w:t>06. Make the idea visible in your project</w:t>
@@ -3873,7 +3429,6 @@
     <w:p>
       <w:pPr>
         <w:spacing w:line="336" w:lineRule="auto" w:after="180"/>
-        <w:shd w:fill="F5F1FB"/>
       </w:pPr>
       <w:r>
         <w:rPr>
@@ -3920,6 +3475,62 @@
     <w:p>
       <w:r>
         <w:t>________________________________________________________________</w:t>
+      </w:r>
+    </w:p>
+    <w:p>
+      <w:pPr>
+        <w:pStyle w:val="Heading2"/>
+      </w:pPr>
+      <w:r>
+        <w:t>Earlier wording, alternatives and picture transcripts · reference / check after trying</w:t>
+      </w:r>
+    </w:p>
+    <w:p>
+      <w:pPr>
+        <w:pStyle w:val="Heading3"/>
+      </w:pPr>
+      <w:r>
+        <w:t>01. Learning Curves: the case</w:t>
+      </w:r>
+    </w:p>
+    <w:p>
+      <w:pPr>
+        <w:pStyle w:val="Heading3"/>
+      </w:pPr>
+      <w:r>
+        <w:t>02. Follow the deciding steps</w:t>
+      </w:r>
+    </w:p>
+    <w:p>
+      <w:pPr>
+        <w:pStyle w:val="Heading3"/>
+      </w:pPr>
+      <w:r>
+        <w:t>03. Learning curves and variability at a glance</w:t>
+      </w:r>
+    </w:p>
+    <w:p>
+      <w:pPr>
+        <w:pStyle w:val="Heading3"/>
+      </w:pPr>
+      <w:r>
+        <w:t>04. Change one thing. Trace what follows.</w:t>
+      </w:r>
+    </w:p>
+    <w:p>
+      <w:pPr>
+        <w:pStyle w:val="Heading3"/>
+      </w:pPr>
+      <w:r>
+        <w:t>05. Connect the explanation to its limit</w:t>
+      </w:r>
+    </w:p>
+    <w:p>
+      <w:pPr>
+        <w:pStyle w:val="Heading3"/>
+      </w:pPr>
+      <w:r>
+        <w:t>06. Make the idea visible in your project</w:t>
       </w:r>
     </w:p>
     <w:sectPr>
